--- a/zht/docx/010.content.docx
+++ b/zht/docx/010.content.docx
@@ -150,26 +150,6 @@
           <w:lang w:val="zh_TW" w:bidi="zh_TW"/>
         </w:rPr>
         <w:t>bing</w:t>
-      </w:r>
-      <w:r>
-        <w:rPr>
-          <w:lang w:val="zh_TW" w:bidi="zh_TW"/>
-        </w:rPr>
-      </w:r>
-    </w:p>
-    <w:p>
-      <w:pPr/>
-      <w:r>
-        <w:rPr>
-          <w:lang w:val="zh_TW" w:bidi="zh_TW"/>
-        </w:rPr>
-      </w:r>
-      <w:r>
-        <w:rPr>
-          <w:i/>
-          <w:lang w:val="zh_TW" w:bidi="zh_TW"/>
-        </w:rPr>
-        <w:t>餅</w:t>
       </w:r>
       <w:r>
         <w:rPr>

--- a/zht/docx/010.content.docx
+++ b/zht/docx/010.content.docx
@@ -19,7 +19,7 @@
         <w:rPr>
           <w:lang w:val="zh_TW" w:bidi="zh_TW"/>
         </w:rPr>
-        <w:t>Resource: 聖經詞典 (Tyndale)</w:t>
+        <w:t>Resource: Tyndale Open Bible Dictionary</w:t>
       </w:r>
       <w:r>
         <w:rPr>
@@ -112,7 +112,7 @@
         <w:rPr>
           <w:lang w:val="zh_TW" w:bidi="zh_TW"/>
         </w:rPr>
-        <w:t>聖經詞典 (Tyndale)</w:t>
+        <w:t>Tyndale Open Bible Dictionary</w:t>
       </w:r>
     </w:p>
     <w:p>

--- a/zht/docx/010.content.docx
+++ b/zht/docx/010.content.docx
@@ -149,7 +149,7 @@
         <w:rPr>
           <w:lang w:val="zh_TW" w:bidi="zh_TW"/>
         </w:rPr>
-        <w:t>bing</w:t>
+        <w:t>bian</w:t>
       </w:r>
       <w:r>
         <w:rPr>
@@ -212,7 +212,7 @@
         <w:rPr>
           <w:lang w:val="zh_TW" w:bidi="zh_TW"/>
         </w:rPr>
-        <w:t>餅</w:t>
+        <w:t>便‧亞米</w:t>
       </w:r>
       <w:r>
         <w:rPr>
@@ -231,18 +231,25 @@
         <w:rPr>
           <w:lang w:val="zh_TW" w:bidi="zh_TW"/>
         </w:rPr>
-        <w:t>由穀物的麵粉或粉料揉製麵團後所製成的食物。</w:t>
-      </w:r>
-    </w:p>
-    <w:p>
-      <w:pPr>
-        <w:pStyle w:val="Heading3"/>
-      </w:pPr>
-      <w:r>
-        <w:rPr>
-          <w:lang w:val="zh_TW" w:bidi="zh_TW"/>
-        </w:rPr>
-        <w:t>用於製作餅的種子種類</w:t>
+        <w:t>羅得與他的小女兒所生的兒子。羅得與大女兒同樣發生了不倫關係，生了一個兒子，名叫摩押。這兩個兒子分別是亞捫人與摩押人的先祖（</w:t>
+      </w:r>
+      <w:hyperlink r:id="rId13">
+        <w:r>
+          <w:rPr>
+            <w:lang w:val="zh_TW" w:bidi="zh_TW"/>
+          </w:rPr>
+          <w:rPr>
+            <w:color w:val="0000EE"/>
+            <w:u w:val="single"/>
+          </w:rPr>
+          <w:t>創19:38</w:t>
+        </w:r>
+      </w:hyperlink>
+      <w:r>
+        <w:rPr>
+          <w:lang w:val="zh_TW" w:bidi="zh_TW"/>
+        </w:rPr>
+        <w:t>）。</w:t>
       </w:r>
     </w:p>
     <w:p>
@@ -256,18 +263,97 @@
         <w:rPr>
           <w:lang w:val="zh_TW" w:bidi="zh_TW"/>
         </w:rPr>
-        <w:t>聖經提到小麥、大麥、粗麥、豆子、紅豆、小米和嗎哪被用來製作餅。</w:t>
-      </w:r>
-    </w:p>
-    <w:p>
-      <w:pPr>
-        <w:pStyle w:val="Heading4"/>
-      </w:pPr>
-      <w:r>
-        <w:rPr>
-          <w:lang w:val="zh_TW" w:bidi="zh_TW"/>
-        </w:rPr>
-        <w:t>小麥</w:t>
+        <w:t>羅得本可以分得神給亞伯拉罕的應許（</w:t>
+      </w:r>
+      <w:hyperlink r:id="rId14">
+        <w:r>
+          <w:rPr>
+            <w:lang w:val="zh_TW" w:bidi="zh_TW"/>
+          </w:rPr>
+          <w:rPr>
+            <w:color w:val="0000EE"/>
+            <w:u w:val="single"/>
+          </w:rPr>
+          <w:t>創11:31</w:t>
+        </w:r>
+      </w:hyperlink>
+      <w:r>
+        <w:rPr>
+          <w:lang w:val="zh_TW" w:bidi="zh_TW"/>
+        </w:rPr>
+        <w:t>，</w:t>
+      </w:r>
+      <w:hyperlink r:id="rId15">
+        <w:r>
+          <w:rPr>
+            <w:lang w:val="zh_TW" w:bidi="zh_TW"/>
+          </w:rPr>
+          <w:rPr>
+            <w:color w:val="0000EE"/>
+            <w:u w:val="single"/>
+          </w:rPr>
+          <w:t>12:1–4</w:t>
+        </w:r>
+      </w:hyperlink>
+      <w:r>
+        <w:rPr>
+          <w:lang w:val="zh_TW" w:bidi="zh_TW"/>
+        </w:rPr>
+        <w:t>），但他偏行己路（</w:t>
+      </w:r>
+      <w:hyperlink r:id="rId16">
+        <w:r>
+          <w:rPr>
+            <w:lang w:val="zh_TW" w:bidi="zh_TW"/>
+          </w:rPr>
+          <w:rPr>
+            <w:color w:val="0000EE"/>
+            <w:u w:val="single"/>
+          </w:rPr>
+          <w:t>13:2–12</w:t>
+        </w:r>
+      </w:hyperlink>
+      <w:r>
+        <w:rPr>
+          <w:lang w:val="zh_TW" w:bidi="zh_TW"/>
+        </w:rPr>
+        <w:t>），也沒有信靠耶和華（</w:t>
+      </w:r>
+      <w:hyperlink r:id="rId17">
+        <w:r>
+          <w:rPr>
+            <w:lang w:val="zh_TW" w:bidi="zh_TW"/>
+          </w:rPr>
+          <w:rPr>
+            <w:color w:val="0000EE"/>
+            <w:u w:val="single"/>
+          </w:rPr>
+          <w:t>19:15–23</w:t>
+        </w:r>
+      </w:hyperlink>
+      <w:r>
+        <w:rPr>
+          <w:lang w:val="zh_TW" w:bidi="zh_TW"/>
+        </w:rPr>
+        <w:t>）。然而，以色列人因著羅得與亞伯拉罕的關係，仍然尊重羅得的後裔，即使亞捫人與摩押人有時是以色列的強敵（</w:t>
+      </w:r>
+      <w:hyperlink r:id="rId18">
+        <w:r>
+          <w:rPr>
+            <w:lang w:val="zh_TW" w:bidi="zh_TW"/>
+          </w:rPr>
+          <w:rPr>
+            <w:color w:val="0000EE"/>
+            <w:u w:val="single"/>
+          </w:rPr>
+          <w:t>代下20:1–12</w:t>
+        </w:r>
+      </w:hyperlink>
+      <w:r>
+        <w:rPr>
+          <w:lang w:val="zh_TW" w:bidi="zh_TW"/>
+        </w:rPr>
+        <w:t>）。</w:t>
       </w:r>
     </w:p>
     <w:p>
@@ -279,33 +365,32 @@
       </w:r>
       <w:r>
         <w:rPr>
-          <w:lang w:val="zh_TW" w:bidi="zh_TW"/>
-        </w:rPr>
-        <w:t>聖經經常提到小麥（舊約中四個相關的希伯來文詞語共出現約48次，新約中一個相關的希臘文詞語出現14次）。硬冬小麥</w:t>
-      </w:r>
-      <w:r>
-        <w:rPr>
           <w:i/>
           <w:lang w:val="zh_TW" w:bidi="zh_TW"/>
         </w:rPr>
-        <w:t>（Triticum aestivuum）</w:t>
-      </w:r>
-      <w:r>
-        <w:rPr>
-          <w:lang w:val="zh_TW" w:bidi="zh_TW"/>
-        </w:rPr>
-        <w:t>是巴勒斯坦農民最常種植的穀物，至今仍在秋季播種，次年夏季收割。</w:t>
-      </w:r>
-    </w:p>
-    <w:p>
-      <w:pPr>
-        <w:pStyle w:val="Heading4"/>
-      </w:pPr>
-      <w:r>
-        <w:rPr>
-          <w:lang w:val="zh_TW" w:bidi="zh_TW"/>
-        </w:rPr>
-        <w:t>大麥</w:t>
+        <w:t>另見</w:t>
+      </w:r>
+      <w:r>
+        <w:rPr>
+          <w:lang w:val="zh_TW" w:bidi="zh_TW"/>
+        </w:rPr>
+        <w:t>亞捫，亞捫人</w:t>
+      </w:r>
+      <w:r>
+        <w:rPr>
+          <w:lang w:val="zh_TW" w:bidi="zh_TW"/>
+        </w:rPr>
+        <w:t>。</w:t>
+      </w:r>
+      <w:r>
+        <w:rPr>
+          <w:lang w:val="zh_TW" w:bidi="zh_TW"/>
+        </w:rPr>
+      </w:r>
+      <w:r>
+        <w:rPr>
+          <w:lang w:val="zh_TW" w:bidi="zh_TW"/>
+        </w:rPr>
       </w:r>
     </w:p>
     <w:p>
@@ -315,136 +400,21 @@
           <w:lang w:val="zh_TW" w:bidi="zh_TW"/>
         </w:rPr>
       </w:r>
-      <w:r>
-        <w:rPr>
-          <w:lang w:val="zh_TW" w:bidi="zh_TW"/>
-        </w:rPr>
-        <w:t>大麥比小麥成熟得更快，產量也更高。埃及發生冰雹災禍時，毀壞了已成熟的大麥，而當時小麥和粗麥尚未成熟（</w:t>
-      </w:r>
-      <w:hyperlink r:id="rId13">
-        <w:r>
-          <w:rPr>
-            <w:lang w:val="zh_TW" w:bidi="zh_TW"/>
-          </w:rPr>
-          <w:rPr>
-            <w:color w:val="0000EE"/>
-            <w:u w:val="single"/>
-          </w:rPr>
-          <w:t>出9:31–32</w:t>
-        </w:r>
-      </w:hyperlink>
-      <w:r>
-        <w:rPr>
-          <w:lang w:val="zh_TW" w:bidi="zh_TW"/>
-        </w:rPr>
-        <w:t>）。舊約中32次提到大麥。在饑荒時期，大麥也能夠生長（</w:t>
-      </w:r>
-      <w:hyperlink r:id="rId14">
-        <w:r>
-          <w:rPr>
-            <w:lang w:val="zh_TW" w:bidi="zh_TW"/>
-          </w:rPr>
-          <w:rPr>
-            <w:color w:val="0000EE"/>
-            <w:u w:val="single"/>
-          </w:rPr>
-          <w:t>得1:22，</w:t>
-        </w:r>
-      </w:hyperlink>
-      <w:hyperlink r:id="rId15">
-        <w:r>
-          <w:rPr>
-            <w:lang w:val="zh_TW" w:bidi="zh_TW"/>
-          </w:rPr>
-          <w:rPr>
-            <w:color w:val="0000EE"/>
-            <w:u w:val="single"/>
-          </w:rPr>
-          <w:t>2:17、23，</w:t>
-        </w:r>
-      </w:hyperlink>
-      <w:hyperlink r:id="rId16">
-        <w:r>
-          <w:rPr>
-            <w:lang w:val="zh_TW" w:bidi="zh_TW"/>
-          </w:rPr>
-          <w:rPr>
-            <w:color w:val="0000EE"/>
-            <w:u w:val="single"/>
-          </w:rPr>
-          <w:t>3:2、15、17</w:t>
-        </w:r>
-      </w:hyperlink>
-      <w:r>
-        <w:rPr>
-          <w:lang w:val="zh_TW" w:bidi="zh_TW"/>
-        </w:rPr>
-        <w:t>），並且比小麥賣得便宜（</w:t>
-      </w:r>
-      <w:hyperlink r:id="rId17">
-        <w:r>
-          <w:rPr>
-            <w:lang w:val="zh_TW" w:bidi="zh_TW"/>
-          </w:rPr>
-          <w:rPr>
-            <w:color w:val="0000EE"/>
-            <w:u w:val="single"/>
-          </w:rPr>
-          <w:t>王下7:1、16</w:t>
-        </w:r>
-      </w:hyperlink>
-      <w:r>
-        <w:rPr>
-          <w:lang w:val="zh_TW" w:bidi="zh_TW"/>
-        </w:rPr>
-        <w:t>）。貧窮的人以大麥為食。那個將午餐給耶穌用以餵飽五千人的男孩帶的是大麥餅（</w:t>
-      </w:r>
-      <w:hyperlink r:id="rId18">
-        <w:r>
-          <w:rPr>
-            <w:lang w:val="zh_TW" w:bidi="zh_TW"/>
-          </w:rPr>
-          <w:rPr>
-            <w:color w:val="0000EE"/>
-            <w:u w:val="single"/>
-          </w:rPr>
-          <w:t>約6:9、13</w:t>
-        </w:r>
-      </w:hyperlink>
-      <w:r>
-        <w:rPr>
-          <w:lang w:val="zh_TW" w:bidi="zh_TW"/>
-        </w:rPr>
-        <w:t>）。巴勒斯坦人用大麥餵養牲畜（</w:t>
-      </w:r>
-      <w:hyperlink r:id="rId19">
-        <w:r>
-          <w:rPr>
-            <w:lang w:val="zh_TW" w:bidi="zh_TW"/>
-          </w:rPr>
-          <w:rPr>
-            <w:color w:val="0000EE"/>
-            <w:u w:val="single"/>
-          </w:rPr>
-          <w:t>王上4:28</w:t>
-        </w:r>
-      </w:hyperlink>
-      <w:r>
-        <w:rPr>
-          <w:lang w:val="zh_TW" w:bidi="zh_TW"/>
-        </w:rPr>
-        <w:t>）。大麥穗的外殼較大，且帶有長長的毛刺（因此希伯來文名稱的意思是「長毛」），使得分離穀殼更困難。由於大麥粉中的雜質可能較多，加上不及小麥美味，因此大麥價格更低。</w:t>
-      </w:r>
     </w:p>
     <w:p>
       <w:pPr>
-        <w:pStyle w:val="Heading4"/>
-      </w:pPr>
-      <w:r>
-        <w:rPr>
-          <w:lang w:val="zh_TW" w:bidi="zh_TW"/>
-        </w:rPr>
-        <w:t>粗麥</w:t>
+        <w:pStyle w:val="Heading2"/>
+      </w:pPr>
+      <w:r>
+        <w:rPr>
+          <w:lang w:val="zh_TW" w:bidi="zh_TW"/>
+        </w:rPr>
+        <w:t>變像</w:t>
+      </w:r>
+      <w:r>
+        <w:rPr>
+          <w:lang w:val="zh_TW" w:bidi="zh_TW"/>
+        </w:rPr>
       </w:r>
     </w:p>
     <w:p>
@@ -458,7 +428,25 @@
         <w:rPr>
           <w:lang w:val="zh_TW" w:bidi="zh_TW"/>
         </w:rPr>
-        <w:t>「粗麥」翻譯自希伯來文，在不同英文譯本中譯為「野豌豆（vetch）」、「葫蘆籽（fitches）」或「斯佩耳特小麥（spelt）」（</w:t>
+        <w:t>耶穌在地上工作時所發生的事件，記載於新約的四處經文中（</w:t>
+      </w:r>
+      <w:hyperlink r:id="rId19">
+        <w:r>
+          <w:rPr>
+            <w:lang w:val="zh_TW" w:bidi="zh_TW"/>
+          </w:rPr>
+          <w:rPr>
+            <w:color w:val="0000EE"/>
+            <w:u w:val="single"/>
+          </w:rPr>
+          <w:t>太17:1–8</w:t>
+        </w:r>
+      </w:hyperlink>
+      <w:r>
+        <w:rPr>
+          <w:lang w:val="zh_TW" w:bidi="zh_TW"/>
+        </w:rPr>
+        <w:t>；</w:t>
       </w:r>
       <w:hyperlink r:id="rId20">
         <w:r>
@@ -469,7 +457,7 @@
             <w:color w:val="0000EE"/>
             <w:u w:val="single"/>
           </w:rPr>
-          <w:t>出9:32</w:t>
+          <w:t>可9:2–8</w:t>
         </w:r>
       </w:hyperlink>
       <w:r>
@@ -487,7 +475,7 @@
             <w:color w:val="0000EE"/>
             <w:u w:val="single"/>
           </w:rPr>
-          <w:t>賽28:25</w:t>
+          <w:t>路9:28–36</w:t>
         </w:r>
       </w:hyperlink>
       <w:r>
@@ -505,79 +493,25 @@
             <w:color w:val="0000EE"/>
             <w:u w:val="single"/>
           </w:rPr>
-          <w:t>結4:9</w:t>
+          <w:t>彼後1:16–18</w:t>
         </w:r>
       </w:hyperlink>
       <w:r>
         <w:rPr>
           <w:lang w:val="zh_TW" w:bidi="zh_TW"/>
         </w:rPr>
-        <w:t>）。粗麥是一種耐寒的草，即使在貧瘠的土壤上也能生長出穀物。粗麥餅普及於北歐及在某種程度上流行於埃及（</w:t>
-      </w:r>
-      <w:hyperlink r:id="rId20">
-        <w:r>
-          <w:rPr>
-            <w:lang w:val="zh_TW" w:bidi="zh_TW"/>
-          </w:rPr>
-          <w:rPr>
-            <w:color w:val="0000EE"/>
-            <w:u w:val="single"/>
-          </w:rPr>
-          <w:t>出9:32</w:t>
-        </w:r>
-      </w:hyperlink>
-      <w:r>
-        <w:rPr>
-          <w:lang w:val="zh_TW" w:bidi="zh_TW"/>
-        </w:rPr>
-        <w:t>）。</w:t>
-      </w:r>
-      <w:hyperlink r:id="rId23">
-        <w:r>
-          <w:rPr>
-            <w:lang w:val="zh_TW" w:bidi="zh_TW"/>
-          </w:rPr>
-          <w:rPr>
-            <w:color w:val="0000EE"/>
-            <w:u w:val="single"/>
-          </w:rPr>
-          <w:t>以賽亞書二十八章24至28節</w:t>
-        </w:r>
-      </w:hyperlink>
-      <w:r>
-        <w:rPr>
-          <w:lang w:val="zh_TW" w:bidi="zh_TW"/>
-        </w:rPr>
-        <w:t>總結了農民在種植各種種子和打穀的工作。猶太人偶爾用粗麥製作麵包（</w:t>
-      </w:r>
-      <w:hyperlink r:id="rId22">
-        <w:r>
-          <w:rPr>
-            <w:lang w:val="zh_TW" w:bidi="zh_TW"/>
-          </w:rPr>
-          <w:rPr>
-            <w:color w:val="0000EE"/>
-            <w:u w:val="single"/>
-          </w:rPr>
-          <w:t>結4:9</w:t>
-        </w:r>
-      </w:hyperlink>
-      <w:r>
-        <w:rPr>
-          <w:lang w:val="zh_TW" w:bidi="zh_TW"/>
-        </w:rPr>
-        <w:t>），但通常用來餵養牲畜。</w:t>
+        <w:t>），在這事件裡，耶穌榮耀地顯現在三位門徒面前：雅各、彼得和約翰。</w:t>
       </w:r>
     </w:p>
     <w:p>
       <w:pPr>
-        <w:pStyle w:val="Heading4"/>
-      </w:pPr>
-      <w:r>
-        <w:rPr>
-          <w:lang w:val="zh_TW" w:bidi="zh_TW"/>
-        </w:rPr>
-        <w:t>其它種子</w:t>
+        <w:pStyle w:val="Heading3"/>
+      </w:pPr>
+      <w:r>
+        <w:rPr>
+          <w:lang w:val="zh_TW" w:bidi="zh_TW"/>
+        </w:rPr>
+        <w:t>事件發生的地點</w:t>
       </w:r>
     </w:p>
     <w:p>
@@ -591,9 +525,9 @@
         <w:rPr>
           <w:lang w:val="zh_TW" w:bidi="zh_TW"/>
         </w:rPr>
-        <w:t>豆子、紅豆和小米被磨碎後，與小麥、大麥和粗麥混合製成餅（</w:t>
-      </w:r>
-      <w:hyperlink r:id="rId22">
+        <w:t>新約聖經中並未明確指出變像的確切地點。</w:t>
+      </w:r>
+      <w:hyperlink r:id="rId23">
         <w:r>
           <w:rPr>
             <w:lang w:val="zh_TW" w:bidi="zh_TW"/>
@@ -602,25 +536,43 @@
             <w:color w:val="0000EE"/>
             <w:u w:val="single"/>
           </w:rPr>
-          <w:t>結4:9</w:t>
+          <w:t>馬太福音十七章1節</w:t>
         </w:r>
       </w:hyperlink>
       <w:r>
         <w:rPr>
           <w:lang w:val="zh_TW" w:bidi="zh_TW"/>
         </w:rPr>
-        <w:t>）。先知以西結食用這種混合的食物，作為猶太人在被擄到外邦人中時所吃的「不潔淨的食物」的象徵。</w:t>
+        <w:t>和</w:t>
+      </w:r>
+      <w:hyperlink r:id="rId24">
+        <w:r>
+          <w:rPr>
+            <w:lang w:val="zh_TW" w:bidi="zh_TW"/>
+          </w:rPr>
+          <w:rPr>
+            <w:color w:val="0000EE"/>
+            <w:u w:val="single"/>
+          </w:rPr>
+          <w:t>馬可福音九章2節</w:t>
+        </w:r>
+      </w:hyperlink>
+      <w:r>
+        <w:rPr>
+          <w:lang w:val="zh_TW" w:bidi="zh_TW"/>
+        </w:rPr>
+        <w:t>僅僅說它發生在一座「高山」上。是哪座山有各種不同的說法，傳統認為變像事件發生在他泊山，這是一座位於以斯得倫（Esdraelon）平原上的圓形山，距加利利海西南方約10英里（16.1公里）處。然而，這個建議的地點存在兩個主要問題。首先，他泊山的海拔不到2000英尺（609.6米），稱它為「高山」不太合理。其次，在耶穌的時代，羅馬駐軍駐紮在他泊山，因此耶穌不太可能與門徒一起步行登上這座山。另一個建議是迦密山，它位於海岸上，但似乎偏離耶穌在凱撒利亞腓立比事件後的主要行程路線。第三個建議是黑門山，這座山高達9000英尺（2,743.2米），距離凱撒利亞腓立比約12英里（19.3公里）。黑門山確實是一座高山，且地處靠近凱撒利亞腓立比。</w:t>
       </w:r>
     </w:p>
     <w:p>
       <w:pPr>
-        <w:pStyle w:val="Heading4"/>
-      </w:pPr>
-      <w:r>
-        <w:rPr>
-          <w:lang w:val="zh_TW" w:bidi="zh_TW"/>
-        </w:rPr>
-        <w:t>嗎哪</w:t>
+        <w:pStyle w:val="Heading3"/>
+      </w:pPr>
+      <w:r>
+        <w:rPr>
+          <w:lang w:val="zh_TW" w:bidi="zh_TW"/>
+        </w:rPr>
+        <w:t>事件的過程</w:t>
       </w:r>
     </w:p>
     <w:p>
@@ -630,7 +582,13 @@
           <w:lang w:val="zh_TW" w:bidi="zh_TW"/>
         </w:rPr>
       </w:r>
-      <w:hyperlink r:id="rId24">
+      <w:r>
+        <w:rPr>
+          <w:lang w:val="zh_TW" w:bidi="zh_TW"/>
+        </w:rPr>
+        <w:t>在凱撒利亞腓立比事件發生六天後，耶穌帶著彼得、雅各和約翰到一座高山上與祂獨處。就像在其它幾次的場合中，只有這三位門徒陪伴耶穌（參</w:t>
+      </w:r>
+      <w:hyperlink r:id="rId25">
         <w:r>
           <w:rPr>
             <w:lang w:val="zh_TW" w:bidi="zh_TW"/>
@@ -639,16 +597,16 @@
             <w:color w:val="0000EE"/>
             <w:u w:val="single"/>
           </w:rPr>
-          <w:t>民數記十一章8節</w:t>
+          <w:t>可5:35–43</w:t>
         </w:r>
       </w:hyperlink>
       <w:r>
         <w:rPr>
           <w:lang w:val="zh_TW" w:bidi="zh_TW"/>
         </w:rPr>
-        <w:t>告訴我們，百姓用磨將嗎哪磨碎，或用臼搗碎，然後在鍋中烤成餅。然而，神稱嗎哪為原本的餅（見</w:t>
-      </w:r>
-      <w:hyperlink r:id="rId25">
+        <w:t>，</w:t>
+      </w:r>
+      <w:hyperlink r:id="rId26">
         <w:r>
           <w:rPr>
             <w:lang w:val="zh_TW" w:bidi="zh_TW"/>
@@ -657,16 +615,38 @@
             <w:color w:val="0000EE"/>
             <w:u w:val="single"/>
           </w:rPr>
-          <w:t>出16:4–32</w:t>
+          <w:t>14:32–42</w:t>
         </w:r>
       </w:hyperlink>
       <w:r>
         <w:rPr>
           <w:lang w:val="zh_TW" w:bidi="zh_TW"/>
         </w:rPr>
-        <w:t>）。它看起來像芫荽籽（</w:t>
-      </w:r>
-      <w:hyperlink r:id="rId26">
+        <w:t>）。根據福音書的記載，登山變像時發生了三件事情：</w:t>
+      </w:r>
+    </w:p>
+    <w:p>
+      <w:pPr>
+        <w:pStyle w:val="ListNumber"/>
+        <w:numPr>
+          <w:ilvl w:val="0"/>
+          <w:numId w:val="14"/>
+        </w:numPr>
+        <w:spacing w:line="240" w:lineRule="auto"/>
+        <w:ind w:left="720"/>
+      </w:pPr>
+      <w:r>
+        <w:rPr>
+          <w:lang w:val="zh_TW" w:bidi="zh_TW"/>
+        </w:rPr>
+      </w:r>
+      <w:r>
+        <w:rPr>
+          <w:lang w:val="zh_TW" w:bidi="zh_TW"/>
+        </w:rPr>
+        <w:t>「變了形像」。各福音書都記載了耶穌發生了一種非凡的變化。耶穌的形象變得光輝，「臉面明亮如日頭，衣裳潔白如光」（</w:t>
+      </w:r>
+      <w:hyperlink r:id="rId27">
         <w:r>
           <w:rPr>
             <w:lang w:val="zh_TW" w:bidi="zh_TW"/>
@@ -675,16 +655,47 @@
             <w:color w:val="0000EE"/>
             <w:u w:val="single"/>
           </w:rPr>
-          <w:t>出16:31</w:t>
+          <w:t>太17:2</w:t>
         </w:r>
       </w:hyperlink>
       <w:r>
         <w:rPr>
           <w:lang w:val="zh_TW" w:bidi="zh_TW"/>
         </w:rPr>
-        <w:t>；</w:t>
-      </w:r>
-      <w:hyperlink r:id="rId27">
+        <w:t>）。馬太福音和馬可福音用希臘文的動詞</w:t>
+      </w:r>
+      <w:r>
+        <w:rPr>
+          <w:i/>
+          <w:lang w:val="zh_TW" w:bidi="zh_TW"/>
+        </w:rPr>
+        <w:t>metamorphoeo</w:t>
+      </w:r>
+      <w:r>
+        <w:rPr>
+          <w:lang w:val="zh_TW" w:bidi="zh_TW"/>
+        </w:rPr>
+        <w:t>（變形）來描述這一變化，這詞根與英文metamorphosis（變形）相同，表示這是一種巨大的變化。</w:t>
+      </w:r>
+    </w:p>
+    <w:p>
+      <w:pPr>
+        <w:pStyle w:val="ListNumber"/>
+        <w:spacing w:line="240" w:lineRule="auto"/>
+        <w:ind w:left="720"/>
+      </w:pPr>
+      <w:r>
+        <w:rPr>
+          <w:lang w:val="zh_TW" w:bidi="zh_TW"/>
+        </w:rPr>
+      </w:r>
+      <w:r>
+        <w:rPr>
+          <w:lang w:val="zh_TW" w:bidi="zh_TW"/>
+        </w:rPr>
+        <w:t>摩西和以利亞出現並與耶穌交談。這兩位代表律法和先知的人被描述為與耶穌談論祂的「去世（exodus）」或離開（</w:t>
+      </w:r>
+      <w:hyperlink r:id="rId28">
         <w:r>
           <w:rPr>
             <w:lang w:val="zh_TW" w:bidi="zh_TW"/>
@@ -693,14 +704,14 @@
             <w:color w:val="0000EE"/>
             <w:u w:val="single"/>
           </w:rPr>
-          <w:t>民11:7</w:t>
+          <w:t>路9:31</w:t>
         </w:r>
       </w:hyperlink>
       <w:r>
         <w:rPr>
           <w:lang w:val="zh_TW" w:bidi="zh_TW"/>
         </w:rPr>
-        <w:t>）；因此，這些淡白色的顆粒比小麥更小。希伯來人抱怨他們沒有餅，甚至厭惡「這淡薄的食物」（</w:t>
+        <w:t>）。在</w:t>
       </w:r>
       <w:hyperlink r:id="rId28">
         <w:r>
@@ -711,14 +722,32 @@
             <w:color w:val="0000EE"/>
             <w:u w:val="single"/>
           </w:rPr>
-          <w:t>民21:5</w:t>
+          <w:t>路加福音九章31節</w:t>
         </w:r>
       </w:hyperlink>
       <w:r>
         <w:rPr>
           <w:lang w:val="zh_TW" w:bidi="zh_TW"/>
         </w:rPr>
-        <w:t>）。詩篇作者稱它為「大能者的食物」（</w:t>
+        <w:t>中用來描述耶穌「去世」（或死亡）的術語相當不尋常，顯示出這不是一場悲劇或失敗，而是一場得勝的旅程。</w:t>
+      </w:r>
+    </w:p>
+    <w:p>
+      <w:pPr>
+        <w:pStyle w:val="ListNumber"/>
+        <w:spacing w:line="240" w:lineRule="auto"/>
+        <w:ind w:left="720"/>
+      </w:pPr>
+      <w:r>
+        <w:rPr>
+          <w:lang w:val="zh_TW" w:bidi="zh_TW"/>
+        </w:rPr>
+      </w:r>
+      <w:r>
+        <w:rPr>
+          <w:lang w:val="zh_TW" w:bidi="zh_TW"/>
+        </w:rPr>
+        <w:t>彼得說這對三個門徒來說是好事，他們能夠在場見證這一切，並且建議他們建造三個棚子，之後，有聲音從天上說：「這是我的愛子，你們要聽他」（</w:t>
       </w:r>
       <w:hyperlink r:id="rId29">
         <w:r>
@@ -729,14 +758,14 @@
             <w:color w:val="0000EE"/>
             <w:u w:val="single"/>
           </w:rPr>
-          <w:t>詩78:25</w:t>
+          <w:t>可9:7</w:t>
         </w:r>
       </w:hyperlink>
       <w:r>
         <w:rPr>
           <w:lang w:val="zh_TW" w:bidi="zh_TW"/>
         </w:rPr>
-        <w:t>）。</w:t>
+        <w:t>）。這句話顯然是在責備彼得，因為他把耶穌放在與摩西和以利亞同等的地位。建造三個棚子（摩西一個，以利亞一個，耶穌一個）就如同忽視耶穌真正的身份，天上的聲音指出了彼得的錯誤。這個責備，必須與彼得幾天前在凱撒利亞腓立比所說的話聯繫起來理解。彼得難道已經忘記了他剛剛對耶穌說的「你是基督，是永生神的兒子」嗎？</w:t>
       </w:r>
     </w:p>
     <w:p>
@@ -747,7 +776,7 @@
         <w:rPr>
           <w:lang w:val="zh_TW" w:bidi="zh_TW"/>
         </w:rPr>
-        <w:t>製作餅所用的器具</w:t>
+        <w:t>事件的意義</w:t>
       </w:r>
     </w:p>
     <w:p>
@@ -761,30 +790,133 @@
         <w:rPr>
           <w:lang w:val="zh_TW" w:bidi="zh_TW"/>
         </w:rPr>
-        <w:t>埃及馬斯塔巴墓（</w:t>
-      </w:r>
-      <w:r>
-        <w:rPr>
-          <w:lang w:val="zh_TW" w:bidi="zh_TW"/>
-        </w:rPr>
-        <w:t>mastaba tombs</w:t>
-      </w:r>
-      <w:r>
-        <w:rPr>
-          <w:lang w:val="zh_TW" w:bidi="zh_TW"/>
-        </w:rPr>
-        <w:t>）中的淺浮雕（bas-reliefs ）展示了古代近東烘焙坊使用的大部分器具。</w:t>
-      </w:r>
-    </w:p>
-    <w:p>
-      <w:pPr>
-        <w:pStyle w:val="Heading4"/>
-      </w:pPr>
-      <w:r>
-        <w:rPr>
-          <w:lang w:val="zh_TW" w:bidi="zh_TW"/>
-        </w:rPr>
-        <w:t>篩子</w:t>
+        <w:t>要理解變像事件的意義，必須將耶穌變像時天上的聲音，與耶穌受洗時天上的聲音作對比。在耶穌受洗時，</w:t>
+      </w:r>
+      <w:hyperlink r:id="rId30">
+        <w:r>
+          <w:rPr>
+            <w:lang w:val="zh_TW" w:bidi="zh_TW"/>
+          </w:rPr>
+          <w:rPr>
+            <w:color w:val="0000EE"/>
+            <w:u w:val="single"/>
+          </w:rPr>
+          <w:t>馬可福音一章11節</w:t>
+        </w:r>
+      </w:hyperlink>
+      <w:r>
+        <w:rPr>
+          <w:lang w:val="zh_TW" w:bidi="zh_TW"/>
+        </w:rPr>
+        <w:t>和</w:t>
+      </w:r>
+      <w:hyperlink r:id="rId31">
+        <w:r>
+          <w:rPr>
+            <w:lang w:val="zh_TW" w:bidi="zh_TW"/>
+          </w:rPr>
+          <w:rPr>
+            <w:color w:val="0000EE"/>
+            <w:u w:val="single"/>
+          </w:rPr>
+          <w:t>路加福音三章22節</w:t>
+        </w:r>
+      </w:hyperlink>
+      <w:r>
+        <w:rPr>
+          <w:lang w:val="zh_TW" w:bidi="zh_TW"/>
+        </w:rPr>
+        <w:t>都表明那聲音是對耶穌說的：「你是我的愛子。」然而，在變像時，這聲音不是對耶穌說的，而是對彼得、雅各和約翰說的：「這是我的愛子」（</w:t>
+      </w:r>
+      <w:hyperlink r:id="rId29">
+        <w:r>
+          <w:rPr>
+            <w:lang w:val="zh_TW" w:bidi="zh_TW"/>
+          </w:rPr>
+          <w:rPr>
+            <w:color w:val="0000EE"/>
+            <w:u w:val="single"/>
+          </w:rPr>
+          <w:t>可9:7</w:t>
+        </w:r>
+      </w:hyperlink>
+      <w:r>
+        <w:rPr>
+          <w:lang w:val="zh_TW" w:bidi="zh_TW"/>
+        </w:rPr>
+        <w:t>）。顯然，變像的事件主要是針對門徒而不是耶穌。「在他們面前變了形像」（</w:t>
+      </w:r>
+      <w:hyperlink r:id="rId24">
+        <w:r>
+          <w:rPr>
+            <w:lang w:val="zh_TW" w:bidi="zh_TW"/>
+          </w:rPr>
+          <w:rPr>
+            <w:color w:val="0000EE"/>
+            <w:u w:val="single"/>
+          </w:rPr>
+          <w:t>2</w:t>
+        </w:r>
+      </w:hyperlink>
+      <w:r>
+        <w:rPr>
+          <w:lang w:val="zh_TW" w:bidi="zh_TW"/>
+        </w:rPr>
+        <w:t>節）；「有以利亞同摩西向他們顯現」（</w:t>
+      </w:r>
+      <w:hyperlink r:id="rId32">
+        <w:r>
+          <w:rPr>
+            <w:lang w:val="zh_TW" w:bidi="zh_TW"/>
+          </w:rPr>
+          <w:rPr>
+            <w:color w:val="0000EE"/>
+            <w:u w:val="single"/>
+          </w:rPr>
+          <w:t>4</w:t>
+        </w:r>
+      </w:hyperlink>
+      <w:r>
+        <w:rPr>
+          <w:lang w:val="zh_TW" w:bidi="zh_TW"/>
+        </w:rPr>
+        <w:t>節）；「有一朵雲彩來遮蓋他們……『聽他』」（</w:t>
+      </w:r>
+      <w:hyperlink r:id="rId29">
+        <w:r>
+          <w:rPr>
+            <w:lang w:val="zh_TW" w:bidi="zh_TW"/>
+          </w:rPr>
+          <w:rPr>
+            <w:color w:val="0000EE"/>
+            <w:u w:val="single"/>
+          </w:rPr>
+          <w:t>7</w:t>
+        </w:r>
+      </w:hyperlink>
+      <w:r>
+        <w:rPr>
+          <w:lang w:val="zh_TW" w:bidi="zh_TW"/>
+        </w:rPr>
+        <w:t>節）；「不再見一人，只見耶穌同他們在那裡」（</w:t>
+      </w:r>
+      <w:hyperlink r:id="rId33">
+        <w:r>
+          <w:rPr>
+            <w:lang w:val="zh_TW" w:bidi="zh_TW"/>
+          </w:rPr>
+          <w:rPr>
+            <w:color w:val="0000EE"/>
+            <w:u w:val="single"/>
+          </w:rPr>
+          <w:t>8</w:t>
+        </w:r>
+      </w:hyperlink>
+      <w:r>
+        <w:rPr>
+          <w:lang w:val="zh_TW" w:bidi="zh_TW"/>
+        </w:rPr>
+        <w:t>節）。從這些經文可見，這次事件更多是為了門徒而發生的，而非為了耶穌。這事件緊接著凱撒利亞腓立比的確信，神在變像時顯現，確證了彼得在凱撒利亞腓立比所承認的：耶穌確實是基督，神的兒子。</w:t>
       </w:r>
     </w:p>
     <w:p>
@@ -798,18 +930,43 @@
         <w:rPr>
           <w:lang w:val="zh_TW" w:bidi="zh_TW"/>
         </w:rPr>
-        <w:t>籃狀的過濾器，用來分離穀物中的細小雜質。</w:t>
-      </w:r>
-    </w:p>
-    <w:p>
-      <w:pPr>
-        <w:pStyle w:val="Heading4"/>
-      </w:pPr>
-      <w:r>
-        <w:rPr>
-          <w:lang w:val="zh_TW" w:bidi="zh_TW"/>
-        </w:rPr>
-        <w:t>磨石</w:t>
+        <w:t>在</w:t>
+      </w:r>
+      <w:hyperlink r:id="rId22">
+        <w:r>
+          <w:rPr>
+            <w:lang w:val="zh_TW" w:bidi="zh_TW"/>
+          </w:rPr>
+          <w:rPr>
+            <w:color w:val="0000EE"/>
+            <w:u w:val="single"/>
+          </w:rPr>
+          <w:t>彼得後書一章16至18節</w:t>
+        </w:r>
+      </w:hyperlink>
+      <w:r>
+        <w:rPr>
+          <w:lang w:val="zh_TW" w:bidi="zh_TW"/>
+        </w:rPr>
+        <w:t>中，作者回憶自己曾親眼目睹耶穌的變像。約翰似乎也在他的福音書序言中提到此事，說：「我們也見過他的榮光」（</w:t>
+      </w:r>
+      <w:hyperlink r:id="rId34">
+        <w:r>
+          <w:rPr>
+            <w:lang w:val="zh_TW" w:bidi="zh_TW"/>
+          </w:rPr>
+          <w:rPr>
+            <w:color w:val="0000EE"/>
+            <w:u w:val="single"/>
+          </w:rPr>
+          <w:t>約1:14</w:t>
+        </w:r>
+      </w:hyperlink>
+      <w:r>
+        <w:rPr>
+          <w:lang w:val="zh_TW" w:bidi="zh_TW"/>
+        </w:rPr>
+        <w:t>）。在耶穌變像時，神子的真正形像（希臘文morphe）暫時突破了祂人性的面紗，門徒們看見了耶穌從前的榮耀。在耶穌的這次變像中，三位門徒目睹了耶穌道成肉身前的榮耀，也看見了祂在復活時所得的未來榮耀，而所有人都將在祂再來審判世界時見到這榮耀。</w:t>
       </w:r>
     </w:p>
     <w:p>
@@ -823,34 +980,9 @@
         <w:rPr>
           <w:lang w:val="zh_TW" w:bidi="zh_TW"/>
         </w:rPr>
-        <w:t>一對石頭設計成上石可以在下石上旋轉，將穀物碾碎成麵粉。</w:t>
-      </w:r>
-    </w:p>
-    <w:p>
-      <w:pPr>
-        <w:pStyle w:val="Heading4"/>
-      </w:pPr>
-      <w:r>
-        <w:rPr>
-          <w:lang w:val="zh_TW" w:bidi="zh_TW"/>
-        </w:rPr>
-        <w:t>罈</w:t>
-      </w:r>
-    </w:p>
-    <w:p>
-      <w:pPr/>
-      <w:r>
-        <w:rPr>
-          <w:lang w:val="zh_TW" w:bidi="zh_TW"/>
-        </w:rPr>
-      </w:r>
-      <w:r>
-        <w:rPr>
-          <w:lang w:val="zh_TW" w:bidi="zh_TW"/>
-        </w:rPr>
-        <w:t>裝有橄欖油、水和液體酵的陶罈，這些材料與麵粉混合製成麵團（</w:t>
-      </w:r>
-      <w:hyperlink r:id="rId30">
+        <w:t>當基督榮耀再來時，所有信徒都將被改變形像，並因此得到一個榮耀的復活身體。因此，基督的變像是每位信徒將來變像的預告（見</w:t>
+      </w:r>
+      <w:hyperlink r:id="rId35">
         <w:r>
           <w:rPr>
             <w:lang w:val="zh_TW" w:bidi="zh_TW"/>
@@ -859,7 +991,7 @@
             <w:color w:val="0000EE"/>
             <w:u w:val="single"/>
           </w:rPr>
-          <w:t>利2:4</w:t>
+          <w:t>林前15:42–45</w:t>
         </w:r>
       </w:hyperlink>
       <w:r>
@@ -868,7 +1000,7 @@
         </w:rPr>
         <w:t>；</w:t>
       </w:r>
-      <w:hyperlink r:id="rId31">
+      <w:hyperlink r:id="rId36">
         <w:r>
           <w:rPr>
             <w:lang w:val="zh_TW" w:bidi="zh_TW"/>
@@ -877,135 +1009,7 @@
             <w:color w:val="0000EE"/>
             <w:u w:val="single"/>
           </w:rPr>
-          <w:t>王上17:12–16</w:t>
-        </w:r>
-      </w:hyperlink>
-      <w:r>
-        <w:rPr>
-          <w:lang w:val="zh_TW" w:bidi="zh_TW"/>
-        </w:rPr>
-        <w:t>）。</w:t>
-      </w:r>
-    </w:p>
-    <w:p>
-      <w:pPr>
-        <w:pStyle w:val="Heading4"/>
-      </w:pPr>
-      <w:r>
-        <w:rPr>
-          <w:lang w:val="zh_TW" w:bidi="zh_TW"/>
-        </w:rPr>
-        <w:t>盆</w:t>
-      </w:r>
-    </w:p>
-    <w:p>
-      <w:pPr/>
-      <w:r>
-        <w:rPr>
-          <w:lang w:val="zh_TW" w:bidi="zh_TW"/>
-        </w:rPr>
-      </w:r>
-      <w:r>
-        <w:rPr>
-          <w:lang w:val="zh_TW" w:bidi="zh_TW"/>
-        </w:rPr>
-        <w:t>摶麵盆（</w:t>
-      </w:r>
-      <w:hyperlink r:id="rId32">
-        <w:r>
-          <w:rPr>
-            <w:lang w:val="zh_TW" w:bidi="zh_TW"/>
-          </w:rPr>
-          <w:rPr>
-            <w:color w:val="0000EE"/>
-            <w:u w:val="single"/>
-          </w:rPr>
-          <w:t>出8:3，</w:t>
-        </w:r>
-      </w:hyperlink>
-      <w:hyperlink r:id="rId33">
-        <w:r>
-          <w:rPr>
-            <w:lang w:val="zh_TW" w:bidi="zh_TW"/>
-          </w:rPr>
-          <w:rPr>
-            <w:color w:val="0000EE"/>
-            <w:u w:val="single"/>
-          </w:rPr>
-          <w:t>12:34</w:t>
-        </w:r>
-      </w:hyperlink>
-      <w:r>
-        <w:rPr>
-          <w:lang w:val="zh_TW" w:bidi="zh_TW"/>
-        </w:rPr>
-        <w:t>；</w:t>
-      </w:r>
-      <w:hyperlink r:id="rId34">
-        <w:r>
-          <w:rPr>
-            <w:lang w:val="zh_TW" w:bidi="zh_TW"/>
-          </w:rPr>
-          <w:rPr>
-            <w:color w:val="0000EE"/>
-            <w:u w:val="single"/>
-          </w:rPr>
-          <w:t>申28:5、17</w:t>
-        </w:r>
-      </w:hyperlink>
-      <w:r>
-        <w:rPr>
-          <w:lang w:val="zh_TW" w:bidi="zh_TW"/>
-        </w:rPr>
-        <w:t>），由木製成的板或桌子，提供混合材料的空間。</w:t>
-      </w:r>
-    </w:p>
-    <w:p>
-      <w:pPr>
-        <w:pStyle w:val="Heading4"/>
-      </w:pPr>
-      <w:r>
-        <w:rPr>
-          <w:lang w:val="zh_TW" w:bidi="zh_TW"/>
-        </w:rPr>
-        <w:t>鍋</w:t>
-      </w:r>
-    </w:p>
-    <w:p>
-      <w:pPr/>
-      <w:r>
-        <w:rPr>
-          <w:lang w:val="zh_TW" w:bidi="zh_TW"/>
-        </w:rPr>
-      </w:r>
-      <w:r>
-        <w:rPr>
-          <w:lang w:val="zh_TW" w:bidi="zh_TW"/>
-        </w:rPr>
-        <w:t>窮人使用加熱的平石或爐子的內壁作為烤盤。大多數人使用以鐵的鐵鏊、盤或鍋（</w:t>
-      </w:r>
-      <w:hyperlink r:id="rId35">
-        <w:r>
-          <w:rPr>
-            <w:lang w:val="zh_TW" w:bidi="zh_TW"/>
-          </w:rPr>
-          <w:rPr>
-            <w:color w:val="0000EE"/>
-            <w:u w:val="single"/>
-          </w:rPr>
-          <w:t>利2:5，</w:t>
-        </w:r>
-      </w:hyperlink>
-      <w:hyperlink r:id="rId36">
-        <w:r>
-          <w:rPr>
-            <w:lang w:val="zh_TW" w:bidi="zh_TW"/>
-          </w:rPr>
-          <w:rPr>
-            <w:color w:val="0000EE"/>
-            <w:u w:val="single"/>
-          </w:rPr>
-          <w:t>6:21，</w:t>
+          <w:t>腓3:20–21；</w:t>
         </w:r>
       </w:hyperlink>
       <w:hyperlink r:id="rId37">
@@ -1017,85 +1021,14 @@
             <w:color w:val="0000EE"/>
             <w:u w:val="single"/>
           </w:rPr>
-          <w:t>7:9；</w:t>
+          <w:t>西3:4</w:t>
         </w:r>
       </w:hyperlink>
-      <w:hyperlink r:id="rId24">
-        <w:r>
-          <w:rPr>
-            <w:lang w:val="zh_TW" w:bidi="zh_TW"/>
-          </w:rPr>
-          <w:rPr>
-            <w:color w:val="0000EE"/>
-            <w:u w:val="single"/>
-          </w:rPr>
-          <w:t>民11:8；</w:t>
-        </w:r>
-      </w:hyperlink>
-      <w:hyperlink r:id="rId38">
-        <w:r>
-          <w:rPr>
-            <w:lang w:val="zh_TW" w:bidi="zh_TW"/>
-          </w:rPr>
-          <w:rPr>
-            <w:color w:val="0000EE"/>
-            <w:u w:val="single"/>
-          </w:rPr>
-          <w:t>代上9:31，</w:t>
-        </w:r>
-      </w:hyperlink>
-      <w:hyperlink r:id="rId39">
-        <w:r>
-          <w:rPr>
-            <w:lang w:val="zh_TW" w:bidi="zh_TW"/>
-          </w:rPr>
-          <w:rPr>
-            <w:color w:val="0000EE"/>
-            <w:u w:val="single"/>
-          </w:rPr>
-          <w:t>23:29；</w:t>
-        </w:r>
-      </w:hyperlink>
-      <w:hyperlink r:id="rId40">
-        <w:r>
-          <w:rPr>
-            <w:lang w:val="zh_TW" w:bidi="zh_TW"/>
-          </w:rPr>
-          <w:rPr>
-            <w:color w:val="0000EE"/>
-            <w:u w:val="single"/>
-          </w:rPr>
-          <w:t>代下35:13；</w:t>
-        </w:r>
-      </w:hyperlink>
-      <w:hyperlink r:id="rId41">
-        <w:r>
-          <w:rPr>
-            <w:lang w:val="zh_TW" w:bidi="zh_TW"/>
-          </w:rPr>
-          <w:rPr>
-            <w:color w:val="0000EE"/>
-            <w:u w:val="single"/>
-          </w:rPr>
-          <w:t>結4:3</w:t>
-        </w:r>
-      </w:hyperlink>
-      <w:r>
-        <w:rPr>
-          <w:lang w:val="zh_TW" w:bidi="zh_TW"/>
-        </w:rPr>
-        <w:t>）。這些鍋通常是平底的，配有長達五英（1.5公尺）的手柄。將麵團放在鐵板上即可加熱。</w:t>
-      </w:r>
-    </w:p>
-    <w:p>
-      <w:pPr>
-        <w:pStyle w:val="Heading4"/>
-      </w:pPr>
-      <w:r>
-        <w:rPr>
-          <w:lang w:val="zh_TW" w:bidi="zh_TW"/>
-        </w:rPr>
-        <w:t>爐</w:t>
+      <w:r>
+        <w:rPr>
+          <w:lang w:val="zh_TW" w:bidi="zh_TW"/>
+        </w:rPr>
+        <w:t>）。</w:t>
       </w:r>
     </w:p>
     <w:p>
@@ -1107,451 +1040,6 @@
       </w:r>
       <w:r>
         <w:rPr>
-          <w:lang w:val="zh_TW" w:bidi="zh_TW"/>
-        </w:rPr>
-        <w:t>有時烤爐有與火源隔開的烘烤室，但通常沒有。用木柴、枯草（</w:t>
-      </w:r>
-      <w:hyperlink r:id="rId42">
-        <w:r>
-          <w:rPr>
-            <w:lang w:val="zh_TW" w:bidi="zh_TW"/>
-          </w:rPr>
-          <w:rPr>
-            <w:color w:val="0000EE"/>
-            <w:u w:val="single"/>
-          </w:rPr>
-          <w:t>太6:30</w:t>
-        </w:r>
-      </w:hyperlink>
-      <w:r>
-        <w:rPr>
-          <w:lang w:val="zh_TW" w:bidi="zh_TW"/>
-        </w:rPr>
-        <w:t>）或糞便（</w:t>
-      </w:r>
-      <w:hyperlink r:id="rId43">
-        <w:r>
-          <w:rPr>
-            <w:lang w:val="zh_TW" w:bidi="zh_TW"/>
-          </w:rPr>
-          <w:rPr>
-            <w:color w:val="0000EE"/>
-            <w:u w:val="single"/>
-          </w:rPr>
-          <w:t>結4:12、15</w:t>
-        </w:r>
-      </w:hyperlink>
-      <w:r>
-        <w:rPr>
-          <w:lang w:val="zh_TW" w:bidi="zh_TW"/>
-        </w:rPr>
-        <w:t>）作為燃料來加熱烤爐（</w:t>
-      </w:r>
-      <w:hyperlink r:id="rId30">
-        <w:r>
-          <w:rPr>
-            <w:lang w:val="zh_TW" w:bidi="zh_TW"/>
-          </w:rPr>
-          <w:rPr>
-            <w:color w:val="0000EE"/>
-            <w:u w:val="single"/>
-          </w:rPr>
-          <w:t>利2:4，</w:t>
-        </w:r>
-      </w:hyperlink>
-      <w:hyperlink r:id="rId37">
-        <w:r>
-          <w:rPr>
-            <w:lang w:val="zh_TW" w:bidi="zh_TW"/>
-          </w:rPr>
-          <w:rPr>
-            <w:color w:val="0000EE"/>
-            <w:u w:val="single"/>
-          </w:rPr>
-          <w:t>7:9，</w:t>
-        </w:r>
-      </w:hyperlink>
-      <w:hyperlink r:id="rId44">
-        <w:r>
-          <w:rPr>
-            <w:lang w:val="zh_TW" w:bidi="zh_TW"/>
-          </w:rPr>
-          <w:rPr>
-            <w:color w:val="0000EE"/>
-            <w:u w:val="single"/>
-          </w:rPr>
-          <w:t>11:35，</w:t>
-        </w:r>
-      </w:hyperlink>
-      <w:hyperlink r:id="rId45">
-        <w:r>
-          <w:rPr>
-            <w:lang w:val="zh_TW" w:bidi="zh_TW"/>
-          </w:rPr>
-          <w:rPr>
-            <w:color w:val="0000EE"/>
-            <w:u w:val="single"/>
-          </w:rPr>
-          <w:t>26:26</w:t>
-        </w:r>
-      </w:hyperlink>
-      <w:r>
-        <w:rPr>
-          <w:lang w:val="zh_TW" w:bidi="zh_TW"/>
-        </w:rPr>
-        <w:t>；</w:t>
-      </w:r>
-      <w:hyperlink r:id="rId46">
-        <w:r>
-          <w:rPr>
-            <w:lang w:val="zh_TW" w:bidi="zh_TW"/>
-          </w:rPr>
-          <w:rPr>
-            <w:color w:val="0000EE"/>
-            <w:u w:val="single"/>
-          </w:rPr>
-          <w:t>何7:4–7</w:t>
-        </w:r>
-      </w:hyperlink>
-      <w:r>
-        <w:rPr>
-          <w:lang w:val="zh_TW" w:bidi="zh_TW"/>
-        </w:rPr>
-        <w:t>）。當爐壁和爐底的煤炭熱度足夠時，放置麵包的鐵板會被放入烤爐。扁平而硬的無酵餅或小的有酵餅（</w:t>
-      </w:r>
-      <w:hyperlink r:id="rId47">
-        <w:r>
-          <w:rPr>
-            <w:lang w:val="zh_TW" w:bidi="zh_TW"/>
-          </w:rPr>
-          <w:rPr>
-            <w:color w:val="0000EE"/>
-            <w:u w:val="single"/>
-          </w:rPr>
-          <w:t>太14:17</w:t>
-        </w:r>
-      </w:hyperlink>
-      <w:r>
-        <w:rPr>
-          <w:lang w:val="zh_TW" w:bidi="zh_TW"/>
-        </w:rPr>
-        <w:t>；</w:t>
-      </w:r>
-      <w:hyperlink r:id="rId48">
-        <w:r>
-          <w:rPr>
-            <w:lang w:val="zh_TW" w:bidi="zh_TW"/>
-          </w:rPr>
-          <w:rPr>
-            <w:color w:val="0000EE"/>
-            <w:u w:val="single"/>
-          </w:rPr>
-          <w:t>可6:38</w:t>
-        </w:r>
-      </w:hyperlink>
-      <w:r>
-        <w:rPr>
-          <w:lang w:val="zh_TW" w:bidi="zh_TW"/>
-        </w:rPr>
-        <w:t>；</w:t>
-      </w:r>
-      <w:hyperlink r:id="rId49">
-        <w:r>
-          <w:rPr>
-            <w:lang w:val="zh_TW" w:bidi="zh_TW"/>
-          </w:rPr>
-          <w:rPr>
-            <w:color w:val="0000EE"/>
-            <w:u w:val="single"/>
-          </w:rPr>
-          <w:t>路9:13</w:t>
-        </w:r>
-      </w:hyperlink>
-      <w:r>
-        <w:rPr>
-          <w:lang w:val="zh_TW" w:bidi="zh_TW"/>
-        </w:rPr>
-        <w:t>）在幾分鐘內就能烤好。直徑約一英尺的大餅會膨脹到超過三英寸（7.6厘米）厚，重量超過兩磅（0.9公斤），需要大約45分鐘烘烤（</w:t>
-      </w:r>
-      <w:hyperlink r:id="rId50">
-        <w:r>
-          <w:rPr>
-            <w:lang w:val="zh_TW" w:bidi="zh_TW"/>
-          </w:rPr>
-          <w:rPr>
-            <w:color w:val="0000EE"/>
-            <w:u w:val="single"/>
-          </w:rPr>
-          <w:t>撒上17:17</w:t>
-        </w:r>
-      </w:hyperlink>
-      <w:r>
-        <w:rPr>
-          <w:lang w:val="zh_TW" w:bidi="zh_TW"/>
-        </w:rPr>
-        <w:t>；</w:t>
-      </w:r>
-      <w:hyperlink r:id="rId51">
-        <w:r>
-          <w:rPr>
-            <w:lang w:val="zh_TW" w:bidi="zh_TW"/>
-          </w:rPr>
-          <w:rPr>
-            <w:color w:val="0000EE"/>
-            <w:u w:val="single"/>
-          </w:rPr>
-          <w:t>撒下16:1</w:t>
-        </w:r>
-      </w:hyperlink>
-      <w:r>
-        <w:rPr>
-          <w:lang w:val="zh_TW" w:bidi="zh_TW"/>
-        </w:rPr>
-        <w:t>）。</w:t>
-      </w:r>
-    </w:p>
-    <w:p>
-      <w:pPr>
-        <w:pStyle w:val="Heading4"/>
-      </w:pPr>
-      <w:r>
-        <w:rPr>
-          <w:lang w:val="zh_TW" w:bidi="zh_TW"/>
-        </w:rPr>
-        <w:t>餅作為象徵</w:t>
-      </w:r>
-    </w:p>
-    <w:p>
-      <w:pPr/>
-      <w:r>
-        <w:rPr>
-          <w:lang w:val="zh_TW" w:bidi="zh_TW"/>
-        </w:rPr>
-      </w:r>
-      <w:r>
-        <w:rPr>
-          <w:lang w:val="zh_TW" w:bidi="zh_TW"/>
-        </w:rPr>
-        <w:t>在聖經時代，餅對於生活與生存是至關重要的。正因如此，聖經用餅來教導屬靈的真理。在舊約時代，祭司必須把特別的餅放在會幕聖所裡的桌子上，然後放在聖殿裡（</w:t>
-      </w:r>
-      <w:hyperlink r:id="rId52">
-        <w:r>
-          <w:rPr>
-            <w:lang w:val="zh_TW" w:bidi="zh_TW"/>
-          </w:rPr>
-          <w:rPr>
-            <w:color w:val="0000EE"/>
-            <w:u w:val="single"/>
-          </w:rPr>
-          <w:t>出25:30</w:t>
-        </w:r>
-      </w:hyperlink>
-      <w:r>
-        <w:rPr>
-          <w:lang w:val="zh_TW" w:bidi="zh_TW"/>
-        </w:rPr>
-        <w:t>）。這種餅被稱為 「陳設餅」。</w:t>
-      </w:r>
-    </w:p>
-    <w:p>
-      <w:pPr/>
-      <w:r>
-        <w:rPr>
-          <w:lang w:val="zh_TW" w:bidi="zh_TW"/>
-        </w:rPr>
-      </w:r>
-      <w:r>
-        <w:rPr>
-          <w:lang w:val="zh_TW" w:bidi="zh_TW"/>
-        </w:rPr>
-        <w:t>舊約律法和耶穌都教導「人活著，不是單靠食物， 乃是靠神口裏所出的一切話。」（</w:t>
-      </w:r>
-      <w:hyperlink r:id="rId53">
-        <w:r>
-          <w:rPr>
-            <w:lang w:val="zh_TW" w:bidi="zh_TW"/>
-          </w:rPr>
-          <w:rPr>
-            <w:color w:val="0000EE"/>
-            <w:u w:val="single"/>
-          </w:rPr>
-          <w:t>太4:4</w:t>
-        </w:r>
-      </w:hyperlink>
-      <w:r>
-        <w:rPr>
-          <w:lang w:val="zh_TW" w:bidi="zh_TW"/>
-        </w:rPr>
-        <w:t>；</w:t>
-      </w:r>
-      <w:hyperlink r:id="rId54">
-        <w:r>
-          <w:rPr>
-            <w:lang w:val="zh_TW" w:bidi="zh_TW"/>
-          </w:rPr>
-          <w:rPr>
-            <w:color w:val="0000EE"/>
-            <w:u w:val="single"/>
-          </w:rPr>
-          <w:t>申8:3</w:t>
-        </w:r>
-      </w:hyperlink>
-      <w:r>
-        <w:rPr>
-          <w:lang w:val="zh_TW" w:bidi="zh_TW"/>
-        </w:rPr>
-        <w:t>）。四本福音書都記載了耶穌將有限的餅倍增來餵飽一大群人的故事（</w:t>
-      </w:r>
-      <w:hyperlink r:id="rId55">
-        <w:r>
-          <w:rPr>
-            <w:lang w:val="zh_TW" w:bidi="zh_TW"/>
-          </w:rPr>
-          <w:rPr>
-            <w:color w:val="0000EE"/>
-            <w:u w:val="single"/>
-          </w:rPr>
-          <w:t>太14:13–21</w:t>
-        </w:r>
-      </w:hyperlink>
-      <w:r>
-        <w:rPr>
-          <w:lang w:val="zh_TW" w:bidi="zh_TW"/>
-        </w:rPr>
-        <w:t>；</w:t>
-      </w:r>
-      <w:hyperlink r:id="rId56">
-        <w:r>
-          <w:rPr>
-            <w:lang w:val="zh_TW" w:bidi="zh_TW"/>
-          </w:rPr>
-          <w:rPr>
-            <w:color w:val="0000EE"/>
-            <w:u w:val="single"/>
-          </w:rPr>
-          <w:t>可6:30–44</w:t>
-        </w:r>
-      </w:hyperlink>
-      <w:r>
-        <w:rPr>
-          <w:lang w:val="zh_TW" w:bidi="zh_TW"/>
-        </w:rPr>
-        <w:t>；</w:t>
-      </w:r>
-      <w:hyperlink r:id="rId57">
-        <w:r>
-          <w:rPr>
-            <w:lang w:val="zh_TW" w:bidi="zh_TW"/>
-          </w:rPr>
-          <w:rPr>
-            <w:color w:val="0000EE"/>
-            <w:u w:val="single"/>
-          </w:rPr>
-          <w:t>路9:10–17</w:t>
-        </w:r>
-      </w:hyperlink>
-      <w:r>
-        <w:rPr>
-          <w:lang w:val="zh_TW" w:bidi="zh_TW"/>
-        </w:rPr>
-        <w:t>；</w:t>
-      </w:r>
-      <w:hyperlink r:id="rId58">
-        <w:r>
-          <w:rPr>
-            <w:lang w:val="zh_TW" w:bidi="zh_TW"/>
-          </w:rPr>
-          <w:rPr>
-            <w:color w:val="0000EE"/>
-            <w:u w:val="single"/>
-          </w:rPr>
-          <w:t>約6:1–14</w:t>
-        </w:r>
-      </w:hyperlink>
-      <w:r>
-        <w:rPr>
-          <w:lang w:val="zh_TW" w:bidi="zh_TW"/>
-        </w:rPr>
-        <w:t>）。耶穌解釋說真正的「生命的糧」並非神從天上賜給曠野漂流以色列人的嗎哪。相反地，耶穌自己才是真正的生命的糧，祂賜人永生（</w:t>
-      </w:r>
-      <w:hyperlink r:id="rId59">
-        <w:r>
-          <w:rPr>
-            <w:lang w:val="zh_TW" w:bidi="zh_TW"/>
-          </w:rPr>
-          <w:rPr>
-            <w:color w:val="0000EE"/>
-            <w:u w:val="single"/>
-          </w:rPr>
-          <w:t>約6:28–35</w:t>
-        </w:r>
-      </w:hyperlink>
-      <w:r>
-        <w:rPr>
-          <w:lang w:val="zh_TW" w:bidi="zh_TW"/>
-        </w:rPr>
-        <w:t>）。</w:t>
-      </w:r>
-    </w:p>
-    <w:p>
-      <w:pPr/>
-      <w:r>
-        <w:rPr>
-          <w:lang w:val="zh_TW" w:bidi="zh_TW"/>
-        </w:rPr>
-      </w:r>
-      <w:r>
-        <w:rPr>
-          <w:lang w:val="zh_TW" w:bidi="zh_TW"/>
-        </w:rPr>
-        <w:t>耶穌在死前，拿起餅和酒與門徒分享。祂把餅作為祂身體的象徵，把酒作為祂寶血的象徵。這是因為祂的死是為世人的罪而獻上的祭。門徒吃了這餅，喝了這酒，就接受了耶穌為他們的罪所獻的祭（</w:t>
-      </w:r>
-      <w:hyperlink r:id="rId60">
-        <w:r>
-          <w:rPr>
-            <w:lang w:val="zh_TW" w:bidi="zh_TW"/>
-          </w:rPr>
-          <w:rPr>
-            <w:color w:val="0000EE"/>
-            <w:u w:val="single"/>
-          </w:rPr>
-          <w:t>太26:26–29</w:t>
-        </w:r>
-      </w:hyperlink>
-      <w:r>
-        <w:rPr>
-          <w:lang w:val="zh_TW" w:bidi="zh_TW"/>
-        </w:rPr>
-        <w:t>）。</w:t>
-      </w:r>
-      <w:hyperlink r:id="rId61">
-        <w:r>
-          <w:rPr>
-            <w:lang w:val="zh_TW" w:bidi="zh_TW"/>
-          </w:rPr>
-          <w:rPr>
-            <w:color w:val="0000EE"/>
-            <w:u w:val="single"/>
-          </w:rPr>
-          <w:t>在啟示錄二章17節中</w:t>
-        </w:r>
-      </w:hyperlink>
-      <w:r>
-        <w:rPr>
-          <w:lang w:val="zh_TW" w:bidi="zh_TW"/>
-        </w:rPr>
-        <w:t>，耶穌做出了這個神秘的應許：「得勝的，我必將那隱藏的嗎哪賜給他」。</w:t>
-      </w:r>
-    </w:p>
-    <w:p>
-      <w:pPr/>
-      <w:r>
-        <w:rPr>
-          <w:lang w:val="zh_TW" w:bidi="zh_TW"/>
-        </w:rPr>
-      </w:r>
-      <w:r>
-        <w:rPr>
           <w:i/>
           <w:lang w:val="zh_TW" w:bidi="zh_TW"/>
         </w:rPr>
@@ -1567,55 +1055,7 @@
         <w:rPr>
           <w:lang w:val="zh_TW" w:bidi="zh_TW"/>
         </w:rPr>
-        <w:t>食物和食物準備</w:t>
-      </w:r>
-      <w:r>
-        <w:rPr>
-          <w:lang w:val="zh_TW" w:bidi="zh_TW"/>
-        </w:rPr>
-        <w:t>；</w:t>
-      </w:r>
-      <w:r>
-        <w:rPr>
-          <w:lang w:val="zh_TW" w:bidi="zh_TW"/>
-        </w:rPr>
-        <w:t>餐食的意義</w:t>
-      </w:r>
-      <w:r>
-        <w:rPr>
-          <w:lang w:val="zh_TW" w:bidi="zh_TW"/>
-        </w:rPr>
-        <w:t>；</w:t>
-      </w:r>
-      <w:r>
-        <w:rPr>
-          <w:lang w:val="zh_TW" w:bidi="zh_TW"/>
-        </w:rPr>
-        <w:t>陳設餅</w:t>
-      </w:r>
-      <w:r>
-        <w:rPr>
-          <w:lang w:val="zh_TW" w:bidi="zh_TW"/>
-        </w:rPr>
-        <w:t>；</w:t>
-      </w:r>
-      <w:r>
-        <w:rPr>
-          <w:lang w:val="zh_TW" w:bidi="zh_TW"/>
-        </w:rPr>
-        <w:t>酵</w:t>
-      </w:r>
-      <w:r>
-        <w:rPr>
-          <w:lang w:val="zh_TW" w:bidi="zh_TW"/>
-        </w:rPr>
-        <w:t>；</w:t>
-      </w:r>
-      <w:r>
-        <w:rPr>
-          <w:lang w:val="zh_TW" w:bidi="zh_TW"/>
-        </w:rPr>
-        <w:t>無酵餅</w:t>
+        <w:t>耶穌基督的生平和教導</w:t>
       </w:r>
       <w:r>
         <w:rPr>
@@ -3523,6 +2963,12 @@
   </w:num>
   <w:num w:numId="13" w16cid:durableId="592781308">
     <w:abstractNumId w:val="11"/>
+  </w:num>
+  <w:num w:numId="14">
+    <w:abstractNumId w:val="3"/>
+    <w:lvlOverride w:ilvl="0">
+      <w:startOverride w:val="1"/>
+    </w:lvlOverride>
   </w:num>
   <w:numIdMacAtCleanup w:val="10"/>
 </w:numbering>

--- a/zht/docx/010.content.docx
+++ b/zht/docx/010.content.docx
@@ -19,7 +19,7 @@
         <w:rPr>
           <w:lang w:val="zh_TW" w:bidi="zh_TW"/>
         </w:rPr>
-        <w:t>Resource: Tyndale Open Bible Dictionary</w:t>
+        <w:t>Resource: Aquifer Open Bible Dictionary</w:t>
       </w:r>
       <w:r>
         <w:rPr>
@@ -112,7 +112,7 @@
         <w:rPr>
           <w:lang w:val="zh_TW" w:bidi="zh_TW"/>
         </w:rPr>
-        <w:t>Tyndale Open Bible Dictionary</w:t>
+        <w:t>Aquifer Open Bible Dictionary</w:t>
       </w:r>
     </w:p>
     <w:p>

--- a/zht/docx/010.content.docx
+++ b/zht/docx/010.content.docx
@@ -212,7 +212,7 @@
         <w:rPr>
           <w:lang w:val="zh_TW" w:bidi="zh_TW"/>
         </w:rPr>
-        <w:t>便‧亞米</w:t>
+        <w:t>便‧俄尼</w:t>
       </w:r>
       <w:r>
         <w:rPr>
@@ -231,7 +231,7 @@
         <w:rPr>
           <w:lang w:val="zh_TW" w:bidi="zh_TW"/>
         </w:rPr>
-        <w:t>羅得與他的小女兒所生的兒子。羅得與大女兒同樣發生了不倫關係，生了一個兒子，名叫摩押。這兩個兒子分別是亞捫人與摩押人的先祖（</w:t>
+        <w:t>拉結在難產將死時（</w:t>
       </w:r>
       <w:hyperlink r:id="rId13">
         <w:r>
@@ -242,14 +242,14 @@
             <w:color w:val="0000EE"/>
             <w:u w:val="single"/>
           </w:rPr>
-          <w:t>創19:38</w:t>
+          <w:t>創35:18</w:t>
         </w:r>
       </w:hyperlink>
       <w:r>
         <w:rPr>
           <w:lang w:val="zh_TW" w:bidi="zh_TW"/>
         </w:rPr>
-        <w:t>）。</w:t>
+        <w:t>），給她最後一個兒子所起的名字。他的父親雅各將他的名字便‧俄尼（「憂患之子」）改為便雅憫（「右手之子」）。</w:t>
       </w:r>
     </w:p>
     <w:p>
@@ -261,99 +261,38 @@
       </w:r>
       <w:r>
         <w:rPr>
-          <w:lang w:val="zh_TW" w:bidi="zh_TW"/>
-        </w:rPr>
-        <w:t>羅得本可以分得神給亞伯拉罕的應許（</w:t>
-      </w:r>
-      <w:hyperlink r:id="rId14">
-        <w:r>
-          <w:rPr>
-            <w:lang w:val="zh_TW" w:bidi="zh_TW"/>
-          </w:rPr>
-          <w:rPr>
-            <w:color w:val="0000EE"/>
-            <w:u w:val="single"/>
-          </w:rPr>
-          <w:t>創11:31</w:t>
-        </w:r>
-      </w:hyperlink>
-      <w:r>
-        <w:rPr>
-          <w:lang w:val="zh_TW" w:bidi="zh_TW"/>
-        </w:rPr>
-        <w:t>，</w:t>
-      </w:r>
-      <w:hyperlink r:id="rId15">
-        <w:r>
-          <w:rPr>
-            <w:lang w:val="zh_TW" w:bidi="zh_TW"/>
-          </w:rPr>
-          <w:rPr>
-            <w:color w:val="0000EE"/>
-            <w:u w:val="single"/>
-          </w:rPr>
-          <w:t>12:1–4</w:t>
-        </w:r>
-      </w:hyperlink>
-      <w:r>
-        <w:rPr>
-          <w:lang w:val="zh_TW" w:bidi="zh_TW"/>
-        </w:rPr>
-        <w:t>），但他偏行己路（</w:t>
-      </w:r>
-      <w:hyperlink r:id="rId16">
-        <w:r>
-          <w:rPr>
-            <w:lang w:val="zh_TW" w:bidi="zh_TW"/>
-          </w:rPr>
-          <w:rPr>
-            <w:color w:val="0000EE"/>
-            <w:u w:val="single"/>
-          </w:rPr>
-          <w:t>13:2–12</w:t>
-        </w:r>
-      </w:hyperlink>
-      <w:r>
-        <w:rPr>
-          <w:lang w:val="zh_TW" w:bidi="zh_TW"/>
-        </w:rPr>
-        <w:t>），也沒有信靠耶和華（</w:t>
-      </w:r>
-      <w:hyperlink r:id="rId17">
-        <w:r>
-          <w:rPr>
-            <w:lang w:val="zh_TW" w:bidi="zh_TW"/>
-          </w:rPr>
-          <w:rPr>
-            <w:color w:val="0000EE"/>
-            <w:u w:val="single"/>
-          </w:rPr>
-          <w:t>19:15–23</w:t>
-        </w:r>
-      </w:hyperlink>
-      <w:r>
-        <w:rPr>
-          <w:lang w:val="zh_TW" w:bidi="zh_TW"/>
-        </w:rPr>
-        <w:t>）。然而，以色列人因著羅得與亞伯拉罕的關係，仍然尊重羅得的後裔，即使亞捫人與摩押人有時是以色列的強敵（</w:t>
-      </w:r>
-      <w:hyperlink r:id="rId18">
-        <w:r>
-          <w:rPr>
-            <w:lang w:val="zh_TW" w:bidi="zh_TW"/>
-          </w:rPr>
-          <w:rPr>
-            <w:color w:val="0000EE"/>
-            <w:u w:val="single"/>
-          </w:rPr>
-          <w:t>代下20:1–12</w:t>
-        </w:r>
-      </w:hyperlink>
-      <w:r>
-        <w:rPr>
-          <w:lang w:val="zh_TW" w:bidi="zh_TW"/>
-        </w:rPr>
-        <w:t>）。</w:t>
+          <w:i/>
+          <w:lang w:val="zh_TW" w:bidi="zh_TW"/>
+        </w:rPr>
+        <w:t>見</w:t>
+      </w:r>
+      <w:r>
+        <w:rPr>
+          <w:lang w:val="zh_TW" w:bidi="zh_TW"/>
+        </w:rPr>
+        <w:t xml:space="preserve"> </w:t>
+      </w:r>
+      <w:r>
+        <w:rPr>
+          <w:lang w:val="zh_TW" w:bidi="zh_TW"/>
+        </w:rPr>
+        <w:t>便雅憫（人物）#1</w:t>
+      </w:r>
+      <w:r>
+        <w:rPr>
+          <w:lang w:val="zh_TW" w:bidi="zh_TW"/>
+        </w:rPr>
+        <w:t>。</w:t>
+      </w:r>
+      <w:r>
+        <w:rPr>
+          <w:lang w:val="zh_TW" w:bidi="zh_TW"/>
+        </w:rPr>
+      </w:r>
+      <w:r>
+        <w:rPr>
+          <w:lang w:val="zh_TW" w:bidi="zh_TW"/>
+        </w:rPr>
       </w:r>
     </w:p>
     <w:p>
@@ -363,45 +302,8 @@
           <w:lang w:val="zh_TW" w:bidi="zh_TW"/>
         </w:rPr>
       </w:r>
-      <w:r>
-        <w:rPr>
-          <w:i/>
-          <w:lang w:val="zh_TW" w:bidi="zh_TW"/>
-        </w:rPr>
-        <w:t>另見</w:t>
-      </w:r>
-      <w:r>
-        <w:rPr>
-          <w:lang w:val="zh_TW" w:bidi="zh_TW"/>
-        </w:rPr>
-        <w:t>亞捫，亞捫人</w:t>
-      </w:r>
-      <w:r>
-        <w:rPr>
-          <w:lang w:val="zh_TW" w:bidi="zh_TW"/>
-        </w:rPr>
-        <w:t>。</w:t>
-      </w:r>
-      <w:r>
-        <w:rPr>
-          <w:lang w:val="zh_TW" w:bidi="zh_TW"/>
-        </w:rPr>
-      </w:r>
-      <w:r>
-        <w:rPr>
-          <w:lang w:val="zh_TW" w:bidi="zh_TW"/>
-        </w:rPr>
-      </w:r>
     </w:p>
     <w:p>
-      <w:pPr/>
-      <w:r>
-        <w:rPr>
-          <w:lang w:val="zh_TW" w:bidi="zh_TW"/>
-        </w:rPr>
-      </w:r>
-    </w:p>
-    <w:p>
       <w:pPr>
         <w:pStyle w:val="Heading2"/>
       </w:pPr>
@@ -409,220 +311,12 @@
         <w:rPr>
           <w:lang w:val="zh_TW" w:bidi="zh_TW"/>
         </w:rPr>
-        <w:t>變像</w:t>
-      </w:r>
-      <w:r>
-        <w:rPr>
-          <w:lang w:val="zh_TW" w:bidi="zh_TW"/>
-        </w:rPr>
-      </w:r>
-    </w:p>
-    <w:p>
-      <w:pPr/>
-      <w:r>
-        <w:rPr>
-          <w:lang w:val="zh_TW" w:bidi="zh_TW"/>
-        </w:rPr>
-      </w:r>
-      <w:r>
-        <w:rPr>
-          <w:lang w:val="zh_TW" w:bidi="zh_TW"/>
-        </w:rPr>
-        <w:t>耶穌在地上工作時所發生的事件，記載於新約的四處經文中（</w:t>
-      </w:r>
-      <w:hyperlink r:id="rId19">
-        <w:r>
-          <w:rPr>
-            <w:lang w:val="zh_TW" w:bidi="zh_TW"/>
-          </w:rPr>
-          <w:rPr>
-            <w:color w:val="0000EE"/>
-            <w:u w:val="single"/>
-          </w:rPr>
-          <w:t>太17:1–8</w:t>
-        </w:r>
-      </w:hyperlink>
-      <w:r>
-        <w:rPr>
-          <w:lang w:val="zh_TW" w:bidi="zh_TW"/>
-        </w:rPr>
-        <w:t>；</w:t>
-      </w:r>
-      <w:hyperlink r:id="rId20">
-        <w:r>
-          <w:rPr>
-            <w:lang w:val="zh_TW" w:bidi="zh_TW"/>
-          </w:rPr>
-          <w:rPr>
-            <w:color w:val="0000EE"/>
-            <w:u w:val="single"/>
-          </w:rPr>
-          <w:t>可9:2–8</w:t>
-        </w:r>
-      </w:hyperlink>
-      <w:r>
-        <w:rPr>
-          <w:lang w:val="zh_TW" w:bidi="zh_TW"/>
-        </w:rPr>
-        <w:t>；</w:t>
-      </w:r>
-      <w:hyperlink r:id="rId21">
-        <w:r>
-          <w:rPr>
-            <w:lang w:val="zh_TW" w:bidi="zh_TW"/>
-          </w:rPr>
-          <w:rPr>
-            <w:color w:val="0000EE"/>
-            <w:u w:val="single"/>
-          </w:rPr>
-          <w:t>路9:28–36</w:t>
-        </w:r>
-      </w:hyperlink>
-      <w:r>
-        <w:rPr>
-          <w:lang w:val="zh_TW" w:bidi="zh_TW"/>
-        </w:rPr>
-        <w:t>；</w:t>
-      </w:r>
-      <w:hyperlink r:id="rId22">
-        <w:r>
-          <w:rPr>
-            <w:lang w:val="zh_TW" w:bidi="zh_TW"/>
-          </w:rPr>
-          <w:rPr>
-            <w:color w:val="0000EE"/>
-            <w:u w:val="single"/>
-          </w:rPr>
-          <w:t>彼後1:16–18</w:t>
-        </w:r>
-      </w:hyperlink>
-      <w:r>
-        <w:rPr>
-          <w:lang w:val="zh_TW" w:bidi="zh_TW"/>
-        </w:rPr>
-        <w:t>），在這事件裡，耶穌榮耀地顯現在三位門徒面前：雅各、彼得和約翰。</w:t>
-      </w:r>
-    </w:p>
-    <w:p>
-      <w:pPr>
-        <w:pStyle w:val="Heading3"/>
-      </w:pPr>
-      <w:r>
-        <w:rPr>
-          <w:lang w:val="zh_TW" w:bidi="zh_TW"/>
-        </w:rPr>
-        <w:t>事件發生的地點</w:t>
-      </w:r>
-    </w:p>
-    <w:p>
-      <w:pPr/>
-      <w:r>
-        <w:rPr>
-          <w:lang w:val="zh_TW" w:bidi="zh_TW"/>
-        </w:rPr>
-      </w:r>
-      <w:r>
-        <w:rPr>
-          <w:lang w:val="zh_TW" w:bidi="zh_TW"/>
-        </w:rPr>
-        <w:t>新約聖經中並未明確指出變像的確切地點。</w:t>
-      </w:r>
-      <w:hyperlink r:id="rId23">
-        <w:r>
-          <w:rPr>
-            <w:lang w:val="zh_TW" w:bidi="zh_TW"/>
-          </w:rPr>
-          <w:rPr>
-            <w:color w:val="0000EE"/>
-            <w:u w:val="single"/>
-          </w:rPr>
-          <w:t>馬太福音十七章1節</w:t>
-        </w:r>
-      </w:hyperlink>
-      <w:r>
-        <w:rPr>
-          <w:lang w:val="zh_TW" w:bidi="zh_TW"/>
-        </w:rPr>
-        <w:t>和</w:t>
-      </w:r>
-      <w:hyperlink r:id="rId24">
-        <w:r>
-          <w:rPr>
-            <w:lang w:val="zh_TW" w:bidi="zh_TW"/>
-          </w:rPr>
-          <w:rPr>
-            <w:color w:val="0000EE"/>
-            <w:u w:val="single"/>
-          </w:rPr>
-          <w:t>馬可福音九章2節</w:t>
-        </w:r>
-      </w:hyperlink>
-      <w:r>
-        <w:rPr>
-          <w:lang w:val="zh_TW" w:bidi="zh_TW"/>
-        </w:rPr>
-        <w:t>僅僅說它發生在一座「高山」上。是哪座山有各種不同的說法，傳統認為變像事件發生在他泊山，這是一座位於以斯得倫（Esdraelon）平原上的圓形山，距加利利海西南方約10英里（16.1公里）處。然而，這個建議的地點存在兩個主要問題。首先，他泊山的海拔不到2000英尺（609.6米），稱它為「高山」不太合理。其次，在耶穌的時代，羅馬駐軍駐紮在他泊山，因此耶穌不太可能與門徒一起步行登上這座山。另一個建議是迦密山，它位於海岸上，但似乎偏離耶穌在凱撒利亞腓立比事件後的主要行程路線。第三個建議是黑門山，這座山高達9000英尺（2,743.2米），距離凱撒利亞腓立比約12英里（19.3公里）。黑門山確實是一座高山，且地處靠近凱撒利亞腓立比。</w:t>
-      </w:r>
-    </w:p>
-    <w:p>
-      <w:pPr>
-        <w:pStyle w:val="Heading3"/>
-      </w:pPr>
-      <w:r>
-        <w:rPr>
-          <w:lang w:val="zh_TW" w:bidi="zh_TW"/>
-        </w:rPr>
-        <w:t>事件的過程</w:t>
-      </w:r>
-    </w:p>
-    <w:p>
-      <w:pPr/>
-      <w:r>
-        <w:rPr>
-          <w:lang w:val="zh_TW" w:bidi="zh_TW"/>
-        </w:rPr>
-      </w:r>
-      <w:r>
-        <w:rPr>
-          <w:lang w:val="zh_TW" w:bidi="zh_TW"/>
-        </w:rPr>
-        <w:t>在凱撒利亞腓立比事件發生六天後，耶穌帶著彼得、雅各和約翰到一座高山上與祂獨處。就像在其它幾次的場合中，只有這三位門徒陪伴耶穌（參</w:t>
-      </w:r>
-      <w:hyperlink r:id="rId25">
-        <w:r>
-          <w:rPr>
-            <w:lang w:val="zh_TW" w:bidi="zh_TW"/>
-          </w:rPr>
-          <w:rPr>
-            <w:color w:val="0000EE"/>
-            <w:u w:val="single"/>
-          </w:rPr>
-          <w:t>可5:35–43</w:t>
-        </w:r>
-      </w:hyperlink>
-      <w:r>
-        <w:rPr>
-          <w:lang w:val="zh_TW" w:bidi="zh_TW"/>
-        </w:rPr>
-        <w:t>，</w:t>
-      </w:r>
-      <w:hyperlink r:id="rId26">
-        <w:r>
-          <w:rPr>
-            <w:lang w:val="zh_TW" w:bidi="zh_TW"/>
-          </w:rPr>
-          <w:rPr>
-            <w:color w:val="0000EE"/>
-            <w:u w:val="single"/>
-          </w:rPr>
-          <w:t>14:32–42</w:t>
-        </w:r>
-      </w:hyperlink>
-      <w:r>
-        <w:rPr>
-          <w:lang w:val="zh_TW" w:bidi="zh_TW"/>
-        </w:rPr>
-        <w:t>）。根據福音書的記載，登山變像時發生了三件事情：</w:t>
+        <w:t>便雅憫（人物）</w:t>
+      </w:r>
+      <w:r>
+        <w:rPr>
+          <w:lang w:val="zh_TW" w:bidi="zh_TW"/>
+        </w:rPr>
       </w:r>
     </w:p>
     <w:p>
@@ -644,9 +338,694 @@
         <w:rPr>
           <w:lang w:val="zh_TW" w:bidi="zh_TW"/>
         </w:rPr>
+        <w:t>雅各12個兒子中最小的一個，也是約瑟的親弟弟。當他的母親拉結臨終時，給他起名叫便‧俄尼（「憂患之子」，</w:t>
+      </w:r>
+      <w:hyperlink r:id="rId13">
+        <w:r>
+          <w:rPr>
+            <w:lang w:val="zh_TW" w:bidi="zh_TW"/>
+          </w:rPr>
+          <w:rPr>
+            <w:color w:val="0000EE"/>
+            <w:u w:val="single"/>
+          </w:rPr>
+          <w:t>創35:18</w:t>
+        </w:r>
+      </w:hyperlink>
+      <w:r>
+        <w:rPr>
+          <w:lang w:val="zh_TW" w:bidi="zh_TW"/>
+        </w:rPr>
+        <w:t>）；後來雅各給他改名為便雅憫（「右手之子」）。約瑟被同父異母的哥哥們賣到埃及後，父親雅各以為他已經死了，因此特別保護便雅憫。後來，約瑟利用便雅憫設下一個計劃，使雅各和他的12個兒子得以在埃及重聚（</w:t>
+      </w:r>
+      <w:hyperlink r:id="rId14">
+        <w:r>
+          <w:rPr>
+            <w:lang w:val="zh_TW" w:bidi="zh_TW"/>
+          </w:rPr>
+          <w:rPr>
+            <w:color w:val="0000EE"/>
+            <w:u w:val="single"/>
+          </w:rPr>
+          <w:t>創42–45章</w:t>
+        </w:r>
+      </w:hyperlink>
+      <w:r>
+        <w:rPr>
+          <w:lang w:val="zh_TW" w:bidi="zh_TW"/>
+        </w:rPr>
+        <w:t>）。雅各為兒子們祝福和預言時，提到便雅憫善於爭戰，或預言他的支派將擁有強大的軍事力量。他說：「便雅憫是個撕掠的狼，早晨要吃他所抓的，晚上要分他所奪的」（</w:t>
+      </w:r>
+      <w:hyperlink r:id="rId15">
+        <w:r>
+          <w:rPr>
+            <w:lang w:val="zh_TW" w:bidi="zh_TW"/>
+          </w:rPr>
+          <w:rPr>
+            <w:color w:val="0000EE"/>
+            <w:u w:val="single"/>
+          </w:rPr>
+          <w:t>創49:27</w:t>
+        </w:r>
+      </w:hyperlink>
+      <w:r>
+        <w:rPr>
+          <w:lang w:val="zh_TW" w:bidi="zh_TW"/>
+        </w:rPr>
+        <w:t>）。</w:t>
+        <w:br/>
+      </w:r>
+      <w:r>
+        <w:rPr>
+          <w:i/>
+          <w:lang w:val="zh_TW" w:bidi="zh_TW"/>
+        </w:rPr>
+        <w:t>見</w:t>
+      </w:r>
+      <w:r>
+        <w:rPr>
+          <w:lang w:val="zh_TW" w:bidi="zh_TW"/>
+        </w:rPr>
+        <w:t xml:space="preserve"> </w:t>
+      </w:r>
+      <w:r>
+        <w:rPr>
+          <w:lang w:val="zh_TW" w:bidi="zh_TW"/>
+        </w:rPr>
+        <w:t>便雅憫支派</w:t>
+      </w:r>
+      <w:r>
+        <w:rPr>
+          <w:lang w:val="zh_TW" w:bidi="zh_TW"/>
+        </w:rPr>
+        <w:t>。</w:t>
+      </w:r>
+    </w:p>
+    <w:p>
+      <w:pPr>
+        <w:pStyle w:val="ListNumber"/>
+        <w:spacing w:line="240" w:lineRule="auto"/>
+        <w:ind w:left="720"/>
+      </w:pPr>
+      <w:r>
+        <w:rPr>
+          <w:lang w:val="zh_TW" w:bidi="zh_TW"/>
+        </w:rPr>
+      </w:r>
+      <w:r>
+        <w:rPr>
+          <w:lang w:val="zh_TW" w:bidi="zh_TW"/>
+        </w:rPr>
+        <w:t>比勒罕的兒子，雅各的曾孫（</w:t>
+      </w:r>
+      <w:hyperlink r:id="rId16">
+        <w:r>
+          <w:rPr>
+            <w:lang w:val="zh_TW" w:bidi="zh_TW"/>
+          </w:rPr>
+          <w:rPr>
+            <w:color w:val="0000EE"/>
+            <w:u w:val="single"/>
+          </w:rPr>
+          <w:t>代上7:10</w:t>
+        </w:r>
+      </w:hyperlink>
+      <w:r>
+        <w:rPr>
+          <w:lang w:val="zh_TW" w:bidi="zh_TW"/>
+        </w:rPr>
+        <w:t>）。</w:t>
+      </w:r>
+    </w:p>
+    <w:p>
+      <w:pPr>
+        <w:pStyle w:val="ListNumber"/>
+        <w:spacing w:line="240" w:lineRule="auto"/>
+        <w:ind w:left="720"/>
+      </w:pPr>
+      <w:r>
+        <w:rPr>
+          <w:lang w:val="zh_TW" w:bidi="zh_TW"/>
+        </w:rPr>
+      </w:r>
+      <w:r>
+        <w:rPr>
+          <w:lang w:val="zh_TW" w:bidi="zh_TW"/>
+        </w:rPr>
+        <w:t>從巴比倫被擄歸回後，哈琳族中的一員；他娶了外邦女子為妻（</w:t>
+      </w:r>
+      <w:hyperlink r:id="rId17">
+        <w:r>
+          <w:rPr>
+            <w:lang w:val="zh_TW" w:bidi="zh_TW"/>
+          </w:rPr>
+          <w:rPr>
+            <w:color w:val="0000EE"/>
+            <w:u w:val="single"/>
+          </w:rPr>
+          <w:t>拉10:32</w:t>
+        </w:r>
+      </w:hyperlink>
+      <w:r>
+        <w:rPr>
+          <w:lang w:val="zh_TW" w:bidi="zh_TW"/>
+        </w:rPr>
+        <w:t>）。</w:t>
+      </w:r>
+    </w:p>
+    <w:p>
+      <w:pPr>
+        <w:pStyle w:val="ListNumber"/>
+        <w:spacing w:line="240" w:lineRule="auto"/>
+        <w:ind w:left="720"/>
+      </w:pPr>
+      <w:r>
+        <w:rPr>
+          <w:lang w:val="zh_TW" w:bidi="zh_TW"/>
+        </w:rPr>
+      </w:r>
+      <w:r>
+        <w:rPr>
+          <w:lang w:val="zh_TW" w:bidi="zh_TW"/>
+        </w:rPr>
+        <w:t>負責修築自己房屋旁邊那段城牆的人（</w:t>
+      </w:r>
+      <w:hyperlink r:id="rId18">
+        <w:r>
+          <w:rPr>
+            <w:lang w:val="zh_TW" w:bidi="zh_TW"/>
+          </w:rPr>
+          <w:rPr>
+            <w:color w:val="0000EE"/>
+            <w:u w:val="single"/>
+          </w:rPr>
+          <w:t>尼3:23</w:t>
+        </w:r>
+      </w:hyperlink>
+      <w:r>
+        <w:rPr>
+          <w:lang w:val="zh_TW" w:bidi="zh_TW"/>
+        </w:rPr>
+        <w:t>）。</w:t>
+      </w:r>
+    </w:p>
+    <w:p>
+      <w:pPr>
+        <w:pStyle w:val="ListNumber"/>
+        <w:spacing w:line="240" w:lineRule="auto"/>
+        <w:ind w:left="720"/>
+      </w:pPr>
+      <w:r>
+        <w:rPr>
+          <w:lang w:val="zh_TW" w:bidi="zh_TW"/>
+        </w:rPr>
+      </w:r>
+      <w:r>
+        <w:rPr>
+          <w:lang w:val="zh_TW" w:bidi="zh_TW"/>
+        </w:rPr>
+        <w:t>參與耶路撒冷城牆奉獻禮的一員（</w:t>
+      </w:r>
+      <w:hyperlink r:id="rId19">
+        <w:r>
+          <w:rPr>
+            <w:lang w:val="zh_TW" w:bidi="zh_TW"/>
+          </w:rPr>
+          <w:rPr>
+            <w:color w:val="0000EE"/>
+            <w:u w:val="single"/>
+          </w:rPr>
+          <w:t>尼12:34</w:t>
+        </w:r>
+      </w:hyperlink>
+      <w:r>
+        <w:rPr>
+          <w:lang w:val="zh_TW" w:bidi="zh_TW"/>
+        </w:rPr>
+        <w:t>）。他可能就是上述第4項所提到的那位便雅憫。</w:t>
+      </w:r>
+      <w:r>
+        <w:rPr>
+          <w:lang w:val="zh_TW" w:bidi="zh_TW"/>
+        </w:rPr>
+      </w:r>
+      <w:r>
+        <w:rPr>
+          <w:lang w:val="zh_TW" w:bidi="zh_TW"/>
+        </w:rPr>
+      </w:r>
+    </w:p>
+    <w:p>
+      <w:pPr/>
+      <w:r>
+        <w:rPr>
+          <w:lang w:val="zh_TW" w:bidi="zh_TW"/>
+        </w:rPr>
+      </w:r>
+    </w:p>
+    <w:p>
+      <w:pPr>
+        <w:pStyle w:val="Heading2"/>
+      </w:pPr>
+      <w:r>
+        <w:rPr>
+          <w:lang w:val="zh_TW" w:bidi="zh_TW"/>
+        </w:rPr>
+        <w:t>便‧亞米</w:t>
+      </w:r>
+      <w:r>
+        <w:rPr>
+          <w:lang w:val="zh_TW" w:bidi="zh_TW"/>
+        </w:rPr>
+      </w:r>
+    </w:p>
+    <w:p>
+      <w:pPr/>
+      <w:r>
+        <w:rPr>
+          <w:lang w:val="zh_TW" w:bidi="zh_TW"/>
+        </w:rPr>
+      </w:r>
+      <w:r>
+        <w:rPr>
+          <w:lang w:val="zh_TW" w:bidi="zh_TW"/>
+        </w:rPr>
+        <w:t>羅得與他的小女兒所生的兒子。羅得與大女兒同樣發生了不倫關係，生了一個兒子，名叫摩押。這兩個兒子分別是亞捫人與摩押人的先祖（</w:t>
+      </w:r>
+      <w:hyperlink r:id="rId20">
+        <w:r>
+          <w:rPr>
+            <w:lang w:val="zh_TW" w:bidi="zh_TW"/>
+          </w:rPr>
+          <w:rPr>
+            <w:color w:val="0000EE"/>
+            <w:u w:val="single"/>
+          </w:rPr>
+          <w:t>創19:38</w:t>
+        </w:r>
+      </w:hyperlink>
+      <w:r>
+        <w:rPr>
+          <w:lang w:val="zh_TW" w:bidi="zh_TW"/>
+        </w:rPr>
+        <w:t>）。</w:t>
+      </w:r>
+    </w:p>
+    <w:p>
+      <w:pPr/>
+      <w:r>
+        <w:rPr>
+          <w:lang w:val="zh_TW" w:bidi="zh_TW"/>
+        </w:rPr>
+      </w:r>
+      <w:r>
+        <w:rPr>
+          <w:lang w:val="zh_TW" w:bidi="zh_TW"/>
+        </w:rPr>
+        <w:t>羅得本可以分得神給亞伯拉罕的應許（</w:t>
+      </w:r>
+      <w:hyperlink r:id="rId21">
+        <w:r>
+          <w:rPr>
+            <w:lang w:val="zh_TW" w:bidi="zh_TW"/>
+          </w:rPr>
+          <w:rPr>
+            <w:color w:val="0000EE"/>
+            <w:u w:val="single"/>
+          </w:rPr>
+          <w:t>創11:31</w:t>
+        </w:r>
+      </w:hyperlink>
+      <w:r>
+        <w:rPr>
+          <w:lang w:val="zh_TW" w:bidi="zh_TW"/>
+        </w:rPr>
+        <w:t>，</w:t>
+      </w:r>
+      <w:hyperlink r:id="rId22">
+        <w:r>
+          <w:rPr>
+            <w:lang w:val="zh_TW" w:bidi="zh_TW"/>
+          </w:rPr>
+          <w:rPr>
+            <w:color w:val="0000EE"/>
+            <w:u w:val="single"/>
+          </w:rPr>
+          <w:t>12:1–4</w:t>
+        </w:r>
+      </w:hyperlink>
+      <w:r>
+        <w:rPr>
+          <w:lang w:val="zh_TW" w:bidi="zh_TW"/>
+        </w:rPr>
+        <w:t>），但他偏行己路（</w:t>
+      </w:r>
+      <w:hyperlink r:id="rId23">
+        <w:r>
+          <w:rPr>
+            <w:lang w:val="zh_TW" w:bidi="zh_TW"/>
+          </w:rPr>
+          <w:rPr>
+            <w:color w:val="0000EE"/>
+            <w:u w:val="single"/>
+          </w:rPr>
+          <w:t>13:2–12</w:t>
+        </w:r>
+      </w:hyperlink>
+      <w:r>
+        <w:rPr>
+          <w:lang w:val="zh_TW" w:bidi="zh_TW"/>
+        </w:rPr>
+        <w:t>），也沒有信靠耶和華（</w:t>
+      </w:r>
+      <w:hyperlink r:id="rId24">
+        <w:r>
+          <w:rPr>
+            <w:lang w:val="zh_TW" w:bidi="zh_TW"/>
+          </w:rPr>
+          <w:rPr>
+            <w:color w:val="0000EE"/>
+            <w:u w:val="single"/>
+          </w:rPr>
+          <w:t>19:15–23</w:t>
+        </w:r>
+      </w:hyperlink>
+      <w:r>
+        <w:rPr>
+          <w:lang w:val="zh_TW" w:bidi="zh_TW"/>
+        </w:rPr>
+        <w:t>）。然而，以色列人因著羅得與亞伯拉罕的關係，仍然尊重羅得的後裔，即使亞捫人與摩押人有時是以色列的強敵（</w:t>
+      </w:r>
+      <w:hyperlink r:id="rId25">
+        <w:r>
+          <w:rPr>
+            <w:lang w:val="zh_TW" w:bidi="zh_TW"/>
+          </w:rPr>
+          <w:rPr>
+            <w:color w:val="0000EE"/>
+            <w:u w:val="single"/>
+          </w:rPr>
+          <w:t>代下20:1–12</w:t>
+        </w:r>
+      </w:hyperlink>
+      <w:r>
+        <w:rPr>
+          <w:lang w:val="zh_TW" w:bidi="zh_TW"/>
+        </w:rPr>
+        <w:t>）。</w:t>
+      </w:r>
+    </w:p>
+    <w:p>
+      <w:pPr/>
+      <w:r>
+        <w:rPr>
+          <w:lang w:val="zh_TW" w:bidi="zh_TW"/>
+        </w:rPr>
+      </w:r>
+      <w:r>
+        <w:rPr>
+          <w:i/>
+          <w:lang w:val="zh_TW" w:bidi="zh_TW"/>
+        </w:rPr>
+        <w:t>另見</w:t>
+      </w:r>
+      <w:r>
+        <w:rPr>
+          <w:lang w:val="zh_TW" w:bidi="zh_TW"/>
+        </w:rPr>
+        <w:t>亞捫，亞捫人</w:t>
+      </w:r>
+      <w:r>
+        <w:rPr>
+          <w:lang w:val="zh_TW" w:bidi="zh_TW"/>
+        </w:rPr>
+        <w:t>。</w:t>
+      </w:r>
+      <w:r>
+        <w:rPr>
+          <w:lang w:val="zh_TW" w:bidi="zh_TW"/>
+        </w:rPr>
+      </w:r>
+      <w:r>
+        <w:rPr>
+          <w:lang w:val="zh_TW" w:bidi="zh_TW"/>
+        </w:rPr>
+      </w:r>
+    </w:p>
+    <w:p>
+      <w:pPr/>
+      <w:r>
+        <w:rPr>
+          <w:lang w:val="zh_TW" w:bidi="zh_TW"/>
+        </w:rPr>
+      </w:r>
+    </w:p>
+    <w:p>
+      <w:pPr>
+        <w:pStyle w:val="Heading2"/>
+      </w:pPr>
+      <w:r>
+        <w:rPr>
+          <w:lang w:val="zh_TW" w:bidi="zh_TW"/>
+        </w:rPr>
+        <w:t>變像</w:t>
+      </w:r>
+      <w:r>
+        <w:rPr>
+          <w:lang w:val="zh_TW" w:bidi="zh_TW"/>
+        </w:rPr>
+      </w:r>
+    </w:p>
+    <w:p>
+      <w:pPr/>
+      <w:r>
+        <w:rPr>
+          <w:lang w:val="zh_TW" w:bidi="zh_TW"/>
+        </w:rPr>
+      </w:r>
+      <w:r>
+        <w:rPr>
+          <w:lang w:val="zh_TW" w:bidi="zh_TW"/>
+        </w:rPr>
+        <w:t>耶穌在地上工作時所發生的事件，記載於新約的四處經文中（</w:t>
+      </w:r>
+      <w:hyperlink r:id="rId26">
+        <w:r>
+          <w:rPr>
+            <w:lang w:val="zh_TW" w:bidi="zh_TW"/>
+          </w:rPr>
+          <w:rPr>
+            <w:color w:val="0000EE"/>
+            <w:u w:val="single"/>
+          </w:rPr>
+          <w:t>太17:1–8</w:t>
+        </w:r>
+      </w:hyperlink>
+      <w:r>
+        <w:rPr>
+          <w:lang w:val="zh_TW" w:bidi="zh_TW"/>
+        </w:rPr>
+        <w:t>；</w:t>
+      </w:r>
+      <w:hyperlink r:id="rId27">
+        <w:r>
+          <w:rPr>
+            <w:lang w:val="zh_TW" w:bidi="zh_TW"/>
+          </w:rPr>
+          <w:rPr>
+            <w:color w:val="0000EE"/>
+            <w:u w:val="single"/>
+          </w:rPr>
+          <w:t>可9:2–8</w:t>
+        </w:r>
+      </w:hyperlink>
+      <w:r>
+        <w:rPr>
+          <w:lang w:val="zh_TW" w:bidi="zh_TW"/>
+        </w:rPr>
+        <w:t>；</w:t>
+      </w:r>
+      <w:hyperlink r:id="rId28">
+        <w:r>
+          <w:rPr>
+            <w:lang w:val="zh_TW" w:bidi="zh_TW"/>
+          </w:rPr>
+          <w:rPr>
+            <w:color w:val="0000EE"/>
+            <w:u w:val="single"/>
+          </w:rPr>
+          <w:t>路9:28–36</w:t>
+        </w:r>
+      </w:hyperlink>
+      <w:r>
+        <w:rPr>
+          <w:lang w:val="zh_TW" w:bidi="zh_TW"/>
+        </w:rPr>
+        <w:t>；</w:t>
+      </w:r>
+      <w:hyperlink r:id="rId29">
+        <w:r>
+          <w:rPr>
+            <w:lang w:val="zh_TW" w:bidi="zh_TW"/>
+          </w:rPr>
+          <w:rPr>
+            <w:color w:val="0000EE"/>
+            <w:u w:val="single"/>
+          </w:rPr>
+          <w:t>彼後1:16–18</w:t>
+        </w:r>
+      </w:hyperlink>
+      <w:r>
+        <w:rPr>
+          <w:lang w:val="zh_TW" w:bidi="zh_TW"/>
+        </w:rPr>
+        <w:t>），在這事件裡，耶穌榮耀地顯現在三位門徒面前：雅各、彼得和約翰。</w:t>
+      </w:r>
+    </w:p>
+    <w:p>
+      <w:pPr>
+        <w:pStyle w:val="Heading3"/>
+      </w:pPr>
+      <w:r>
+        <w:rPr>
+          <w:lang w:val="zh_TW" w:bidi="zh_TW"/>
+        </w:rPr>
+        <w:t>事件發生的地點</w:t>
+      </w:r>
+    </w:p>
+    <w:p>
+      <w:pPr/>
+      <w:r>
+        <w:rPr>
+          <w:lang w:val="zh_TW" w:bidi="zh_TW"/>
+        </w:rPr>
+      </w:r>
+      <w:r>
+        <w:rPr>
+          <w:lang w:val="zh_TW" w:bidi="zh_TW"/>
+        </w:rPr>
+        <w:t>新約聖經中並未明確指出變像的確切地點。</w:t>
+      </w:r>
+      <w:hyperlink r:id="rId30">
+        <w:r>
+          <w:rPr>
+            <w:lang w:val="zh_TW" w:bidi="zh_TW"/>
+          </w:rPr>
+          <w:rPr>
+            <w:color w:val="0000EE"/>
+            <w:u w:val="single"/>
+          </w:rPr>
+          <w:t>馬太福音十七章1節</w:t>
+        </w:r>
+      </w:hyperlink>
+      <w:r>
+        <w:rPr>
+          <w:lang w:val="zh_TW" w:bidi="zh_TW"/>
+        </w:rPr>
+        <w:t>和</w:t>
+      </w:r>
+      <w:hyperlink r:id="rId31">
+        <w:r>
+          <w:rPr>
+            <w:lang w:val="zh_TW" w:bidi="zh_TW"/>
+          </w:rPr>
+          <w:rPr>
+            <w:color w:val="0000EE"/>
+            <w:u w:val="single"/>
+          </w:rPr>
+          <w:t>馬可福音九章2節</w:t>
+        </w:r>
+      </w:hyperlink>
+      <w:r>
+        <w:rPr>
+          <w:lang w:val="zh_TW" w:bidi="zh_TW"/>
+        </w:rPr>
+        <w:t>僅僅說它發生在一座「高山」上。是哪座山有各種不同的說法，傳統認為變像事件發生在他泊山，這是一座位於以斯得倫（Esdraelon）平原上的圓形山，距加利利海西南方約10英里（16.1公里）處。然而，這個建議的地點存在兩個主要問題。首先，他泊山的海拔不到2000英尺（609.6米），稱它為「高山」不太合理。其次，在耶穌的時代，羅馬駐軍駐紮在他泊山，因此耶穌不太可能與門徒一起步行登上這座山。另一個建議是迦密山，它位於海岸上，但似乎偏離耶穌在凱撒利亞腓立比事件後的主要行程路線。第三個建議是黑門山，這座山高達9000英尺（2,743.2米），距離凱撒利亞腓立比約12英里（19.3公里）。黑門山確實是一座高山，且地處靠近凱撒利亞腓立比。</w:t>
+      </w:r>
+    </w:p>
+    <w:p>
+      <w:pPr>
+        <w:pStyle w:val="Heading3"/>
+      </w:pPr>
+      <w:r>
+        <w:rPr>
+          <w:lang w:val="zh_TW" w:bidi="zh_TW"/>
+        </w:rPr>
+        <w:t>事件的過程</w:t>
+      </w:r>
+    </w:p>
+    <w:p>
+      <w:pPr/>
+      <w:r>
+        <w:rPr>
+          <w:lang w:val="zh_TW" w:bidi="zh_TW"/>
+        </w:rPr>
+      </w:r>
+      <w:r>
+        <w:rPr>
+          <w:lang w:val="zh_TW" w:bidi="zh_TW"/>
+        </w:rPr>
+        <w:t>在凱撒利亞腓立比事件發生六天後，耶穌帶著彼得、雅各和約翰到一座高山上與祂獨處。就像在其它幾次的場合中，只有這三位門徒陪伴耶穌（參</w:t>
+      </w:r>
+      <w:hyperlink r:id="rId32">
+        <w:r>
+          <w:rPr>
+            <w:lang w:val="zh_TW" w:bidi="zh_TW"/>
+          </w:rPr>
+          <w:rPr>
+            <w:color w:val="0000EE"/>
+            <w:u w:val="single"/>
+          </w:rPr>
+          <w:t>可5:35–43</w:t>
+        </w:r>
+      </w:hyperlink>
+      <w:r>
+        <w:rPr>
+          <w:lang w:val="zh_TW" w:bidi="zh_TW"/>
+        </w:rPr>
+        <w:t>，</w:t>
+      </w:r>
+      <w:hyperlink r:id="rId33">
+        <w:r>
+          <w:rPr>
+            <w:lang w:val="zh_TW" w:bidi="zh_TW"/>
+          </w:rPr>
+          <w:rPr>
+            <w:color w:val="0000EE"/>
+            <w:u w:val="single"/>
+          </w:rPr>
+          <w:t>14:32–42</w:t>
+        </w:r>
+      </w:hyperlink>
+      <w:r>
+        <w:rPr>
+          <w:lang w:val="zh_TW" w:bidi="zh_TW"/>
+        </w:rPr>
+        <w:t>）。根據福音書的記載，登山變像時發生了三件事情：</w:t>
+      </w:r>
+    </w:p>
+    <w:p>
+      <w:pPr>
+        <w:pStyle w:val="ListNumber"/>
+        <w:numPr>
+          <w:ilvl w:val="0"/>
+          <w:numId w:val="15"/>
+        </w:numPr>
+        <w:spacing w:line="240" w:lineRule="auto"/>
+        <w:ind w:left="720"/>
+      </w:pPr>
+      <w:r>
+        <w:rPr>
+          <w:lang w:val="zh_TW" w:bidi="zh_TW"/>
+        </w:rPr>
+      </w:r>
+      <w:r>
+        <w:rPr>
+          <w:lang w:val="zh_TW" w:bidi="zh_TW"/>
+        </w:rPr>
         <w:t>「變了形像」。各福音書都記載了耶穌發生了一種非凡的變化。耶穌的形象變得光輝，「臉面明亮如日頭，衣裳潔白如光」（</w:t>
       </w:r>
-      <w:hyperlink r:id="rId27">
+      <w:hyperlink r:id="rId34">
         <w:r>
           <w:rPr>
             <w:lang w:val="zh_TW" w:bidi="zh_TW"/>
@@ -695,7 +1074,7 @@
         </w:rPr>
         <w:t>摩西和以利亞出現並與耶穌交談。這兩位代表律法和先知的人被描述為與耶穌談論祂的「去世（exodus）」或離開（</w:t>
       </w:r>
-      <w:hyperlink r:id="rId28">
+      <w:hyperlink r:id="rId35">
         <w:r>
           <w:rPr>
             <w:lang w:val="zh_TW" w:bidi="zh_TW"/>
@@ -713,7 +1092,7 @@
         </w:rPr>
         <w:t>）。在</w:t>
       </w:r>
-      <w:hyperlink r:id="rId28">
+      <w:hyperlink r:id="rId35">
         <w:r>
           <w:rPr>
             <w:lang w:val="zh_TW" w:bidi="zh_TW"/>
@@ -749,7 +1128,7 @@
         </w:rPr>
         <w:t>彼得說這對三個門徒來說是好事，他們能夠在場見證這一切，並且建議他們建造三個棚子，之後，有聲音從天上說：「這是我的愛子，你們要聽他」（</w:t>
       </w:r>
-      <w:hyperlink r:id="rId29">
+      <w:hyperlink r:id="rId36">
         <w:r>
           <w:rPr>
             <w:lang w:val="zh_TW" w:bidi="zh_TW"/>
@@ -792,7 +1171,7 @@
         </w:rPr>
         <w:t>要理解變像事件的意義，必須將耶穌變像時天上的聲音，與耶穌受洗時天上的聲音作對比。在耶穌受洗時，</w:t>
       </w:r>
-      <w:hyperlink r:id="rId30">
+      <w:hyperlink r:id="rId37">
         <w:r>
           <w:rPr>
             <w:lang w:val="zh_TW" w:bidi="zh_TW"/>
@@ -810,7 +1189,7 @@
         </w:rPr>
         <w:t>和</w:t>
       </w:r>
-      <w:hyperlink r:id="rId31">
+      <w:hyperlink r:id="rId38">
         <w:r>
           <w:rPr>
             <w:lang w:val="zh_TW" w:bidi="zh_TW"/>
@@ -828,7 +1207,7 @@
         </w:rPr>
         <w:t>都表明那聲音是對耶穌說的：「你是我的愛子。」然而，在變像時，這聲音不是對耶穌說的，而是對彼得、雅各和約翰說的：「這是我的愛子」（</w:t>
       </w:r>
-      <w:hyperlink r:id="rId29">
+      <w:hyperlink r:id="rId36">
         <w:r>
           <w:rPr>
             <w:lang w:val="zh_TW" w:bidi="zh_TW"/>
@@ -846,7 +1225,7 @@
         </w:rPr>
         <w:t>）。顯然，變像的事件主要是針對門徒而不是耶穌。「在他們面前變了形像」（</w:t>
       </w:r>
-      <w:hyperlink r:id="rId24">
+      <w:hyperlink r:id="rId31">
         <w:r>
           <w:rPr>
             <w:lang w:val="zh_TW" w:bidi="zh_TW"/>
@@ -864,7 +1243,7 @@
         </w:rPr>
         <w:t>節）；「有以利亞同摩西向他們顯現」（</w:t>
       </w:r>
-      <w:hyperlink r:id="rId32">
+      <w:hyperlink r:id="rId39">
         <w:r>
           <w:rPr>
             <w:lang w:val="zh_TW" w:bidi="zh_TW"/>
@@ -882,7 +1261,7 @@
         </w:rPr>
         <w:t>節）；「有一朵雲彩來遮蓋他們……『聽他』」（</w:t>
       </w:r>
-      <w:hyperlink r:id="rId29">
+      <w:hyperlink r:id="rId36">
         <w:r>
           <w:rPr>
             <w:lang w:val="zh_TW" w:bidi="zh_TW"/>
@@ -900,7 +1279,7 @@
         </w:rPr>
         <w:t>節）；「不再見一人，只見耶穌同他們在那裡」（</w:t>
       </w:r>
-      <w:hyperlink r:id="rId33">
+      <w:hyperlink r:id="rId40">
         <w:r>
           <w:rPr>
             <w:lang w:val="zh_TW" w:bidi="zh_TW"/>
@@ -932,7 +1311,7 @@
         </w:rPr>
         <w:t>在</w:t>
       </w:r>
-      <w:hyperlink r:id="rId22">
+      <w:hyperlink r:id="rId29">
         <w:r>
           <w:rPr>
             <w:lang w:val="zh_TW" w:bidi="zh_TW"/>
@@ -950,7 +1329,7 @@
         </w:rPr>
         <w:t>中，作者回憶自己曾親眼目睹耶穌的變像。約翰似乎也在他的福音書序言中提到此事，說：「我們也見過他的榮光」（</w:t>
       </w:r>
-      <w:hyperlink r:id="rId34">
+      <w:hyperlink r:id="rId41">
         <w:r>
           <w:rPr>
             <w:lang w:val="zh_TW" w:bidi="zh_TW"/>
@@ -982,7 +1361,7 @@
         </w:rPr>
         <w:t>當基督榮耀再來時，所有信徒都將被改變形像，並因此得到一個榮耀的復活身體。因此，基督的變像是每位信徒將來變像的預告（見</w:t>
       </w:r>
-      <w:hyperlink r:id="rId35">
+      <w:hyperlink r:id="rId42">
         <w:r>
           <w:rPr>
             <w:lang w:val="zh_TW" w:bidi="zh_TW"/>
@@ -1000,7 +1379,7 @@
         </w:rPr>
         <w:t>；</w:t>
       </w:r>
-      <w:hyperlink r:id="rId36">
+      <w:hyperlink r:id="rId43">
         <w:r>
           <w:rPr>
             <w:lang w:val="zh_TW" w:bidi="zh_TW"/>
@@ -1012,7 +1391,7 @@
           <w:t>腓3:20–21；</w:t>
         </w:r>
       </w:hyperlink>
-      <w:hyperlink r:id="rId37">
+      <w:hyperlink r:id="rId44">
         <w:r>
           <w:rPr>
             <w:lang w:val="zh_TW" w:bidi="zh_TW"/>
@@ -2965,6 +3344,12 @@
     <w:abstractNumId w:val="11"/>
   </w:num>
   <w:num w:numId="14">
+    <w:abstractNumId w:val="3"/>
+    <w:lvlOverride w:ilvl="0">
+      <w:startOverride w:val="1"/>
+    </w:lvlOverride>
+  </w:num>
+  <w:num w:numId="15">
     <w:abstractNumId w:val="3"/>
     <w:lvlOverride w:ilvl="0">
       <w:startOverride w:val="1"/>

--- a/zht/docx/010.content.docx
+++ b/zht/docx/010.content.docx
@@ -591,6 +591,1090 @@
         <w:rPr>
           <w:lang w:val="zh_TW" w:bidi="zh_TW"/>
         </w:rPr>
+        <w:t>便雅憫支派</w:t>
+      </w:r>
+      <w:r>
+        <w:rPr>
+          <w:lang w:val="zh_TW" w:bidi="zh_TW"/>
+        </w:rPr>
+      </w:r>
+    </w:p>
+    <w:p>
+      <w:pPr/>
+      <w:r>
+        <w:rPr>
+          <w:lang w:val="zh_TW" w:bidi="zh_TW"/>
+        </w:rPr>
+      </w:r>
+      <w:r>
+        <w:rPr>
+          <w:lang w:val="zh_TW" w:bidi="zh_TW"/>
+        </w:rPr>
+        <w:t>以色列十二支派中最小的支派，由雅各最小的兒子便雅憫的後裔組成（</w:t>
+      </w:r>
+      <w:hyperlink r:id="rId20">
+        <w:r>
+          <w:rPr>
+            <w:lang w:val="zh_TW" w:bidi="zh_TW"/>
+          </w:rPr>
+          <w:rPr>
+            <w:color w:val="0000EE"/>
+            <w:u w:val="single"/>
+          </w:rPr>
+          <w:t>民1:36</w:t>
+        </w:r>
+      </w:hyperlink>
+      <w:r>
+        <w:rPr>
+          <w:lang w:val="zh_TW" w:bidi="zh_TW"/>
+        </w:rPr>
+        <w:t>）。在舊約聖經中，這個支派常直接稱為「便雅憫」。雖然這支派的人數不多，但他們在以色列歷史上扮演了重要的角色，尤其以善於爭戰、英勇的軍兵聞名（</w:t>
+      </w:r>
+      <w:hyperlink r:id="rId21">
+        <w:r>
+          <w:rPr>
+            <w:lang w:val="zh_TW" w:bidi="zh_TW"/>
+          </w:rPr>
+          <w:rPr>
+            <w:color w:val="0000EE"/>
+            <w:u w:val="single"/>
+          </w:rPr>
+          <w:t>士20:13–16</w:t>
+        </w:r>
+      </w:hyperlink>
+      <w:r>
+        <w:rPr>
+          <w:lang w:val="zh_TW" w:bidi="zh_TW"/>
+        </w:rPr>
+        <w:t>；</w:t>
+      </w:r>
+      <w:hyperlink r:id="rId22">
+        <w:r>
+          <w:rPr>
+            <w:lang w:val="zh_TW" w:bidi="zh_TW"/>
+          </w:rPr>
+          <w:rPr>
+            <w:color w:val="0000EE"/>
+            <w:u w:val="single"/>
+          </w:rPr>
+          <w:t>代上12:1–2</w:t>
+        </w:r>
+      </w:hyperlink>
+      <w:r>
+        <w:rPr>
+          <w:lang w:val="zh_TW" w:bidi="zh_TW"/>
+        </w:rPr>
+        <w:t>）。</w:t>
+      </w:r>
+    </w:p>
+    <w:p>
+      <w:pPr>
+        <w:pStyle w:val="Heading3"/>
+      </w:pPr>
+      <w:r>
+        <w:rPr>
+          <w:lang w:val="zh_TW" w:bidi="zh_TW"/>
+        </w:rPr>
+        <w:t>便雅憫支派的地業</w:t>
+      </w:r>
+    </w:p>
+    <w:p>
+      <w:pPr/>
+      <w:r>
+        <w:rPr>
+          <w:lang w:val="zh_TW" w:bidi="zh_TW"/>
+        </w:rPr>
+      </w:r>
+      <w:r>
+        <w:rPr>
+          <w:lang w:val="zh_TW" w:bidi="zh_TW"/>
+        </w:rPr>
+        <w:t>以色列人征服迦南後，猶大和以法蓮分得地業之後，便雅憫也獲得自己的地業。便雅憫的地業位於猶大和以法蓮的地業之間，從以法蓮山地延伸到猶大山地。它與猶大的南界劃分得很清楚，邊界沿著欣嫩子谷（位於耶路撒冷南面）延伸，直到死海北面的一處地點。它的東界是約旦河，而與以法蓮接壤的北界則從約旦河延伸到伯特利，再到亞他綠·亞達，該地位於下伯·和崙的南面（</w:t>
+      </w:r>
+      <w:hyperlink r:id="rId23">
+        <w:r>
+          <w:rPr>
+            <w:lang w:val="zh_TW" w:bidi="zh_TW"/>
+          </w:rPr>
+          <w:rPr>
+            <w:color w:val="0000EE"/>
+            <w:u w:val="single"/>
+          </w:rPr>
+          <w:t>書18:11–20</w:t>
+        </w:r>
+      </w:hyperlink>
+      <w:r>
+        <w:rPr>
+          <w:lang w:val="zh_TW" w:bidi="zh_TW"/>
+        </w:rPr>
+        <w:t>）。</w:t>
+      </w:r>
+    </w:p>
+    <w:p>
+      <w:pPr/>
+      <w:r>
+        <w:rPr>
+          <w:lang w:val="zh_TW" w:bidi="zh_TW"/>
+        </w:rPr>
+      </w:r>
+      <w:r>
+        <w:rPr>
+          <w:lang w:val="zh_TW" w:bidi="zh_TW"/>
+        </w:rPr>
+        <w:t>便雅憫的地業東西約45.1公里（28英里），南北約19.3公里（12英里）。這是一個多山的地區，地勢有利於控制重要的山地通道，同時也擁有肥沃的谷地。</w:t>
+      </w:r>
+      <w:hyperlink r:id="rId24">
+        <w:r>
+          <w:rPr>
+            <w:lang w:val="zh_TW" w:bidi="zh_TW"/>
+          </w:rPr>
+          <w:rPr>
+            <w:color w:val="0000EE"/>
+            <w:u w:val="single"/>
+          </w:rPr>
+          <w:t>約書亞記十八章21至28節</w:t>
+        </w:r>
+      </w:hyperlink>
+      <w:r>
+        <w:rPr>
+          <w:lang w:val="zh_TW" w:bidi="zh_TW"/>
+        </w:rPr>
+        <w:t>提到的一些重要城邑包括：</w:t>
+      </w:r>
+    </w:p>
+    <w:p>
+      <w:pPr>
+        <w:pStyle w:val="ListBullet"/>
+        <w:spacing w:line="240" w:lineRule="auto"/>
+        <w:ind w:left="720"/>
+      </w:pPr>
+      <w:r>
+        <w:rPr>
+          <w:lang w:val="zh_TW" w:bidi="zh_TW"/>
+        </w:rPr>
+      </w:r>
+      <w:r>
+        <w:rPr>
+          <w:lang w:val="zh_TW" w:bidi="zh_TW"/>
+        </w:rPr>
+        <w:t>耶路撒冷</w:t>
+      </w:r>
+    </w:p>
+    <w:p>
+      <w:pPr>
+        <w:pStyle w:val="ListBullet"/>
+        <w:spacing w:line="240" w:lineRule="auto"/>
+        <w:ind w:left="720"/>
+      </w:pPr>
+      <w:r>
+        <w:rPr>
+          <w:lang w:val="zh_TW" w:bidi="zh_TW"/>
+        </w:rPr>
+      </w:r>
+      <w:r>
+        <w:rPr>
+          <w:lang w:val="zh_TW" w:bidi="zh_TW"/>
+        </w:rPr>
+        <w:t>耶利哥</w:t>
+      </w:r>
+    </w:p>
+    <w:p>
+      <w:pPr>
+        <w:pStyle w:val="ListBullet"/>
+        <w:spacing w:line="240" w:lineRule="auto"/>
+        <w:ind w:left="720"/>
+      </w:pPr>
+      <w:r>
+        <w:rPr>
+          <w:lang w:val="zh_TW" w:bidi="zh_TW"/>
+        </w:rPr>
+      </w:r>
+      <w:r>
+        <w:rPr>
+          <w:lang w:val="zh_TW" w:bidi="zh_TW"/>
+        </w:rPr>
+        <w:t>伯特利</w:t>
+      </w:r>
+    </w:p>
+    <w:p>
+      <w:pPr>
+        <w:pStyle w:val="ListBullet"/>
+        <w:spacing w:line="240" w:lineRule="auto"/>
+        <w:ind w:left="720"/>
+      </w:pPr>
+      <w:r>
+        <w:rPr>
+          <w:lang w:val="zh_TW" w:bidi="zh_TW"/>
+        </w:rPr>
+      </w:r>
+      <w:r>
+        <w:rPr>
+          <w:lang w:val="zh_TW" w:bidi="zh_TW"/>
+        </w:rPr>
+        <w:t>基遍</w:t>
+      </w:r>
+    </w:p>
+    <w:p>
+      <w:pPr>
+        <w:pStyle w:val="ListBullet"/>
+        <w:spacing w:line="240" w:lineRule="auto"/>
+        <w:ind w:left="720"/>
+      </w:pPr>
+      <w:r>
+        <w:rPr>
+          <w:lang w:val="zh_TW" w:bidi="zh_TW"/>
+        </w:rPr>
+      </w:r>
+      <w:r>
+        <w:rPr>
+          <w:lang w:val="zh_TW" w:bidi="zh_TW"/>
+        </w:rPr>
+        <w:t>基比亞</w:t>
+      </w:r>
+    </w:p>
+    <w:p>
+      <w:pPr>
+        <w:pStyle w:val="ListBullet"/>
+        <w:spacing w:line="240" w:lineRule="auto"/>
+        <w:ind w:left="720"/>
+      </w:pPr>
+      <w:r>
+        <w:rPr>
+          <w:lang w:val="zh_TW" w:bidi="zh_TW"/>
+        </w:rPr>
+      </w:r>
+      <w:r>
+        <w:rPr>
+          <w:lang w:val="zh_TW" w:bidi="zh_TW"/>
+        </w:rPr>
+        <w:t>米斯巴</w:t>
+      </w:r>
+    </w:p>
+    <w:p>
+      <w:pPr/>
+      <w:r>
+        <w:rPr>
+          <w:lang w:val="zh_TW" w:bidi="zh_TW"/>
+        </w:rPr>
+      </w:r>
+      <w:r>
+        <w:rPr>
+          <w:lang w:val="zh_TW" w:bidi="zh_TW"/>
+        </w:rPr>
+        <w:t>他們並非一開始就從居民手中奪取這些城邑；例如，耶路撒冷一直掌握在耶布斯人手中，直到大衛的時代。這種艱難的環境培養出堅毅強悍的百姓。雅各為便雅憫祝福時，形容他「是個撕掠的狼」（</w:t>
+      </w:r>
+      <w:hyperlink r:id="rId15">
+        <w:r>
+          <w:rPr>
+            <w:lang w:val="zh_TW" w:bidi="zh_TW"/>
+          </w:rPr>
+          <w:rPr>
+            <w:color w:val="0000EE"/>
+            <w:u w:val="single"/>
+          </w:rPr>
+          <w:t>創49:27</w:t>
+        </w:r>
+      </w:hyperlink>
+      <w:r>
+        <w:rPr>
+          <w:lang w:val="zh_TW" w:bidi="zh_TW"/>
+        </w:rPr>
+        <w:t>）。</w:t>
+      </w:r>
+    </w:p>
+    <w:p>
+      <w:pPr>
+        <w:pStyle w:val="Heading3"/>
+      </w:pPr>
+      <w:r>
+        <w:rPr>
+          <w:lang w:val="zh_TW" w:bidi="zh_TW"/>
+        </w:rPr>
+        <w:t>便雅憫支派的人物</w:t>
+      </w:r>
+    </w:p>
+    <w:p>
+      <w:pPr/>
+      <w:r>
+        <w:rPr>
+          <w:lang w:val="zh_TW" w:bidi="zh_TW"/>
+        </w:rPr>
+      </w:r>
+      <w:r>
+        <w:rPr>
+          <w:lang w:val="zh_TW" w:bidi="zh_TW"/>
+        </w:rPr>
+        <w:t>迦南早期的一位士師以笏出自便雅憫支派，他殺死摩押王伊磯倫，拯救了以色列人（</w:t>
+      </w:r>
+      <w:hyperlink r:id="rId25">
+        <w:r>
+          <w:rPr>
+            <w:lang w:val="zh_TW" w:bidi="zh_TW"/>
+          </w:rPr>
+          <w:rPr>
+            <w:color w:val="0000EE"/>
+            <w:u w:val="single"/>
+          </w:rPr>
+          <w:t>士3:15</w:t>
+        </w:r>
+      </w:hyperlink>
+      <w:r>
+        <w:rPr>
+          <w:lang w:val="zh_TW" w:bidi="zh_TW"/>
+        </w:rPr>
+        <w:t>）。後來，便雅憫支派的人也協助底波拉和巴拉擊敗西西拉（</w:t>
+      </w:r>
+      <w:hyperlink r:id="rId26">
+        <w:r>
+          <w:rPr>
+            <w:lang w:val="zh_TW" w:bidi="zh_TW"/>
+          </w:rPr>
+          <w:rPr>
+            <w:color w:val="0000EE"/>
+            <w:u w:val="single"/>
+          </w:rPr>
+          <w:t>士5:14</w:t>
+        </w:r>
+      </w:hyperlink>
+      <w:r>
+        <w:rPr>
+          <w:lang w:val="zh_TW" w:bidi="zh_TW"/>
+        </w:rPr>
+        <w:t>）。這個支派還出了許多傑出的人物：</w:t>
+      </w:r>
+    </w:p>
+    <w:p>
+      <w:pPr>
+        <w:pStyle w:val="ListBullet"/>
+        <w:spacing w:line="240" w:lineRule="auto"/>
+        <w:ind w:left="720"/>
+      </w:pPr>
+      <w:r>
+        <w:rPr>
+          <w:lang w:val="zh_TW" w:bidi="zh_TW"/>
+        </w:rPr>
+      </w:r>
+      <w:r>
+        <w:rPr>
+          <w:lang w:val="zh_TW" w:bidi="zh_TW"/>
+        </w:rPr>
+        <w:t>政治領袖（</w:t>
+      </w:r>
+      <w:hyperlink r:id="rId27">
+        <w:r>
+          <w:rPr>
+            <w:lang w:val="zh_TW" w:bidi="zh_TW"/>
+          </w:rPr>
+          <w:rPr>
+            <w:color w:val="0000EE"/>
+            <w:u w:val="single"/>
+          </w:rPr>
+          <w:t>代上27:21</w:t>
+        </w:r>
+      </w:hyperlink>
+      <w:r>
+        <w:rPr>
+          <w:lang w:val="zh_TW" w:bidi="zh_TW"/>
+        </w:rPr>
+        <w:t>）</w:t>
+      </w:r>
+    </w:p>
+    <w:p>
+      <w:pPr>
+        <w:pStyle w:val="ListBullet"/>
+        <w:spacing w:line="240" w:lineRule="auto"/>
+        <w:ind w:left="720"/>
+      </w:pPr>
+      <w:r>
+        <w:rPr>
+          <w:lang w:val="zh_TW" w:bidi="zh_TW"/>
+        </w:rPr>
+      </w:r>
+      <w:r>
+        <w:rPr>
+          <w:lang w:val="zh_TW" w:bidi="zh_TW"/>
+        </w:rPr>
+        <w:t>掃羅軍中的將領（</w:t>
+      </w:r>
+      <w:hyperlink r:id="rId28">
+        <w:r>
+          <w:rPr>
+            <w:lang w:val="zh_TW" w:bidi="zh_TW"/>
+          </w:rPr>
+          <w:rPr>
+            <w:color w:val="0000EE"/>
+            <w:u w:val="single"/>
+          </w:rPr>
+          <w:t>撒下4:2</w:t>
+        </w:r>
+      </w:hyperlink>
+      <w:r>
+        <w:rPr>
+          <w:lang w:val="zh_TW" w:bidi="zh_TW"/>
+        </w:rPr>
+        <w:t>）和大衛軍中的勇士（</w:t>
+      </w:r>
+      <w:hyperlink r:id="rId29">
+        <w:r>
+          <w:rPr>
+            <w:lang w:val="zh_TW" w:bidi="zh_TW"/>
+          </w:rPr>
+          <w:rPr>
+            <w:color w:val="0000EE"/>
+            <w:u w:val="single"/>
+          </w:rPr>
+          <w:t>撒下23:29</w:t>
+        </w:r>
+      </w:hyperlink>
+      <w:r>
+        <w:rPr>
+          <w:lang w:val="zh_TW" w:bidi="zh_TW"/>
+        </w:rPr>
+        <w:t>）</w:t>
+      </w:r>
+    </w:p>
+    <w:p>
+      <w:pPr>
+        <w:pStyle w:val="ListBullet"/>
+        <w:spacing w:line="240" w:lineRule="auto"/>
+        <w:ind w:left="720"/>
+      </w:pPr>
+      <w:r>
+        <w:rPr>
+          <w:lang w:val="zh_TW" w:bidi="zh_TW"/>
+        </w:rPr>
+      </w:r>
+      <w:r>
+        <w:rPr>
+          <w:lang w:val="zh_TW" w:bidi="zh_TW"/>
+        </w:rPr>
+        <w:t>熟練的弓箭手（</w:t>
+      </w:r>
+      <w:hyperlink r:id="rId30">
+        <w:r>
+          <w:rPr>
+            <w:lang w:val="zh_TW" w:bidi="zh_TW"/>
+          </w:rPr>
+          <w:rPr>
+            <w:color w:val="0000EE"/>
+            <w:u w:val="single"/>
+          </w:rPr>
+          <w:t>代上8:40</w:t>
+        </w:r>
+      </w:hyperlink>
+      <w:r>
+        <w:rPr>
+          <w:lang w:val="zh_TW" w:bidi="zh_TW"/>
+        </w:rPr>
+        <w:t>）</w:t>
+      </w:r>
+    </w:p>
+    <w:p>
+      <w:pPr>
+        <w:pStyle w:val="ListBullet"/>
+        <w:spacing w:line="240" w:lineRule="auto"/>
+        <w:ind w:left="720"/>
+      </w:pPr>
+      <w:r>
+        <w:rPr>
+          <w:lang w:val="zh_TW" w:bidi="zh_TW"/>
+        </w:rPr>
+      </w:r>
+      <w:r>
+        <w:rPr>
+          <w:lang w:val="zh_TW" w:bidi="zh_TW"/>
+        </w:rPr>
+        <w:t>所羅門服役之人的首領（</w:t>
+      </w:r>
+      <w:hyperlink r:id="rId31">
+        <w:r>
+          <w:rPr>
+            <w:lang w:val="zh_TW" w:bidi="zh_TW"/>
+          </w:rPr>
+          <w:rPr>
+            <w:color w:val="0000EE"/>
+            <w:u w:val="single"/>
+          </w:rPr>
+          <w:t>王上4:18</w:t>
+        </w:r>
+      </w:hyperlink>
+      <w:r>
+        <w:rPr>
+          <w:lang w:val="zh_TW" w:bidi="zh_TW"/>
+        </w:rPr>
+        <w:t>）</w:t>
+      </w:r>
+    </w:p>
+    <w:p>
+      <w:pPr/>
+      <w:r>
+        <w:rPr>
+          <w:lang w:val="zh_TW" w:bidi="zh_TW"/>
+        </w:rPr>
+      </w:r>
+      <w:r>
+        <w:rPr>
+          <w:lang w:val="zh_TW" w:bidi="zh_TW"/>
+        </w:rPr>
+        <w:t>便雅憫的後裔也表現出一些不光彩的特質：</w:t>
+      </w:r>
+    </w:p>
+    <w:p>
+      <w:pPr>
+        <w:pStyle w:val="ListBullet"/>
+        <w:spacing w:line="240" w:lineRule="auto"/>
+        <w:ind w:left="720"/>
+      </w:pPr>
+      <w:r>
+        <w:rPr>
+          <w:lang w:val="zh_TW" w:bidi="zh_TW"/>
+        </w:rPr>
+      </w:r>
+      <w:r>
+        <w:rPr>
+          <w:lang w:val="zh_TW" w:bidi="zh_TW"/>
+        </w:rPr>
+        <w:t>便雅憫人帕提是十二個探子之一。當探子探察迦南地回來後，他和其他探子一同報惡信（</w:t>
+      </w:r>
+      <w:hyperlink r:id="rId32">
+        <w:r>
+          <w:rPr>
+            <w:lang w:val="zh_TW" w:bidi="zh_TW"/>
+          </w:rPr>
+          <w:rPr>
+            <w:color w:val="0000EE"/>
+            <w:u w:val="single"/>
+          </w:rPr>
+          <w:t>民13:1–2、9、31–33</w:t>
+        </w:r>
+      </w:hyperlink>
+      <w:r>
+        <w:rPr>
+          <w:lang w:val="zh_TW" w:bidi="zh_TW"/>
+        </w:rPr>
+        <w:t>）</w:t>
+      </w:r>
+    </w:p>
+    <w:p>
+      <w:pPr>
+        <w:pStyle w:val="ListBullet"/>
+        <w:spacing w:line="240" w:lineRule="auto"/>
+        <w:ind w:left="720"/>
+      </w:pPr>
+      <w:r>
+        <w:rPr>
+          <w:lang w:val="zh_TW" w:bidi="zh_TW"/>
+        </w:rPr>
+      </w:r>
+      <w:r>
+        <w:rPr>
+          <w:lang w:val="zh_TW" w:bidi="zh_TW"/>
+        </w:rPr>
+        <w:t>便雅憫支派沒有順服神，也缺乏勇氣，未能把迦南人從他們所得的地業中趕出去（</w:t>
+      </w:r>
+      <w:hyperlink r:id="rId33">
+        <w:r>
+          <w:rPr>
+            <w:lang w:val="zh_TW" w:bidi="zh_TW"/>
+          </w:rPr>
+          <w:rPr>
+            <w:color w:val="0000EE"/>
+            <w:u w:val="single"/>
+          </w:rPr>
+          <w:t>士1:21</w:t>
+        </w:r>
+      </w:hyperlink>
+      <w:r>
+        <w:rPr>
+          <w:lang w:val="zh_TW" w:bidi="zh_TW"/>
+        </w:rPr>
+        <w:t>）</w:t>
+      </w:r>
+    </w:p>
+    <w:p>
+      <w:pPr>
+        <w:pStyle w:val="ListBullet"/>
+        <w:spacing w:line="240" w:lineRule="auto"/>
+        <w:ind w:left="720"/>
+      </w:pPr>
+      <w:r>
+        <w:rPr>
+          <w:lang w:val="zh_TW" w:bidi="zh_TW"/>
+        </w:rPr>
+      </w:r>
+      <w:r>
+        <w:rPr>
+          <w:lang w:val="zh_TW" w:bidi="zh_TW"/>
+        </w:rPr>
+        <w:t>便雅憫支派中有人凌辱一名妾，導致她死亡，這支派卻為他們辯護，這件事引發了便雅憫支派與其它支派之間的爭戰，導致便雅憫支派幾乎滅絕（</w:t>
+      </w:r>
+      <w:hyperlink r:id="rId34">
+        <w:r>
+          <w:rPr>
+            <w:lang w:val="zh_TW" w:bidi="zh_TW"/>
+          </w:rPr>
+          <w:rPr>
+            <w:color w:val="0000EE"/>
+            <w:u w:val="single"/>
+          </w:rPr>
+          <w:t>士19–20章</w:t>
+        </w:r>
+      </w:hyperlink>
+      <w:r>
+        <w:rPr>
+          <w:lang w:val="zh_TW" w:bidi="zh_TW"/>
+        </w:rPr>
+        <w:t>）。為了避免便雅憫支派滅亡，其它支派讓倖存的便雅憫人擄去數百名女子作妻子（</w:t>
+      </w:r>
+      <w:hyperlink r:id="rId35">
+        <w:r>
+          <w:rPr>
+            <w:lang w:val="zh_TW" w:bidi="zh_TW"/>
+          </w:rPr>
+          <w:rPr>
+            <w:color w:val="0000EE"/>
+            <w:u w:val="single"/>
+          </w:rPr>
+          <w:t>士21章</w:t>
+        </w:r>
+      </w:hyperlink>
+      <w:r>
+        <w:rPr>
+          <w:lang w:val="zh_TW" w:bidi="zh_TW"/>
+        </w:rPr>
+        <w:t>）。</w:t>
+      </w:r>
+    </w:p>
+    <w:p>
+      <w:pPr/>
+      <w:r>
+        <w:rPr>
+          <w:lang w:val="zh_TW" w:bidi="zh_TW"/>
+        </w:rPr>
+      </w:r>
+      <w:r>
+        <w:rPr>
+          <w:lang w:val="zh_TW" w:bidi="zh_TW"/>
+        </w:rPr>
+        <w:t>便雅憫支派也在許多方面顯出可靠和忠誠的特質：</w:t>
+      </w:r>
+    </w:p>
+    <w:p>
+      <w:pPr>
+        <w:pStyle w:val="ListBullet"/>
+        <w:spacing w:line="240" w:lineRule="auto"/>
+        <w:ind w:left="720"/>
+      </w:pPr>
+      <w:r>
+        <w:rPr>
+          <w:lang w:val="zh_TW" w:bidi="zh_TW"/>
+        </w:rPr>
+      </w:r>
+      <w:r>
+        <w:rPr>
+          <w:lang w:val="zh_TW" w:bidi="zh_TW"/>
+        </w:rPr>
+        <w:t>在出埃及期間，他們在以色列的組織中（</w:t>
+      </w:r>
+      <w:hyperlink r:id="rId36">
+        <w:r>
+          <w:rPr>
+            <w:lang w:val="zh_TW" w:bidi="zh_TW"/>
+          </w:rPr>
+          <w:rPr>
+            <w:color w:val="0000EE"/>
+            <w:u w:val="single"/>
+          </w:rPr>
+          <w:t>民1:11</w:t>
+        </w:r>
+      </w:hyperlink>
+      <w:r>
+        <w:rPr>
+          <w:lang w:val="zh_TW" w:bidi="zh_TW"/>
+        </w:rPr>
+        <w:t>）、軍兵中（</w:t>
+      </w:r>
+      <w:hyperlink r:id="rId37">
+        <w:r>
+          <w:rPr>
+            <w:lang w:val="zh_TW" w:bidi="zh_TW"/>
+          </w:rPr>
+          <w:rPr>
+            <w:color w:val="0000EE"/>
+            <w:u w:val="single"/>
+          </w:rPr>
+          <w:t>民2:22</w:t>
+        </w:r>
+      </w:hyperlink>
+      <w:r>
+        <w:rPr>
+          <w:lang w:val="zh_TW" w:bidi="zh_TW"/>
+        </w:rPr>
+        <w:t>）各按其位，並獻上本支派的供物（</w:t>
+      </w:r>
+      <w:hyperlink r:id="rId38">
+        <w:r>
+          <w:rPr>
+            <w:lang w:val="zh_TW" w:bidi="zh_TW"/>
+          </w:rPr>
+          <w:rPr>
+            <w:color w:val="0000EE"/>
+            <w:u w:val="single"/>
+          </w:rPr>
+          <w:t>民7:60</w:t>
+        </w:r>
+      </w:hyperlink>
+      <w:r>
+        <w:rPr>
+          <w:lang w:val="zh_TW" w:bidi="zh_TW"/>
+        </w:rPr>
+        <w:t>）</w:t>
+      </w:r>
+    </w:p>
+    <w:p>
+      <w:pPr>
+        <w:pStyle w:val="ListBullet"/>
+        <w:spacing w:line="240" w:lineRule="auto"/>
+        <w:ind w:left="720"/>
+      </w:pPr>
+      <w:r>
+        <w:rPr>
+          <w:lang w:val="zh_TW" w:bidi="zh_TW"/>
+        </w:rPr>
+      </w:r>
+      <w:r>
+        <w:rPr>
+          <w:lang w:val="zh_TW" w:bidi="zh_TW"/>
+        </w:rPr>
+        <w:t>他們對王室十分忠誠。起初忠於掃羅及其家族（</w:t>
+      </w:r>
+      <w:hyperlink r:id="rId39">
+        <w:r>
+          <w:rPr>
+            <w:lang w:val="zh_TW" w:bidi="zh_TW"/>
+          </w:rPr>
+          <w:rPr>
+            <w:color w:val="0000EE"/>
+            <w:u w:val="single"/>
+          </w:rPr>
+          <w:t>撒下2:8–31</w:t>
+        </w:r>
+      </w:hyperlink>
+      <w:r>
+        <w:rPr>
+          <w:lang w:val="zh_TW" w:bidi="zh_TW"/>
+        </w:rPr>
+        <w:t>），後來也支持大衛及其後裔。當耶羅波安脫離猶大家分裂王國時，便雅憫仍然效忠所羅門的兒子羅波安（</w:t>
+      </w:r>
+      <w:hyperlink r:id="rId40">
+        <w:r>
+          <w:rPr>
+            <w:lang w:val="zh_TW" w:bidi="zh_TW"/>
+          </w:rPr>
+          <w:rPr>
+            <w:color w:val="0000EE"/>
+            <w:u w:val="single"/>
+          </w:rPr>
+          <w:t>王上12:21–24</w:t>
+        </w:r>
+      </w:hyperlink>
+      <w:r>
+        <w:rPr>
+          <w:lang w:val="zh_TW" w:bidi="zh_TW"/>
+        </w:rPr>
+        <w:t>）</w:t>
+      </w:r>
+    </w:p>
+    <w:p>
+      <w:pPr/>
+      <w:r>
+        <w:rPr>
+          <w:lang w:val="zh_TW" w:bidi="zh_TW"/>
+        </w:rPr>
+      </w:r>
+      <w:r>
+        <w:rPr>
+          <w:lang w:val="zh_TW" w:bidi="zh_TW"/>
+        </w:rPr>
+        <w:t>舊約聖經中提到的其他便雅憫支派的人（通常稱為便雅憫人）包括：</w:t>
+      </w:r>
+    </w:p>
+    <w:p>
+      <w:pPr>
+        <w:pStyle w:val="ListBullet"/>
+        <w:spacing w:line="240" w:lineRule="auto"/>
+        <w:ind w:left="720"/>
+      </w:pPr>
+      <w:r>
+        <w:rPr>
+          <w:lang w:val="zh_TW" w:bidi="zh_TW"/>
+        </w:rPr>
+      </w:r>
+      <w:r>
+        <w:rPr>
+          <w:lang w:val="zh_TW" w:bidi="zh_TW"/>
+        </w:rPr>
+        <w:t>古實，大衛曾因他作詩（</w:t>
+      </w:r>
+      <w:hyperlink r:id="rId41">
+        <w:r>
+          <w:rPr>
+            <w:lang w:val="zh_TW" w:bidi="zh_TW"/>
+          </w:rPr>
+          <w:rPr>
+            <w:color w:val="0000EE"/>
+            <w:u w:val="single"/>
+          </w:rPr>
+          <w:t>詩7篇</w:t>
+        </w:r>
+      </w:hyperlink>
+      <w:r>
+        <w:rPr>
+          <w:lang w:val="zh_TW" w:bidi="zh_TW"/>
+        </w:rPr>
+        <w:t>的標題）</w:t>
+      </w:r>
+    </w:p>
+    <w:p>
+      <w:pPr>
+        <w:pStyle w:val="ListBullet"/>
+        <w:spacing w:line="240" w:lineRule="auto"/>
+        <w:ind w:left="720"/>
+      </w:pPr>
+      <w:r>
+        <w:rPr>
+          <w:lang w:val="zh_TW" w:bidi="zh_TW"/>
+        </w:rPr>
+      </w:r>
+      <w:r>
+        <w:rPr>
+          <w:lang w:val="zh_TW" w:bidi="zh_TW"/>
+        </w:rPr>
+        <w:t>先知耶利米，雖然他是利未人，卻住在便雅憫地（</w:t>
+      </w:r>
+      <w:hyperlink r:id="rId42">
+        <w:r>
+          <w:rPr>
+            <w:lang w:val="zh_TW" w:bidi="zh_TW"/>
+          </w:rPr>
+          <w:rPr>
+            <w:color w:val="0000EE"/>
+            <w:u w:val="single"/>
+          </w:rPr>
+          <w:t>耶1:1，</w:t>
+        </w:r>
+      </w:hyperlink>
+      <w:hyperlink r:id="rId43">
+        <w:r>
+          <w:rPr>
+            <w:lang w:val="zh_TW" w:bidi="zh_TW"/>
+          </w:rPr>
+          <w:rPr>
+            <w:color w:val="0000EE"/>
+            <w:u w:val="single"/>
+          </w:rPr>
+          <w:t>32:8</w:t>
+        </w:r>
+      </w:hyperlink>
+      <w:r>
+        <w:rPr>
+          <w:lang w:val="zh_TW" w:bidi="zh_TW"/>
+        </w:rPr>
+        <w:t>）</w:t>
+      </w:r>
+    </w:p>
+    <w:p>
+      <w:pPr>
+        <w:pStyle w:val="ListBullet"/>
+        <w:spacing w:line="240" w:lineRule="auto"/>
+        <w:ind w:left="720"/>
+      </w:pPr>
+      <w:r>
+        <w:rPr>
+          <w:lang w:val="zh_TW" w:bidi="zh_TW"/>
+        </w:rPr>
+      </w:r>
+      <w:r>
+        <w:rPr>
+          <w:lang w:val="zh_TW" w:bidi="zh_TW"/>
+        </w:rPr>
+        <w:t>末底改，以斯帖王后的叔父和謀士（</w:t>
+      </w:r>
+      <w:hyperlink r:id="rId44">
+        <w:r>
+          <w:rPr>
+            <w:lang w:val="zh_TW" w:bidi="zh_TW"/>
+          </w:rPr>
+          <w:rPr>
+            <w:color w:val="0000EE"/>
+            <w:u w:val="single"/>
+          </w:rPr>
+          <w:t>斯2:5</w:t>
+        </w:r>
+      </w:hyperlink>
+      <w:r>
+        <w:rPr>
+          <w:lang w:val="zh_TW" w:bidi="zh_TW"/>
+        </w:rPr>
+        <w:t>）</w:t>
+      </w:r>
+    </w:p>
+    <w:p>
+      <w:pPr>
+        <w:pStyle w:val="Heading3"/>
+      </w:pPr>
+      <w:r>
+        <w:rPr>
+          <w:lang w:val="zh_TW" w:bidi="zh_TW"/>
+        </w:rPr>
+        <w:t>新約聖經中的便雅憫支派</w:t>
+      </w:r>
+    </w:p>
+    <w:p>
+      <w:pPr/>
+      <w:r>
+        <w:rPr>
+          <w:lang w:val="zh_TW" w:bidi="zh_TW"/>
+        </w:rPr>
+      </w:r>
+      <w:r>
+        <w:rPr>
+          <w:lang w:val="zh_TW" w:bidi="zh_TW"/>
+        </w:rPr>
+        <w:t>在新約聖經中，使徒保羅以自己屬於便雅憫支派為榮，曾兩次提到自己是便雅憫人（</w:t>
+      </w:r>
+      <w:hyperlink r:id="rId45">
+        <w:r>
+          <w:rPr>
+            <w:lang w:val="zh_TW" w:bidi="zh_TW"/>
+          </w:rPr>
+          <w:rPr>
+            <w:color w:val="0000EE"/>
+            <w:u w:val="single"/>
+          </w:rPr>
+          <w:t>羅11:1</w:t>
+        </w:r>
+      </w:hyperlink>
+      <w:r>
+        <w:rPr>
+          <w:lang w:val="zh_TW" w:bidi="zh_TW"/>
+        </w:rPr>
+        <w:t>；</w:t>
+      </w:r>
+      <w:hyperlink r:id="rId46">
+        <w:r>
+          <w:rPr>
+            <w:lang w:val="zh_TW" w:bidi="zh_TW"/>
+          </w:rPr>
+          <w:rPr>
+            <w:color w:val="0000EE"/>
+            <w:u w:val="single"/>
+          </w:rPr>
+          <w:t>腓3:5</w:t>
+        </w:r>
+      </w:hyperlink>
+      <w:r>
+        <w:rPr>
+          <w:lang w:val="zh_TW" w:bidi="zh_TW"/>
+        </w:rPr>
+        <w:t>）。保羅在彼西底的安提阿講道時，簡要回顧以色列的歷史，也提到掃羅是出自便雅憫支派的王（</w:t>
+      </w:r>
+      <w:hyperlink r:id="rId47">
+        <w:r>
+          <w:rPr>
+            <w:lang w:val="zh_TW" w:bidi="zh_TW"/>
+          </w:rPr>
+          <w:rPr>
+            <w:color w:val="0000EE"/>
+            <w:u w:val="single"/>
+          </w:rPr>
+          <w:t>徒13:21</w:t>
+        </w:r>
+      </w:hyperlink>
+      <w:r>
+        <w:rPr>
+          <w:lang w:val="zh_TW" w:bidi="zh_TW"/>
+        </w:rPr>
+        <w:t>）。在新約聖經另一處經文中，約翰在啟示錄的異象裡提到便雅憫支派，並將它列在其它11個支派之中（</w:t>
+      </w:r>
+      <w:hyperlink r:id="rId48">
+        <w:r>
+          <w:rPr>
+            <w:lang w:val="zh_TW" w:bidi="zh_TW"/>
+          </w:rPr>
+          <w:rPr>
+            <w:color w:val="0000EE"/>
+            <w:u w:val="single"/>
+          </w:rPr>
+          <w:t>啟7:8</w:t>
+        </w:r>
+      </w:hyperlink>
+      <w:r>
+        <w:rPr>
+          <w:lang w:val="zh_TW" w:bidi="zh_TW"/>
+        </w:rPr>
+        <w:t>）。</w:t>
+      </w:r>
+    </w:p>
+    <w:p>
+      <w:pPr/>
+      <w:r>
+        <w:rPr>
+          <w:lang w:val="zh_TW" w:bidi="zh_TW"/>
+        </w:rPr>
+      </w:r>
+      <w:r>
+        <w:rPr>
+          <w:i/>
+          <w:lang w:val="zh_TW" w:bidi="zh_TW"/>
+        </w:rPr>
+        <w:t>見</w:t>
+      </w:r>
+      <w:r>
+        <w:rPr>
+          <w:lang w:val="zh_TW" w:bidi="zh_TW"/>
+        </w:rPr>
+        <w:t xml:space="preserve"> </w:t>
+      </w:r>
+      <w:r>
+        <w:rPr>
+          <w:lang w:val="zh_TW" w:bidi="zh_TW"/>
+        </w:rPr>
+        <w:t>便雅憫（人物）#1</w:t>
+      </w:r>
+      <w:r>
+        <w:rPr>
+          <w:lang w:val="zh_TW" w:bidi="zh_TW"/>
+        </w:rPr>
+        <w:t>。</w:t>
+      </w:r>
+      <w:r>
+        <w:rPr>
+          <w:lang w:val="zh_TW" w:bidi="zh_TW"/>
+        </w:rPr>
+      </w:r>
+      <w:r>
+        <w:rPr>
+          <w:lang w:val="zh_TW" w:bidi="zh_TW"/>
+        </w:rPr>
+      </w:r>
+    </w:p>
+    <w:p>
+      <w:pPr/>
+      <w:r>
+        <w:rPr>
+          <w:lang w:val="zh_TW" w:bidi="zh_TW"/>
+        </w:rPr>
+      </w:r>
+    </w:p>
+    <w:p>
+      <w:pPr>
+        <w:pStyle w:val="Heading2"/>
+      </w:pPr>
+      <w:r>
+        <w:rPr>
+          <w:lang w:val="zh_TW" w:bidi="zh_TW"/>
+        </w:rPr>
         <w:t>便‧亞米</w:t>
       </w:r>
       <w:r>
@@ -612,7 +1696,7 @@
         </w:rPr>
         <w:t>羅得與他的小女兒所生的兒子。羅得與大女兒同樣發生了不倫關係，生了一個兒子，名叫摩押。這兩個兒子分別是亞捫人與摩押人的先祖（</w:t>
       </w:r>
-      <w:hyperlink r:id="rId20">
+      <w:hyperlink r:id="rId49">
         <w:r>
           <w:rPr>
             <w:lang w:val="zh_TW" w:bidi="zh_TW"/>
@@ -644,7 +1728,7 @@
         </w:rPr>
         <w:t>羅得本可以分得神給亞伯拉罕的應許（</w:t>
       </w:r>
-      <w:hyperlink r:id="rId21">
+      <w:hyperlink r:id="rId50">
         <w:r>
           <w:rPr>
             <w:lang w:val="zh_TW" w:bidi="zh_TW"/>
@@ -662,7 +1746,7 @@
         </w:rPr>
         <w:t>，</w:t>
       </w:r>
-      <w:hyperlink r:id="rId22">
+      <w:hyperlink r:id="rId51">
         <w:r>
           <w:rPr>
             <w:lang w:val="zh_TW" w:bidi="zh_TW"/>
@@ -680,7 +1764,7 @@
         </w:rPr>
         <w:t>），但他偏行己路（</w:t>
       </w:r>
-      <w:hyperlink r:id="rId23">
+      <w:hyperlink r:id="rId52">
         <w:r>
           <w:rPr>
             <w:lang w:val="zh_TW" w:bidi="zh_TW"/>
@@ -698,7 +1782,7 @@
         </w:rPr>
         <w:t>），也沒有信靠耶和華（</w:t>
       </w:r>
-      <w:hyperlink r:id="rId24">
+      <w:hyperlink r:id="rId53">
         <w:r>
           <w:rPr>
             <w:lang w:val="zh_TW" w:bidi="zh_TW"/>
@@ -716,7 +1800,7 @@
         </w:rPr>
         <w:t>）。然而，以色列人因著羅得與亞伯拉罕的關係，仍然尊重羅得的後裔，即使亞捫人與摩押人有時是以色列的強敵（</w:t>
       </w:r>
-      <w:hyperlink r:id="rId25">
+      <w:hyperlink r:id="rId54">
         <w:r>
           <w:rPr>
             <w:lang w:val="zh_TW" w:bidi="zh_TW"/>
@@ -809,7 +1893,7 @@
         </w:rPr>
         <w:t>耶穌在地上工作時所發生的事件，記載於新約的四處經文中（</w:t>
       </w:r>
-      <w:hyperlink r:id="rId26">
+      <w:hyperlink r:id="rId55">
         <w:r>
           <w:rPr>
             <w:lang w:val="zh_TW" w:bidi="zh_TW"/>
@@ -827,7 +1911,7 @@
         </w:rPr>
         <w:t>；</w:t>
       </w:r>
-      <w:hyperlink r:id="rId27">
+      <w:hyperlink r:id="rId56">
         <w:r>
           <w:rPr>
             <w:lang w:val="zh_TW" w:bidi="zh_TW"/>
@@ -845,7 +1929,7 @@
         </w:rPr>
         <w:t>；</w:t>
       </w:r>
-      <w:hyperlink r:id="rId28">
+      <w:hyperlink r:id="rId57">
         <w:r>
           <w:rPr>
             <w:lang w:val="zh_TW" w:bidi="zh_TW"/>
@@ -863,7 +1947,7 @@
         </w:rPr>
         <w:t>；</w:t>
       </w:r>
-      <w:hyperlink r:id="rId29">
+      <w:hyperlink r:id="rId58">
         <w:r>
           <w:rPr>
             <w:lang w:val="zh_TW" w:bidi="zh_TW"/>
@@ -906,7 +1990,7 @@
         </w:rPr>
         <w:t>新約聖經中並未明確指出變像的確切地點。</w:t>
       </w:r>
-      <w:hyperlink r:id="rId30">
+      <w:hyperlink r:id="rId59">
         <w:r>
           <w:rPr>
             <w:lang w:val="zh_TW" w:bidi="zh_TW"/>
@@ -924,7 +2008,7 @@
         </w:rPr>
         <w:t>和</w:t>
       </w:r>
-      <w:hyperlink r:id="rId31">
+      <w:hyperlink r:id="rId60">
         <w:r>
           <w:rPr>
             <w:lang w:val="zh_TW" w:bidi="zh_TW"/>
@@ -967,7 +2051,7 @@
         </w:rPr>
         <w:t>在凱撒利亞腓立比事件發生六天後，耶穌帶著彼得、雅各和約翰到一座高山上與祂獨處。就像在其它幾次的場合中，只有這三位門徒陪伴耶穌（參</w:t>
       </w:r>
-      <w:hyperlink r:id="rId32">
+      <w:hyperlink r:id="rId61">
         <w:r>
           <w:rPr>
             <w:lang w:val="zh_TW" w:bidi="zh_TW"/>
@@ -985,7 +2069,7 @@
         </w:rPr>
         <w:t>，</w:t>
       </w:r>
-      <w:hyperlink r:id="rId33">
+      <w:hyperlink r:id="rId62">
         <w:r>
           <w:rPr>
             <w:lang w:val="zh_TW" w:bidi="zh_TW"/>
@@ -1025,7 +2109,7 @@
         </w:rPr>
         <w:t>「變了形像」。各福音書都記載了耶穌發生了一種非凡的變化。耶穌的形象變得光輝，「臉面明亮如日頭，衣裳潔白如光」（</w:t>
       </w:r>
-      <w:hyperlink r:id="rId34">
+      <w:hyperlink r:id="rId63">
         <w:r>
           <w:rPr>
             <w:lang w:val="zh_TW" w:bidi="zh_TW"/>
@@ -1074,7 +2158,7 @@
         </w:rPr>
         <w:t>摩西和以利亞出現並與耶穌交談。這兩位代表律法和先知的人被描述為與耶穌談論祂的「去世（exodus）」或離開（</w:t>
       </w:r>
-      <w:hyperlink r:id="rId35">
+      <w:hyperlink r:id="rId64">
         <w:r>
           <w:rPr>
             <w:lang w:val="zh_TW" w:bidi="zh_TW"/>
@@ -1092,7 +2176,7 @@
         </w:rPr>
         <w:t>）。在</w:t>
       </w:r>
-      <w:hyperlink r:id="rId35">
+      <w:hyperlink r:id="rId64">
         <w:r>
           <w:rPr>
             <w:lang w:val="zh_TW" w:bidi="zh_TW"/>
@@ -1128,7 +2212,7 @@
         </w:rPr>
         <w:t>彼得說這對三個門徒來說是好事，他們能夠在場見證這一切，並且建議他們建造三個棚子，之後，有聲音從天上說：「這是我的愛子，你們要聽他」（</w:t>
       </w:r>
-      <w:hyperlink r:id="rId36">
+      <w:hyperlink r:id="rId65">
         <w:r>
           <w:rPr>
             <w:lang w:val="zh_TW" w:bidi="zh_TW"/>
@@ -1171,7 +2255,7 @@
         </w:rPr>
         <w:t>要理解變像事件的意義，必須將耶穌變像時天上的聲音，與耶穌受洗時天上的聲音作對比。在耶穌受洗時，</w:t>
       </w:r>
-      <w:hyperlink r:id="rId37">
+      <w:hyperlink r:id="rId66">
         <w:r>
           <w:rPr>
             <w:lang w:val="zh_TW" w:bidi="zh_TW"/>
@@ -1189,7 +2273,7 @@
         </w:rPr>
         <w:t>和</w:t>
       </w:r>
-      <w:hyperlink r:id="rId38">
+      <w:hyperlink r:id="rId67">
         <w:r>
           <w:rPr>
             <w:lang w:val="zh_TW" w:bidi="zh_TW"/>
@@ -1207,7 +2291,7 @@
         </w:rPr>
         <w:t>都表明那聲音是對耶穌說的：「你是我的愛子。」然而，在變像時，這聲音不是對耶穌說的，而是對彼得、雅各和約翰說的：「這是我的愛子」（</w:t>
       </w:r>
-      <w:hyperlink r:id="rId36">
+      <w:hyperlink r:id="rId65">
         <w:r>
           <w:rPr>
             <w:lang w:val="zh_TW" w:bidi="zh_TW"/>
@@ -1225,7 +2309,7 @@
         </w:rPr>
         <w:t>）。顯然，變像的事件主要是針對門徒而不是耶穌。「在他們面前變了形像」（</w:t>
       </w:r>
-      <w:hyperlink r:id="rId31">
+      <w:hyperlink r:id="rId60">
         <w:r>
           <w:rPr>
             <w:lang w:val="zh_TW" w:bidi="zh_TW"/>
@@ -1243,7 +2327,7 @@
         </w:rPr>
         <w:t>節）；「有以利亞同摩西向他們顯現」（</w:t>
       </w:r>
-      <w:hyperlink r:id="rId39">
+      <w:hyperlink r:id="rId68">
         <w:r>
           <w:rPr>
             <w:lang w:val="zh_TW" w:bidi="zh_TW"/>
@@ -1261,7 +2345,7 @@
         </w:rPr>
         <w:t>節）；「有一朵雲彩來遮蓋他們……『聽他』」（</w:t>
       </w:r>
-      <w:hyperlink r:id="rId36">
+      <w:hyperlink r:id="rId65">
         <w:r>
           <w:rPr>
             <w:lang w:val="zh_TW" w:bidi="zh_TW"/>
@@ -1279,7 +2363,7 @@
         </w:rPr>
         <w:t>節）；「不再見一人，只見耶穌同他們在那裡」（</w:t>
       </w:r>
-      <w:hyperlink r:id="rId40">
+      <w:hyperlink r:id="rId69">
         <w:r>
           <w:rPr>
             <w:lang w:val="zh_TW" w:bidi="zh_TW"/>
@@ -1311,7 +2395,7 @@
         </w:rPr>
         <w:t>在</w:t>
       </w:r>
-      <w:hyperlink r:id="rId29">
+      <w:hyperlink r:id="rId58">
         <w:r>
           <w:rPr>
             <w:lang w:val="zh_TW" w:bidi="zh_TW"/>
@@ -1329,7 +2413,7 @@
         </w:rPr>
         <w:t>中，作者回憶自己曾親眼目睹耶穌的變像。約翰似乎也在他的福音書序言中提到此事，說：「我們也見過他的榮光」（</w:t>
       </w:r>
-      <w:hyperlink r:id="rId41">
+      <w:hyperlink r:id="rId70">
         <w:r>
           <w:rPr>
             <w:lang w:val="zh_TW" w:bidi="zh_TW"/>
@@ -1361,7 +2445,7 @@
         </w:rPr>
         <w:t>當基督榮耀再來時，所有信徒都將被改變形像，並因此得到一個榮耀的復活身體。因此，基督的變像是每位信徒將來變像的預告（見</w:t>
       </w:r>
-      <w:hyperlink r:id="rId42">
+      <w:hyperlink r:id="rId71">
         <w:r>
           <w:rPr>
             <w:lang w:val="zh_TW" w:bidi="zh_TW"/>
@@ -1379,7 +2463,7 @@
         </w:rPr>
         <w:t>；</w:t>
       </w:r>
-      <w:hyperlink r:id="rId43">
+      <w:hyperlink r:id="rId72">
         <w:r>
           <w:rPr>
             <w:lang w:val="zh_TW" w:bidi="zh_TW"/>
@@ -1391,7 +2475,7 @@
           <w:t>腓3:20–21；</w:t>
         </w:r>
       </w:hyperlink>
-      <w:hyperlink r:id="rId44">
+      <w:hyperlink r:id="rId73">
         <w:r>
           <w:rPr>
             <w:lang w:val="zh_TW" w:bidi="zh_TW"/>

--- a/zht/docx/010.content.docx
+++ b/zht/docx/010.content.docx
@@ -233,18 +233,12 @@
         </w:rPr>
         <w:t>拉結在難產將死時（</w:t>
       </w:r>
-      <w:hyperlink r:id="rId13">
-        <w:r>
-          <w:rPr>
-            <w:lang w:val="zh_TW" w:bidi="zh_TW"/>
-          </w:rPr>
-          <w:rPr>
-            <w:color w:val="0000EE"/>
-            <w:u w:val="single"/>
-          </w:rPr>
-          <w:t>創35:18</w:t>
-        </w:r>
-      </w:hyperlink>
+      <w:r>
+        <w:rPr>
+          <w:lang w:val="zh_TW" w:bidi="zh_TW"/>
+        </w:rPr>
+        <w:t>創35:18</w:t>
+      </w:r>
       <w:r>
         <w:rPr>
           <w:lang w:val="zh_TW" w:bidi="zh_TW"/>
@@ -340,54 +334,36 @@
         </w:rPr>
         <w:t>雅各12個兒子中最小的一個，也是約瑟的親弟弟。當他的母親拉結臨終時，給他起名叫便‧俄尼（「憂患之子」，</w:t>
       </w:r>
-      <w:hyperlink r:id="rId13">
-        <w:r>
-          <w:rPr>
-            <w:lang w:val="zh_TW" w:bidi="zh_TW"/>
-          </w:rPr>
-          <w:rPr>
-            <w:color w:val="0000EE"/>
-            <w:u w:val="single"/>
-          </w:rPr>
-          <w:t>創35:18</w:t>
-        </w:r>
-      </w:hyperlink>
+      <w:r>
+        <w:rPr>
+          <w:lang w:val="zh_TW" w:bidi="zh_TW"/>
+        </w:rPr>
+        <w:t>創35:18</w:t>
+      </w:r>
       <w:r>
         <w:rPr>
           <w:lang w:val="zh_TW" w:bidi="zh_TW"/>
         </w:rPr>
         <w:t>）；後來雅各給他改名為便雅憫（「右手之子」）。約瑟被同父異母的哥哥們賣到埃及後，父親雅各以為他已經死了，因此特別保護便雅憫。後來，約瑟利用便雅憫設下一個計劃，使雅各和他的12個兒子得以在埃及重聚（</w:t>
       </w:r>
-      <w:hyperlink r:id="rId14">
-        <w:r>
-          <w:rPr>
-            <w:lang w:val="zh_TW" w:bidi="zh_TW"/>
-          </w:rPr>
-          <w:rPr>
-            <w:color w:val="0000EE"/>
-            <w:u w:val="single"/>
-          </w:rPr>
-          <w:t>創42–45章</w:t>
-        </w:r>
-      </w:hyperlink>
+      <w:r>
+        <w:rPr>
+          <w:lang w:val="zh_TW" w:bidi="zh_TW"/>
+        </w:rPr>
+        <w:t>創42–45章</w:t>
+      </w:r>
       <w:r>
         <w:rPr>
           <w:lang w:val="zh_TW" w:bidi="zh_TW"/>
         </w:rPr>
         <w:t>）。雅各為兒子們祝福和預言時，提到便雅憫善於爭戰，或預言他的支派將擁有強大的軍事力量。他說：「便雅憫是個撕掠的狼，早晨要吃他所抓的，晚上要分他所奪的」（</w:t>
       </w:r>
-      <w:hyperlink r:id="rId15">
-        <w:r>
-          <w:rPr>
-            <w:lang w:val="zh_TW" w:bidi="zh_TW"/>
-          </w:rPr>
-          <w:rPr>
-            <w:color w:val="0000EE"/>
-            <w:u w:val="single"/>
-          </w:rPr>
-          <w:t>創49:27</w:t>
-        </w:r>
-      </w:hyperlink>
+      <w:r>
+        <w:rPr>
+          <w:lang w:val="zh_TW" w:bidi="zh_TW"/>
+        </w:rPr>
+        <w:t>創49:27</w:t>
+      </w:r>
       <w:r>
         <w:rPr>
           <w:lang w:val="zh_TW" w:bidi="zh_TW"/>
@@ -438,18 +414,12 @@
         </w:rPr>
         <w:t>比勒罕的兒子，雅各的曾孫（</w:t>
       </w:r>
-      <w:hyperlink r:id="rId16">
-        <w:r>
-          <w:rPr>
-            <w:lang w:val="zh_TW" w:bidi="zh_TW"/>
-          </w:rPr>
-          <w:rPr>
-            <w:color w:val="0000EE"/>
-            <w:u w:val="single"/>
-          </w:rPr>
-          <w:t>代上7:10</w:t>
-        </w:r>
-      </w:hyperlink>
+      <w:r>
+        <w:rPr>
+          <w:lang w:val="zh_TW" w:bidi="zh_TW"/>
+        </w:rPr>
+        <w:t>代上7:10</w:t>
+      </w:r>
       <w:r>
         <w:rPr>
           <w:lang w:val="zh_TW" w:bidi="zh_TW"/>
@@ -474,18 +444,12 @@
         </w:rPr>
         <w:t>從巴比倫被擄歸回後，哈琳族中的一員；他娶了外邦女子為妻（</w:t>
       </w:r>
-      <w:hyperlink r:id="rId17">
-        <w:r>
-          <w:rPr>
-            <w:lang w:val="zh_TW" w:bidi="zh_TW"/>
-          </w:rPr>
-          <w:rPr>
-            <w:color w:val="0000EE"/>
-            <w:u w:val="single"/>
-          </w:rPr>
-          <w:t>拉10:32</w:t>
-        </w:r>
-      </w:hyperlink>
+      <w:r>
+        <w:rPr>
+          <w:lang w:val="zh_TW" w:bidi="zh_TW"/>
+        </w:rPr>
+        <w:t>拉10:32</w:t>
+      </w:r>
       <w:r>
         <w:rPr>
           <w:lang w:val="zh_TW" w:bidi="zh_TW"/>
@@ -510,18 +474,12 @@
         </w:rPr>
         <w:t>負責修築自己房屋旁邊那段城牆的人（</w:t>
       </w:r>
-      <w:hyperlink r:id="rId18">
-        <w:r>
-          <w:rPr>
-            <w:lang w:val="zh_TW" w:bidi="zh_TW"/>
-          </w:rPr>
-          <w:rPr>
-            <w:color w:val="0000EE"/>
-            <w:u w:val="single"/>
-          </w:rPr>
-          <w:t>尼3:23</w:t>
-        </w:r>
-      </w:hyperlink>
+      <w:r>
+        <w:rPr>
+          <w:lang w:val="zh_TW" w:bidi="zh_TW"/>
+        </w:rPr>
+        <w:t>尼3:23</w:t>
+      </w:r>
       <w:r>
         <w:rPr>
           <w:lang w:val="zh_TW" w:bidi="zh_TW"/>
@@ -546,18 +504,12 @@
         </w:rPr>
         <w:t>參與耶路撒冷城牆奉獻禮的一員（</w:t>
       </w:r>
-      <w:hyperlink r:id="rId19">
-        <w:r>
-          <w:rPr>
-            <w:lang w:val="zh_TW" w:bidi="zh_TW"/>
-          </w:rPr>
-          <w:rPr>
-            <w:color w:val="0000EE"/>
-            <w:u w:val="single"/>
-          </w:rPr>
-          <w:t>尼12:34</w:t>
-        </w:r>
-      </w:hyperlink>
+      <w:r>
+        <w:rPr>
+          <w:lang w:val="zh_TW" w:bidi="zh_TW"/>
+        </w:rPr>
+        <w:t>尼12:34</w:t>
+      </w:r>
       <w:r>
         <w:rPr>
           <w:lang w:val="zh_TW" w:bidi="zh_TW"/>
@@ -612,54 +564,36 @@
         </w:rPr>
         <w:t>以色列十二支派中最小的支派，由雅各最小的兒子便雅憫的後裔組成（</w:t>
       </w:r>
-      <w:hyperlink r:id="rId20">
-        <w:r>
-          <w:rPr>
-            <w:lang w:val="zh_TW" w:bidi="zh_TW"/>
-          </w:rPr>
-          <w:rPr>
-            <w:color w:val="0000EE"/>
-            <w:u w:val="single"/>
-          </w:rPr>
-          <w:t>民1:36</w:t>
-        </w:r>
-      </w:hyperlink>
+      <w:r>
+        <w:rPr>
+          <w:lang w:val="zh_TW" w:bidi="zh_TW"/>
+        </w:rPr>
+        <w:t>民1:36</w:t>
+      </w:r>
       <w:r>
         <w:rPr>
           <w:lang w:val="zh_TW" w:bidi="zh_TW"/>
         </w:rPr>
         <w:t>）。在舊約聖經中，這個支派常直接稱為「便雅憫」。雖然這支派的人數不多，但他們在以色列歷史上扮演了重要的角色，尤其以善於爭戰、英勇的軍兵聞名（</w:t>
       </w:r>
-      <w:hyperlink r:id="rId21">
-        <w:r>
-          <w:rPr>
-            <w:lang w:val="zh_TW" w:bidi="zh_TW"/>
-          </w:rPr>
-          <w:rPr>
-            <w:color w:val="0000EE"/>
-            <w:u w:val="single"/>
-          </w:rPr>
-          <w:t>士20:13–16</w:t>
-        </w:r>
-      </w:hyperlink>
+      <w:r>
+        <w:rPr>
+          <w:lang w:val="zh_TW" w:bidi="zh_TW"/>
+        </w:rPr>
+        <w:t>士20:13–16</w:t>
+      </w:r>
       <w:r>
         <w:rPr>
           <w:lang w:val="zh_TW" w:bidi="zh_TW"/>
         </w:rPr>
         <w:t>；</w:t>
       </w:r>
-      <w:hyperlink r:id="rId22">
-        <w:r>
-          <w:rPr>
-            <w:lang w:val="zh_TW" w:bidi="zh_TW"/>
-          </w:rPr>
-          <w:rPr>
-            <w:color w:val="0000EE"/>
-            <w:u w:val="single"/>
-          </w:rPr>
-          <w:t>代上12:1–2</w:t>
-        </w:r>
-      </w:hyperlink>
+      <w:r>
+        <w:rPr>
+          <w:lang w:val="zh_TW" w:bidi="zh_TW"/>
+        </w:rPr>
+        <w:t>代上12:1–2</w:t>
+      </w:r>
       <w:r>
         <w:rPr>
           <w:lang w:val="zh_TW" w:bidi="zh_TW"/>
@@ -691,18 +625,12 @@
         </w:rPr>
         <w:t>以色列人征服迦南後，猶大和以法蓮分得地業之後，便雅憫也獲得自己的地業。便雅憫的地業位於猶大和以法蓮的地業之間，從以法蓮山地延伸到猶大山地。它與猶大的南界劃分得很清楚，邊界沿著欣嫩子谷（位於耶路撒冷南面）延伸，直到死海北面的一處地點。它的東界是約旦河，而與以法蓮接壤的北界則從約旦河延伸到伯特利，再到亞他綠·亞達，該地位於下伯·和崙的南面（</w:t>
       </w:r>
-      <w:hyperlink r:id="rId23">
-        <w:r>
-          <w:rPr>
-            <w:lang w:val="zh_TW" w:bidi="zh_TW"/>
-          </w:rPr>
-          <w:rPr>
-            <w:color w:val="0000EE"/>
-            <w:u w:val="single"/>
-          </w:rPr>
-          <w:t>書18:11–20</w:t>
-        </w:r>
-      </w:hyperlink>
+      <w:r>
+        <w:rPr>
+          <w:lang w:val="zh_TW" w:bidi="zh_TW"/>
+        </w:rPr>
+        <w:t>書18:11–20</w:t>
+      </w:r>
       <w:r>
         <w:rPr>
           <w:lang w:val="zh_TW" w:bidi="zh_TW"/>
@@ -723,18 +651,12 @@
         </w:rPr>
         <w:t>便雅憫的地業東西約45.1公里（28英里），南北約19.3公里（12英里）。這是一個多山的地區，地勢有利於控制重要的山地通道，同時也擁有肥沃的谷地。</w:t>
       </w:r>
-      <w:hyperlink r:id="rId24">
-        <w:r>
-          <w:rPr>
-            <w:lang w:val="zh_TW" w:bidi="zh_TW"/>
-          </w:rPr>
-          <w:rPr>
-            <w:color w:val="0000EE"/>
-            <w:u w:val="single"/>
-          </w:rPr>
-          <w:t>約書亞記十八章21至28節</w:t>
-        </w:r>
-      </w:hyperlink>
+      <w:r>
+        <w:rPr>
+          <w:lang w:val="zh_TW" w:bidi="zh_TW"/>
+        </w:rPr>
+        <w:t>約書亞記十八章21至28節</w:t>
+      </w:r>
       <w:r>
         <w:rPr>
           <w:lang w:val="zh_TW" w:bidi="zh_TW"/>
@@ -863,18 +785,12 @@
         </w:rPr>
         <w:t>他們並非一開始就從居民手中奪取這些城邑；例如，耶路撒冷一直掌握在耶布斯人手中，直到大衛的時代。這種艱難的環境培養出堅毅強悍的百姓。雅各為便雅憫祝福時，形容他「是個撕掠的狼」（</w:t>
       </w:r>
-      <w:hyperlink r:id="rId15">
-        <w:r>
-          <w:rPr>
-            <w:lang w:val="zh_TW" w:bidi="zh_TW"/>
-          </w:rPr>
-          <w:rPr>
-            <w:color w:val="0000EE"/>
-            <w:u w:val="single"/>
-          </w:rPr>
-          <w:t>創49:27</w:t>
-        </w:r>
-      </w:hyperlink>
+      <w:r>
+        <w:rPr>
+          <w:lang w:val="zh_TW" w:bidi="zh_TW"/>
+        </w:rPr>
+        <w:t>創49:27</w:t>
+      </w:r>
       <w:r>
         <w:rPr>
           <w:lang w:val="zh_TW" w:bidi="zh_TW"/>
@@ -906,36 +822,24 @@
         </w:rPr>
         <w:t>迦南早期的一位士師以笏出自便雅憫支派，他殺死摩押王伊磯倫，拯救了以色列人（</w:t>
       </w:r>
-      <w:hyperlink r:id="rId25">
-        <w:r>
-          <w:rPr>
-            <w:lang w:val="zh_TW" w:bidi="zh_TW"/>
-          </w:rPr>
-          <w:rPr>
-            <w:color w:val="0000EE"/>
-            <w:u w:val="single"/>
-          </w:rPr>
-          <w:t>士3:15</w:t>
-        </w:r>
-      </w:hyperlink>
+      <w:r>
+        <w:rPr>
+          <w:lang w:val="zh_TW" w:bidi="zh_TW"/>
+        </w:rPr>
+        <w:t>士3:15</w:t>
+      </w:r>
       <w:r>
         <w:rPr>
           <w:lang w:val="zh_TW" w:bidi="zh_TW"/>
         </w:rPr>
         <w:t>）。後來，便雅憫支派的人也協助底波拉和巴拉擊敗西西拉（</w:t>
       </w:r>
-      <w:hyperlink r:id="rId26">
-        <w:r>
-          <w:rPr>
-            <w:lang w:val="zh_TW" w:bidi="zh_TW"/>
-          </w:rPr>
-          <w:rPr>
-            <w:color w:val="0000EE"/>
-            <w:u w:val="single"/>
-          </w:rPr>
-          <w:t>士5:14</w:t>
-        </w:r>
-      </w:hyperlink>
+      <w:r>
+        <w:rPr>
+          <w:lang w:val="zh_TW" w:bidi="zh_TW"/>
+        </w:rPr>
+        <w:t>士5:14</w:t>
+      </w:r>
       <w:r>
         <w:rPr>
           <w:lang w:val="zh_TW" w:bidi="zh_TW"/>
@@ -960,18 +864,12 @@
         </w:rPr>
         <w:t>政治領袖（</w:t>
       </w:r>
-      <w:hyperlink r:id="rId27">
-        <w:r>
-          <w:rPr>
-            <w:lang w:val="zh_TW" w:bidi="zh_TW"/>
-          </w:rPr>
-          <w:rPr>
-            <w:color w:val="0000EE"/>
-            <w:u w:val="single"/>
-          </w:rPr>
-          <w:t>代上27:21</w:t>
-        </w:r>
-      </w:hyperlink>
+      <w:r>
+        <w:rPr>
+          <w:lang w:val="zh_TW" w:bidi="zh_TW"/>
+        </w:rPr>
+        <w:t>代上27:21</w:t>
+      </w:r>
       <w:r>
         <w:rPr>
           <w:lang w:val="zh_TW" w:bidi="zh_TW"/>
@@ -996,36 +894,24 @@
         </w:rPr>
         <w:t>掃羅軍中的將領（</w:t>
       </w:r>
-      <w:hyperlink r:id="rId28">
-        <w:r>
-          <w:rPr>
-            <w:lang w:val="zh_TW" w:bidi="zh_TW"/>
-          </w:rPr>
-          <w:rPr>
-            <w:color w:val="0000EE"/>
-            <w:u w:val="single"/>
-          </w:rPr>
-          <w:t>撒下4:2</w:t>
-        </w:r>
-      </w:hyperlink>
+      <w:r>
+        <w:rPr>
+          <w:lang w:val="zh_TW" w:bidi="zh_TW"/>
+        </w:rPr>
+        <w:t>撒下4:2</w:t>
+      </w:r>
       <w:r>
         <w:rPr>
           <w:lang w:val="zh_TW" w:bidi="zh_TW"/>
         </w:rPr>
         <w:t>）和大衛軍中的勇士（</w:t>
       </w:r>
-      <w:hyperlink r:id="rId29">
-        <w:r>
-          <w:rPr>
-            <w:lang w:val="zh_TW" w:bidi="zh_TW"/>
-          </w:rPr>
-          <w:rPr>
-            <w:color w:val="0000EE"/>
-            <w:u w:val="single"/>
-          </w:rPr>
-          <w:t>撒下23:29</w:t>
-        </w:r>
-      </w:hyperlink>
+      <w:r>
+        <w:rPr>
+          <w:lang w:val="zh_TW" w:bidi="zh_TW"/>
+        </w:rPr>
+        <w:t>撒下23:29</w:t>
+      </w:r>
       <w:r>
         <w:rPr>
           <w:lang w:val="zh_TW" w:bidi="zh_TW"/>
@@ -1050,18 +936,12 @@
         </w:rPr>
         <w:t>熟練的弓箭手（</w:t>
       </w:r>
-      <w:hyperlink r:id="rId30">
-        <w:r>
-          <w:rPr>
-            <w:lang w:val="zh_TW" w:bidi="zh_TW"/>
-          </w:rPr>
-          <w:rPr>
-            <w:color w:val="0000EE"/>
-            <w:u w:val="single"/>
-          </w:rPr>
-          <w:t>代上8:40</w:t>
-        </w:r>
-      </w:hyperlink>
+      <w:r>
+        <w:rPr>
+          <w:lang w:val="zh_TW" w:bidi="zh_TW"/>
+        </w:rPr>
+        <w:t>代上8:40</w:t>
+      </w:r>
       <w:r>
         <w:rPr>
           <w:lang w:val="zh_TW" w:bidi="zh_TW"/>
@@ -1086,18 +966,12 @@
         </w:rPr>
         <w:t>所羅門服役之人的首領（</w:t>
       </w:r>
-      <w:hyperlink r:id="rId31">
-        <w:r>
-          <w:rPr>
-            <w:lang w:val="zh_TW" w:bidi="zh_TW"/>
-          </w:rPr>
-          <w:rPr>
-            <w:color w:val="0000EE"/>
-            <w:u w:val="single"/>
-          </w:rPr>
-          <w:t>王上4:18</w:t>
-        </w:r>
-      </w:hyperlink>
+      <w:r>
+        <w:rPr>
+          <w:lang w:val="zh_TW" w:bidi="zh_TW"/>
+        </w:rPr>
+        <w:t>王上4:18</w:t>
+      </w:r>
       <w:r>
         <w:rPr>
           <w:lang w:val="zh_TW" w:bidi="zh_TW"/>
@@ -1136,18 +1010,12 @@
         </w:rPr>
         <w:t>便雅憫人帕提是十二個探子之一。當探子探察迦南地回來後，他和其他探子一同報惡信（</w:t>
       </w:r>
-      <w:hyperlink r:id="rId32">
-        <w:r>
-          <w:rPr>
-            <w:lang w:val="zh_TW" w:bidi="zh_TW"/>
-          </w:rPr>
-          <w:rPr>
-            <w:color w:val="0000EE"/>
-            <w:u w:val="single"/>
-          </w:rPr>
-          <w:t>民13:1–2、9、31–33</w:t>
-        </w:r>
-      </w:hyperlink>
+      <w:r>
+        <w:rPr>
+          <w:lang w:val="zh_TW" w:bidi="zh_TW"/>
+        </w:rPr>
+        <w:t>民13:1–2、9、31–33</w:t>
+      </w:r>
       <w:r>
         <w:rPr>
           <w:lang w:val="zh_TW" w:bidi="zh_TW"/>
@@ -1172,18 +1040,12 @@
         </w:rPr>
         <w:t>便雅憫支派沒有順服神，也缺乏勇氣，未能把迦南人從他們所得的地業中趕出去（</w:t>
       </w:r>
-      <w:hyperlink r:id="rId33">
-        <w:r>
-          <w:rPr>
-            <w:lang w:val="zh_TW" w:bidi="zh_TW"/>
-          </w:rPr>
-          <w:rPr>
-            <w:color w:val="0000EE"/>
-            <w:u w:val="single"/>
-          </w:rPr>
-          <w:t>士1:21</w:t>
-        </w:r>
-      </w:hyperlink>
+      <w:r>
+        <w:rPr>
+          <w:lang w:val="zh_TW" w:bidi="zh_TW"/>
+        </w:rPr>
+        <w:t>士1:21</w:t>
+      </w:r>
       <w:r>
         <w:rPr>
           <w:lang w:val="zh_TW" w:bidi="zh_TW"/>
@@ -1208,36 +1070,24 @@
         </w:rPr>
         <w:t>便雅憫支派中有人凌辱一名妾，導致她死亡，這支派卻為他們辯護，這件事引發了便雅憫支派與其它支派之間的爭戰，導致便雅憫支派幾乎滅絕（</w:t>
       </w:r>
-      <w:hyperlink r:id="rId34">
-        <w:r>
-          <w:rPr>
-            <w:lang w:val="zh_TW" w:bidi="zh_TW"/>
-          </w:rPr>
-          <w:rPr>
-            <w:color w:val="0000EE"/>
-            <w:u w:val="single"/>
-          </w:rPr>
-          <w:t>士19–20章</w:t>
-        </w:r>
-      </w:hyperlink>
+      <w:r>
+        <w:rPr>
+          <w:lang w:val="zh_TW" w:bidi="zh_TW"/>
+        </w:rPr>
+        <w:t>士19–20章</w:t>
+      </w:r>
       <w:r>
         <w:rPr>
           <w:lang w:val="zh_TW" w:bidi="zh_TW"/>
         </w:rPr>
         <w:t>）。為了避免便雅憫支派滅亡，其它支派讓倖存的便雅憫人擄去數百名女子作妻子（</w:t>
       </w:r>
-      <w:hyperlink r:id="rId35">
-        <w:r>
-          <w:rPr>
-            <w:lang w:val="zh_TW" w:bidi="zh_TW"/>
-          </w:rPr>
-          <w:rPr>
-            <w:color w:val="0000EE"/>
-            <w:u w:val="single"/>
-          </w:rPr>
-          <w:t>士21章</w:t>
-        </w:r>
-      </w:hyperlink>
+      <w:r>
+        <w:rPr>
+          <w:lang w:val="zh_TW" w:bidi="zh_TW"/>
+        </w:rPr>
+        <w:t>士21章</w:t>
+      </w:r>
       <w:r>
         <w:rPr>
           <w:lang w:val="zh_TW" w:bidi="zh_TW"/>
@@ -1276,54 +1126,36 @@
         </w:rPr>
         <w:t>在出埃及期間，他們在以色列的組織中（</w:t>
       </w:r>
-      <w:hyperlink r:id="rId36">
-        <w:r>
-          <w:rPr>
-            <w:lang w:val="zh_TW" w:bidi="zh_TW"/>
-          </w:rPr>
-          <w:rPr>
-            <w:color w:val="0000EE"/>
-            <w:u w:val="single"/>
-          </w:rPr>
-          <w:t>民1:11</w:t>
-        </w:r>
-      </w:hyperlink>
+      <w:r>
+        <w:rPr>
+          <w:lang w:val="zh_TW" w:bidi="zh_TW"/>
+        </w:rPr>
+        <w:t>民1:11</w:t>
+      </w:r>
       <w:r>
         <w:rPr>
           <w:lang w:val="zh_TW" w:bidi="zh_TW"/>
         </w:rPr>
         <w:t>）、軍兵中（</w:t>
       </w:r>
-      <w:hyperlink r:id="rId37">
-        <w:r>
-          <w:rPr>
-            <w:lang w:val="zh_TW" w:bidi="zh_TW"/>
-          </w:rPr>
-          <w:rPr>
-            <w:color w:val="0000EE"/>
-            <w:u w:val="single"/>
-          </w:rPr>
-          <w:t>民2:22</w:t>
-        </w:r>
-      </w:hyperlink>
+      <w:r>
+        <w:rPr>
+          <w:lang w:val="zh_TW" w:bidi="zh_TW"/>
+        </w:rPr>
+        <w:t>民2:22</w:t>
+      </w:r>
       <w:r>
         <w:rPr>
           <w:lang w:val="zh_TW" w:bidi="zh_TW"/>
         </w:rPr>
         <w:t>）各按其位，並獻上本支派的供物（</w:t>
       </w:r>
-      <w:hyperlink r:id="rId38">
-        <w:r>
-          <w:rPr>
-            <w:lang w:val="zh_TW" w:bidi="zh_TW"/>
-          </w:rPr>
-          <w:rPr>
-            <w:color w:val="0000EE"/>
-            <w:u w:val="single"/>
-          </w:rPr>
-          <w:t>民7:60</w:t>
-        </w:r>
-      </w:hyperlink>
+      <w:r>
+        <w:rPr>
+          <w:lang w:val="zh_TW" w:bidi="zh_TW"/>
+        </w:rPr>
+        <w:t>民7:60</w:t>
+      </w:r>
       <w:r>
         <w:rPr>
           <w:lang w:val="zh_TW" w:bidi="zh_TW"/>
@@ -1348,36 +1180,24 @@
         </w:rPr>
         <w:t>他們對王室十分忠誠。起初忠於掃羅及其家族（</w:t>
       </w:r>
-      <w:hyperlink r:id="rId39">
-        <w:r>
-          <w:rPr>
-            <w:lang w:val="zh_TW" w:bidi="zh_TW"/>
-          </w:rPr>
-          <w:rPr>
-            <w:color w:val="0000EE"/>
-            <w:u w:val="single"/>
-          </w:rPr>
-          <w:t>撒下2:8–31</w:t>
-        </w:r>
-      </w:hyperlink>
+      <w:r>
+        <w:rPr>
+          <w:lang w:val="zh_TW" w:bidi="zh_TW"/>
+        </w:rPr>
+        <w:t>撒下2:8–31</w:t>
+      </w:r>
       <w:r>
         <w:rPr>
           <w:lang w:val="zh_TW" w:bidi="zh_TW"/>
         </w:rPr>
         <w:t>），後來也支持大衛及其後裔。當耶羅波安脫離猶大家分裂王國時，便雅憫仍然效忠所羅門的兒子羅波安（</w:t>
       </w:r>
-      <w:hyperlink r:id="rId40">
-        <w:r>
-          <w:rPr>
-            <w:lang w:val="zh_TW" w:bidi="zh_TW"/>
-          </w:rPr>
-          <w:rPr>
-            <w:color w:val="0000EE"/>
-            <w:u w:val="single"/>
-          </w:rPr>
-          <w:t>王上12:21–24</w:t>
-        </w:r>
-      </w:hyperlink>
+      <w:r>
+        <w:rPr>
+          <w:lang w:val="zh_TW" w:bidi="zh_TW"/>
+        </w:rPr>
+        <w:t>王上12:21–24</w:t>
+      </w:r>
       <w:r>
         <w:rPr>
           <w:lang w:val="zh_TW" w:bidi="zh_TW"/>
@@ -1416,18 +1236,12 @@
         </w:rPr>
         <w:t>古實，大衛曾因他作詩（</w:t>
       </w:r>
-      <w:hyperlink r:id="rId41">
-        <w:r>
-          <w:rPr>
-            <w:lang w:val="zh_TW" w:bidi="zh_TW"/>
-          </w:rPr>
-          <w:rPr>
-            <w:color w:val="0000EE"/>
-            <w:u w:val="single"/>
-          </w:rPr>
-          <w:t>詩7篇</w:t>
-        </w:r>
-      </w:hyperlink>
+      <w:r>
+        <w:rPr>
+          <w:lang w:val="zh_TW" w:bidi="zh_TW"/>
+        </w:rPr>
+        <w:t>詩7篇</w:t>
+      </w:r>
       <w:r>
         <w:rPr>
           <w:lang w:val="zh_TW" w:bidi="zh_TW"/>
@@ -1452,30 +1266,18 @@
         </w:rPr>
         <w:t>先知耶利米，雖然他是利未人，卻住在便雅憫地（</w:t>
       </w:r>
-      <w:hyperlink r:id="rId42">
-        <w:r>
-          <w:rPr>
-            <w:lang w:val="zh_TW" w:bidi="zh_TW"/>
-          </w:rPr>
-          <w:rPr>
-            <w:color w:val="0000EE"/>
-            <w:u w:val="single"/>
-          </w:rPr>
-          <w:t>耶1:1，</w:t>
-        </w:r>
-      </w:hyperlink>
-      <w:hyperlink r:id="rId43">
-        <w:r>
-          <w:rPr>
-            <w:lang w:val="zh_TW" w:bidi="zh_TW"/>
-          </w:rPr>
-          <w:rPr>
-            <w:color w:val="0000EE"/>
-            <w:u w:val="single"/>
-          </w:rPr>
-          <w:t>32:8</w:t>
-        </w:r>
-      </w:hyperlink>
+      <w:r>
+        <w:rPr>
+          <w:lang w:val="zh_TW" w:bidi="zh_TW"/>
+        </w:rPr>
+        <w:t>耶1:1，</w:t>
+      </w:r>
+      <w:r>
+        <w:rPr>
+          <w:lang w:val="zh_TW" w:bidi="zh_TW"/>
+        </w:rPr>
+        <w:t>32:8</w:t>
+      </w:r>
       <w:r>
         <w:rPr>
           <w:lang w:val="zh_TW" w:bidi="zh_TW"/>
@@ -1500,18 +1302,12 @@
         </w:rPr>
         <w:t>末底改，以斯帖王后的叔父和謀士（</w:t>
       </w:r>
-      <w:hyperlink r:id="rId44">
-        <w:r>
-          <w:rPr>
-            <w:lang w:val="zh_TW" w:bidi="zh_TW"/>
-          </w:rPr>
-          <w:rPr>
-            <w:color w:val="0000EE"/>
-            <w:u w:val="single"/>
-          </w:rPr>
-          <w:t>斯2:5</w:t>
-        </w:r>
-      </w:hyperlink>
+      <w:r>
+        <w:rPr>
+          <w:lang w:val="zh_TW" w:bidi="zh_TW"/>
+        </w:rPr>
+        <w:t>斯2:5</w:t>
+      </w:r>
       <w:r>
         <w:rPr>
           <w:lang w:val="zh_TW" w:bidi="zh_TW"/>
@@ -1543,72 +1339,48 @@
         </w:rPr>
         <w:t>在新約聖經中，使徒保羅以自己屬於便雅憫支派為榮，曾兩次提到自己是便雅憫人（</w:t>
       </w:r>
-      <w:hyperlink r:id="rId45">
-        <w:r>
-          <w:rPr>
-            <w:lang w:val="zh_TW" w:bidi="zh_TW"/>
-          </w:rPr>
-          <w:rPr>
-            <w:color w:val="0000EE"/>
-            <w:u w:val="single"/>
-          </w:rPr>
-          <w:t>羅11:1</w:t>
-        </w:r>
-      </w:hyperlink>
+      <w:r>
+        <w:rPr>
+          <w:lang w:val="zh_TW" w:bidi="zh_TW"/>
+        </w:rPr>
+        <w:t>羅11:1</w:t>
+      </w:r>
       <w:r>
         <w:rPr>
           <w:lang w:val="zh_TW" w:bidi="zh_TW"/>
         </w:rPr>
         <w:t>；</w:t>
       </w:r>
-      <w:hyperlink r:id="rId46">
-        <w:r>
-          <w:rPr>
-            <w:lang w:val="zh_TW" w:bidi="zh_TW"/>
-          </w:rPr>
-          <w:rPr>
-            <w:color w:val="0000EE"/>
-            <w:u w:val="single"/>
-          </w:rPr>
-          <w:t>腓3:5</w:t>
-        </w:r>
-      </w:hyperlink>
+      <w:r>
+        <w:rPr>
+          <w:lang w:val="zh_TW" w:bidi="zh_TW"/>
+        </w:rPr>
+        <w:t>腓3:5</w:t>
+      </w:r>
       <w:r>
         <w:rPr>
           <w:lang w:val="zh_TW" w:bidi="zh_TW"/>
         </w:rPr>
         <w:t>）。保羅在彼西底的安提阿講道時，簡要回顧以色列的歷史，也提到掃羅是出自便雅憫支派的王（</w:t>
       </w:r>
-      <w:hyperlink r:id="rId47">
-        <w:r>
-          <w:rPr>
-            <w:lang w:val="zh_TW" w:bidi="zh_TW"/>
-          </w:rPr>
-          <w:rPr>
-            <w:color w:val="0000EE"/>
-            <w:u w:val="single"/>
-          </w:rPr>
-          <w:t>徒13:21</w:t>
-        </w:r>
-      </w:hyperlink>
+      <w:r>
+        <w:rPr>
+          <w:lang w:val="zh_TW" w:bidi="zh_TW"/>
+        </w:rPr>
+        <w:t>徒13:21</w:t>
+      </w:r>
       <w:r>
         <w:rPr>
           <w:lang w:val="zh_TW" w:bidi="zh_TW"/>
         </w:rPr>
         <w:t>）。在新約聖經另一處經文中，約翰在啟示錄的異象裡提到便雅憫支派，並將它列在其它11個支派之中（</w:t>
       </w:r>
-      <w:hyperlink r:id="rId48">
-        <w:r>
-          <w:rPr>
-            <w:lang w:val="zh_TW" w:bidi="zh_TW"/>
-          </w:rPr>
-          <w:rPr>
-            <w:color w:val="0000EE"/>
-            <w:u w:val="single"/>
-          </w:rPr>
-          <w:t>啟7:8</w:t>
-        </w:r>
-      </w:hyperlink>
+      <w:r>
+        <w:rPr>
+          <w:lang w:val="zh_TW" w:bidi="zh_TW"/>
+        </w:rPr>
+        <w:t>啟7:8</w:t>
+      </w:r>
       <w:r>
         <w:rPr>
           <w:lang w:val="zh_TW" w:bidi="zh_TW"/>
@@ -1696,18 +1468,12 @@
         </w:rPr>
         <w:t>羅得與他的小女兒所生的兒子。羅得與大女兒同樣發生了不倫關係，生了一個兒子，名叫摩押。這兩個兒子分別是亞捫人與摩押人的先祖（</w:t>
       </w:r>
-      <w:hyperlink r:id="rId49">
-        <w:r>
-          <w:rPr>
-            <w:lang w:val="zh_TW" w:bidi="zh_TW"/>
-          </w:rPr>
-          <w:rPr>
-            <w:color w:val="0000EE"/>
-            <w:u w:val="single"/>
-          </w:rPr>
-          <w:t>創19:38</w:t>
-        </w:r>
-      </w:hyperlink>
+      <w:r>
+        <w:rPr>
+          <w:lang w:val="zh_TW" w:bidi="zh_TW"/>
+        </w:rPr>
+        <w:t>創19:38</w:t>
+      </w:r>
       <w:r>
         <w:rPr>
           <w:lang w:val="zh_TW" w:bidi="zh_TW"/>
@@ -1728,90 +1494,60 @@
         </w:rPr>
         <w:t>羅得本可以分得神給亞伯拉罕的應許（</w:t>
       </w:r>
-      <w:hyperlink r:id="rId50">
-        <w:r>
-          <w:rPr>
-            <w:lang w:val="zh_TW" w:bidi="zh_TW"/>
-          </w:rPr>
-          <w:rPr>
-            <w:color w:val="0000EE"/>
-            <w:u w:val="single"/>
-          </w:rPr>
-          <w:t>創11:31</w:t>
-        </w:r>
-      </w:hyperlink>
+      <w:r>
+        <w:rPr>
+          <w:lang w:val="zh_TW" w:bidi="zh_TW"/>
+        </w:rPr>
+        <w:t>創11:31</w:t>
+      </w:r>
       <w:r>
         <w:rPr>
           <w:lang w:val="zh_TW" w:bidi="zh_TW"/>
         </w:rPr>
         <w:t>，</w:t>
       </w:r>
-      <w:hyperlink r:id="rId51">
-        <w:r>
-          <w:rPr>
-            <w:lang w:val="zh_TW" w:bidi="zh_TW"/>
-          </w:rPr>
-          <w:rPr>
-            <w:color w:val="0000EE"/>
-            <w:u w:val="single"/>
-          </w:rPr>
-          <w:t>12:1–4</w:t>
-        </w:r>
-      </w:hyperlink>
+      <w:r>
+        <w:rPr>
+          <w:lang w:val="zh_TW" w:bidi="zh_TW"/>
+        </w:rPr>
+        <w:t>12:1–4</w:t>
+      </w:r>
       <w:r>
         <w:rPr>
           <w:lang w:val="zh_TW" w:bidi="zh_TW"/>
         </w:rPr>
         <w:t>），但他偏行己路（</w:t>
       </w:r>
-      <w:hyperlink r:id="rId52">
-        <w:r>
-          <w:rPr>
-            <w:lang w:val="zh_TW" w:bidi="zh_TW"/>
-          </w:rPr>
-          <w:rPr>
-            <w:color w:val="0000EE"/>
-            <w:u w:val="single"/>
-          </w:rPr>
-          <w:t>13:2–12</w:t>
-        </w:r>
-      </w:hyperlink>
+      <w:r>
+        <w:rPr>
+          <w:lang w:val="zh_TW" w:bidi="zh_TW"/>
+        </w:rPr>
+        <w:t>13:2–12</w:t>
+      </w:r>
       <w:r>
         <w:rPr>
           <w:lang w:val="zh_TW" w:bidi="zh_TW"/>
         </w:rPr>
         <w:t>），也沒有信靠耶和華（</w:t>
       </w:r>
-      <w:hyperlink r:id="rId53">
-        <w:r>
-          <w:rPr>
-            <w:lang w:val="zh_TW" w:bidi="zh_TW"/>
-          </w:rPr>
-          <w:rPr>
-            <w:color w:val="0000EE"/>
-            <w:u w:val="single"/>
-          </w:rPr>
-          <w:t>19:15–23</w:t>
-        </w:r>
-      </w:hyperlink>
+      <w:r>
+        <w:rPr>
+          <w:lang w:val="zh_TW" w:bidi="zh_TW"/>
+        </w:rPr>
+        <w:t>19:15–23</w:t>
+      </w:r>
       <w:r>
         <w:rPr>
           <w:lang w:val="zh_TW" w:bidi="zh_TW"/>
         </w:rPr>
         <w:t>）。然而，以色列人因著羅得與亞伯拉罕的關係，仍然尊重羅得的後裔，即使亞捫人與摩押人有時是以色列的強敵（</w:t>
       </w:r>
-      <w:hyperlink r:id="rId54">
-        <w:r>
-          <w:rPr>
-            <w:lang w:val="zh_TW" w:bidi="zh_TW"/>
-          </w:rPr>
-          <w:rPr>
-            <w:color w:val="0000EE"/>
-            <w:u w:val="single"/>
-          </w:rPr>
-          <w:t>代下20:1–12</w:t>
-        </w:r>
-      </w:hyperlink>
+      <w:r>
+        <w:rPr>
+          <w:lang w:val="zh_TW" w:bidi="zh_TW"/>
+        </w:rPr>
+        <w:t>代下20:1–12</w:t>
+      </w:r>
       <w:r>
         <w:rPr>
           <w:lang w:val="zh_TW" w:bidi="zh_TW"/>
@@ -1893,72 +1629,48 @@
         </w:rPr>
         <w:t>耶穌在地上工作時所發生的事件，記載於新約的四處經文中（</w:t>
       </w:r>
-      <w:hyperlink r:id="rId55">
-        <w:r>
-          <w:rPr>
-            <w:lang w:val="zh_TW" w:bidi="zh_TW"/>
-          </w:rPr>
-          <w:rPr>
-            <w:color w:val="0000EE"/>
-            <w:u w:val="single"/>
-          </w:rPr>
-          <w:t>太17:1–8</w:t>
-        </w:r>
-      </w:hyperlink>
+      <w:r>
+        <w:rPr>
+          <w:lang w:val="zh_TW" w:bidi="zh_TW"/>
+        </w:rPr>
+        <w:t>太17:1–8</w:t>
+      </w:r>
       <w:r>
         <w:rPr>
           <w:lang w:val="zh_TW" w:bidi="zh_TW"/>
         </w:rPr>
         <w:t>；</w:t>
       </w:r>
-      <w:hyperlink r:id="rId56">
-        <w:r>
-          <w:rPr>
-            <w:lang w:val="zh_TW" w:bidi="zh_TW"/>
-          </w:rPr>
-          <w:rPr>
-            <w:color w:val="0000EE"/>
-            <w:u w:val="single"/>
-          </w:rPr>
-          <w:t>可9:2–8</w:t>
-        </w:r>
-      </w:hyperlink>
+      <w:r>
+        <w:rPr>
+          <w:lang w:val="zh_TW" w:bidi="zh_TW"/>
+        </w:rPr>
+        <w:t>可9:2–8</w:t>
+      </w:r>
       <w:r>
         <w:rPr>
           <w:lang w:val="zh_TW" w:bidi="zh_TW"/>
         </w:rPr>
         <w:t>；</w:t>
       </w:r>
-      <w:hyperlink r:id="rId57">
-        <w:r>
-          <w:rPr>
-            <w:lang w:val="zh_TW" w:bidi="zh_TW"/>
-          </w:rPr>
-          <w:rPr>
-            <w:color w:val="0000EE"/>
-            <w:u w:val="single"/>
-          </w:rPr>
-          <w:t>路9:28–36</w:t>
-        </w:r>
-      </w:hyperlink>
+      <w:r>
+        <w:rPr>
+          <w:lang w:val="zh_TW" w:bidi="zh_TW"/>
+        </w:rPr>
+        <w:t>路9:28–36</w:t>
+      </w:r>
       <w:r>
         <w:rPr>
           <w:lang w:val="zh_TW" w:bidi="zh_TW"/>
         </w:rPr>
         <w:t>；</w:t>
       </w:r>
-      <w:hyperlink r:id="rId58">
-        <w:r>
-          <w:rPr>
-            <w:lang w:val="zh_TW" w:bidi="zh_TW"/>
-          </w:rPr>
-          <w:rPr>
-            <w:color w:val="0000EE"/>
-            <w:u w:val="single"/>
-          </w:rPr>
-          <w:t>彼後1:16–18</w:t>
-        </w:r>
-      </w:hyperlink>
+      <w:r>
+        <w:rPr>
+          <w:lang w:val="zh_TW" w:bidi="zh_TW"/>
+        </w:rPr>
+        <w:t>彼後1:16–18</w:t>
+      </w:r>
       <w:r>
         <w:rPr>
           <w:lang w:val="zh_TW" w:bidi="zh_TW"/>
@@ -1990,36 +1702,24 @@
         </w:rPr>
         <w:t>新約聖經中並未明確指出變像的確切地點。</w:t>
       </w:r>
-      <w:hyperlink r:id="rId59">
-        <w:r>
-          <w:rPr>
-            <w:lang w:val="zh_TW" w:bidi="zh_TW"/>
-          </w:rPr>
-          <w:rPr>
-            <w:color w:val="0000EE"/>
-            <w:u w:val="single"/>
-          </w:rPr>
-          <w:t>馬太福音十七章1節</w:t>
-        </w:r>
-      </w:hyperlink>
+      <w:r>
+        <w:rPr>
+          <w:lang w:val="zh_TW" w:bidi="zh_TW"/>
+        </w:rPr>
+        <w:t>馬太福音十七章1節</w:t>
+      </w:r>
       <w:r>
         <w:rPr>
           <w:lang w:val="zh_TW" w:bidi="zh_TW"/>
         </w:rPr>
         <w:t>和</w:t>
       </w:r>
-      <w:hyperlink r:id="rId60">
-        <w:r>
-          <w:rPr>
-            <w:lang w:val="zh_TW" w:bidi="zh_TW"/>
-          </w:rPr>
-          <w:rPr>
-            <w:color w:val="0000EE"/>
-            <w:u w:val="single"/>
-          </w:rPr>
-          <w:t>馬可福音九章2節</w:t>
-        </w:r>
-      </w:hyperlink>
+      <w:r>
+        <w:rPr>
+          <w:lang w:val="zh_TW" w:bidi="zh_TW"/>
+        </w:rPr>
+        <w:t>馬可福音九章2節</w:t>
+      </w:r>
       <w:r>
         <w:rPr>
           <w:lang w:val="zh_TW" w:bidi="zh_TW"/>
@@ -2051,36 +1751,24 @@
         </w:rPr>
         <w:t>在凱撒利亞腓立比事件發生六天後，耶穌帶著彼得、雅各和約翰到一座高山上與祂獨處。就像在其它幾次的場合中，只有這三位門徒陪伴耶穌（參</w:t>
       </w:r>
-      <w:hyperlink r:id="rId61">
-        <w:r>
-          <w:rPr>
-            <w:lang w:val="zh_TW" w:bidi="zh_TW"/>
-          </w:rPr>
-          <w:rPr>
-            <w:color w:val="0000EE"/>
-            <w:u w:val="single"/>
-          </w:rPr>
-          <w:t>可5:35–43</w:t>
-        </w:r>
-      </w:hyperlink>
+      <w:r>
+        <w:rPr>
+          <w:lang w:val="zh_TW" w:bidi="zh_TW"/>
+        </w:rPr>
+        <w:t>可5:35–43</w:t>
+      </w:r>
       <w:r>
         <w:rPr>
           <w:lang w:val="zh_TW" w:bidi="zh_TW"/>
         </w:rPr>
         <w:t>，</w:t>
       </w:r>
-      <w:hyperlink r:id="rId62">
-        <w:r>
-          <w:rPr>
-            <w:lang w:val="zh_TW" w:bidi="zh_TW"/>
-          </w:rPr>
-          <w:rPr>
-            <w:color w:val="0000EE"/>
-            <w:u w:val="single"/>
-          </w:rPr>
-          <w:t>14:32–42</w:t>
-        </w:r>
-      </w:hyperlink>
+      <w:r>
+        <w:rPr>
+          <w:lang w:val="zh_TW" w:bidi="zh_TW"/>
+        </w:rPr>
+        <w:t>14:32–42</w:t>
+      </w:r>
       <w:r>
         <w:rPr>
           <w:lang w:val="zh_TW" w:bidi="zh_TW"/>
@@ -2109,18 +1797,12 @@
         </w:rPr>
         <w:t>「變了形像」。各福音書都記載了耶穌發生了一種非凡的變化。耶穌的形象變得光輝，「臉面明亮如日頭，衣裳潔白如光」（</w:t>
       </w:r>
-      <w:hyperlink r:id="rId63">
-        <w:r>
-          <w:rPr>
-            <w:lang w:val="zh_TW" w:bidi="zh_TW"/>
-          </w:rPr>
-          <w:rPr>
-            <w:color w:val="0000EE"/>
-            <w:u w:val="single"/>
-          </w:rPr>
-          <w:t>太17:2</w:t>
-        </w:r>
-      </w:hyperlink>
+      <w:r>
+        <w:rPr>
+          <w:lang w:val="zh_TW" w:bidi="zh_TW"/>
+        </w:rPr>
+        <w:t>太17:2</w:t>
+      </w:r>
       <w:r>
         <w:rPr>
           <w:lang w:val="zh_TW" w:bidi="zh_TW"/>
@@ -2158,36 +1840,24 @@
         </w:rPr>
         <w:t>摩西和以利亞出現並與耶穌交談。這兩位代表律法和先知的人被描述為與耶穌談論祂的「去世（exodus）」或離開（</w:t>
       </w:r>
-      <w:hyperlink r:id="rId64">
-        <w:r>
-          <w:rPr>
-            <w:lang w:val="zh_TW" w:bidi="zh_TW"/>
-          </w:rPr>
-          <w:rPr>
-            <w:color w:val="0000EE"/>
-            <w:u w:val="single"/>
-          </w:rPr>
-          <w:t>路9:31</w:t>
-        </w:r>
-      </w:hyperlink>
+      <w:r>
+        <w:rPr>
+          <w:lang w:val="zh_TW" w:bidi="zh_TW"/>
+        </w:rPr>
+        <w:t>路9:31</w:t>
+      </w:r>
       <w:r>
         <w:rPr>
           <w:lang w:val="zh_TW" w:bidi="zh_TW"/>
         </w:rPr>
         <w:t>）。在</w:t>
       </w:r>
-      <w:hyperlink r:id="rId64">
-        <w:r>
-          <w:rPr>
-            <w:lang w:val="zh_TW" w:bidi="zh_TW"/>
-          </w:rPr>
-          <w:rPr>
-            <w:color w:val="0000EE"/>
-            <w:u w:val="single"/>
-          </w:rPr>
-          <w:t>路加福音九章31節</w:t>
-        </w:r>
-      </w:hyperlink>
+      <w:r>
+        <w:rPr>
+          <w:lang w:val="zh_TW" w:bidi="zh_TW"/>
+        </w:rPr>
+        <w:t>路加福音九章31節</w:t>
+      </w:r>
       <w:r>
         <w:rPr>
           <w:lang w:val="zh_TW" w:bidi="zh_TW"/>
@@ -2212,18 +1882,12 @@
         </w:rPr>
         <w:t>彼得說這對三個門徒來說是好事，他們能夠在場見證這一切，並且建議他們建造三個棚子，之後，有聲音從天上說：「這是我的愛子，你們要聽他」（</w:t>
       </w:r>
-      <w:hyperlink r:id="rId65">
-        <w:r>
-          <w:rPr>
-            <w:lang w:val="zh_TW" w:bidi="zh_TW"/>
-          </w:rPr>
-          <w:rPr>
-            <w:color w:val="0000EE"/>
-            <w:u w:val="single"/>
-          </w:rPr>
-          <w:t>可9:7</w:t>
-        </w:r>
-      </w:hyperlink>
+      <w:r>
+        <w:rPr>
+          <w:lang w:val="zh_TW" w:bidi="zh_TW"/>
+        </w:rPr>
+        <w:t>可9:7</w:t>
+      </w:r>
       <w:r>
         <w:rPr>
           <w:lang w:val="zh_TW" w:bidi="zh_TW"/>
@@ -2255,126 +1919,84 @@
         </w:rPr>
         <w:t>要理解變像事件的意義，必須將耶穌變像時天上的聲音，與耶穌受洗時天上的聲音作對比。在耶穌受洗時，</w:t>
       </w:r>
-      <w:hyperlink r:id="rId66">
-        <w:r>
-          <w:rPr>
-            <w:lang w:val="zh_TW" w:bidi="zh_TW"/>
-          </w:rPr>
-          <w:rPr>
-            <w:color w:val="0000EE"/>
-            <w:u w:val="single"/>
-          </w:rPr>
-          <w:t>馬可福音一章11節</w:t>
-        </w:r>
-      </w:hyperlink>
+      <w:r>
+        <w:rPr>
+          <w:lang w:val="zh_TW" w:bidi="zh_TW"/>
+        </w:rPr>
+        <w:t>馬可福音一章11節</w:t>
+      </w:r>
       <w:r>
         <w:rPr>
           <w:lang w:val="zh_TW" w:bidi="zh_TW"/>
         </w:rPr>
         <w:t>和</w:t>
       </w:r>
-      <w:hyperlink r:id="rId67">
-        <w:r>
-          <w:rPr>
-            <w:lang w:val="zh_TW" w:bidi="zh_TW"/>
-          </w:rPr>
-          <w:rPr>
-            <w:color w:val="0000EE"/>
-            <w:u w:val="single"/>
-          </w:rPr>
-          <w:t>路加福音三章22節</w:t>
-        </w:r>
-      </w:hyperlink>
+      <w:r>
+        <w:rPr>
+          <w:lang w:val="zh_TW" w:bidi="zh_TW"/>
+        </w:rPr>
+        <w:t>路加福音三章22節</w:t>
+      </w:r>
       <w:r>
         <w:rPr>
           <w:lang w:val="zh_TW" w:bidi="zh_TW"/>
         </w:rPr>
         <w:t>都表明那聲音是對耶穌說的：「你是我的愛子。」然而，在變像時，這聲音不是對耶穌說的，而是對彼得、雅各和約翰說的：「這是我的愛子」（</w:t>
       </w:r>
-      <w:hyperlink r:id="rId65">
-        <w:r>
-          <w:rPr>
-            <w:lang w:val="zh_TW" w:bidi="zh_TW"/>
-          </w:rPr>
-          <w:rPr>
-            <w:color w:val="0000EE"/>
-            <w:u w:val="single"/>
-          </w:rPr>
-          <w:t>可9:7</w:t>
-        </w:r>
-      </w:hyperlink>
+      <w:r>
+        <w:rPr>
+          <w:lang w:val="zh_TW" w:bidi="zh_TW"/>
+        </w:rPr>
+        <w:t>可9:7</w:t>
+      </w:r>
       <w:r>
         <w:rPr>
           <w:lang w:val="zh_TW" w:bidi="zh_TW"/>
         </w:rPr>
         <w:t>）。顯然，變像的事件主要是針對門徒而不是耶穌。「在他們面前變了形像」（</w:t>
       </w:r>
-      <w:hyperlink r:id="rId60">
-        <w:r>
-          <w:rPr>
-            <w:lang w:val="zh_TW" w:bidi="zh_TW"/>
-          </w:rPr>
-          <w:rPr>
-            <w:color w:val="0000EE"/>
-            <w:u w:val="single"/>
-          </w:rPr>
-          <w:t>2</w:t>
-        </w:r>
-      </w:hyperlink>
+      <w:r>
+        <w:rPr>
+          <w:lang w:val="zh_TW" w:bidi="zh_TW"/>
+        </w:rPr>
+        <w:t>2</w:t>
+      </w:r>
       <w:r>
         <w:rPr>
           <w:lang w:val="zh_TW" w:bidi="zh_TW"/>
         </w:rPr>
         <w:t>節）；「有以利亞同摩西向他們顯現」（</w:t>
       </w:r>
-      <w:hyperlink r:id="rId68">
-        <w:r>
-          <w:rPr>
-            <w:lang w:val="zh_TW" w:bidi="zh_TW"/>
-          </w:rPr>
-          <w:rPr>
-            <w:color w:val="0000EE"/>
-            <w:u w:val="single"/>
-          </w:rPr>
-          <w:t>4</w:t>
-        </w:r>
-      </w:hyperlink>
+      <w:r>
+        <w:rPr>
+          <w:lang w:val="zh_TW" w:bidi="zh_TW"/>
+        </w:rPr>
+        <w:t>4</w:t>
+      </w:r>
       <w:r>
         <w:rPr>
           <w:lang w:val="zh_TW" w:bidi="zh_TW"/>
         </w:rPr>
         <w:t>節）；「有一朵雲彩來遮蓋他們……『聽他』」（</w:t>
       </w:r>
-      <w:hyperlink r:id="rId65">
-        <w:r>
-          <w:rPr>
-            <w:lang w:val="zh_TW" w:bidi="zh_TW"/>
-          </w:rPr>
-          <w:rPr>
-            <w:color w:val="0000EE"/>
-            <w:u w:val="single"/>
-          </w:rPr>
-          <w:t>7</w:t>
-        </w:r>
-      </w:hyperlink>
+      <w:r>
+        <w:rPr>
+          <w:lang w:val="zh_TW" w:bidi="zh_TW"/>
+        </w:rPr>
+        <w:t>7</w:t>
+      </w:r>
       <w:r>
         <w:rPr>
           <w:lang w:val="zh_TW" w:bidi="zh_TW"/>
         </w:rPr>
         <w:t>節）；「不再見一人，只見耶穌同他們在那裡」（</w:t>
       </w:r>
-      <w:hyperlink r:id="rId69">
-        <w:r>
-          <w:rPr>
-            <w:lang w:val="zh_TW" w:bidi="zh_TW"/>
-          </w:rPr>
-          <w:rPr>
-            <w:color w:val="0000EE"/>
-            <w:u w:val="single"/>
-          </w:rPr>
-          <w:t>8</w:t>
-        </w:r>
-      </w:hyperlink>
+      <w:r>
+        <w:rPr>
+          <w:lang w:val="zh_TW" w:bidi="zh_TW"/>
+        </w:rPr>
+        <w:t>8</w:t>
+      </w:r>
       <w:r>
         <w:rPr>
           <w:lang w:val="zh_TW" w:bidi="zh_TW"/>
@@ -2395,36 +2017,24 @@
         </w:rPr>
         <w:t>在</w:t>
       </w:r>
-      <w:hyperlink r:id="rId58">
-        <w:r>
-          <w:rPr>
-            <w:lang w:val="zh_TW" w:bidi="zh_TW"/>
-          </w:rPr>
-          <w:rPr>
-            <w:color w:val="0000EE"/>
-            <w:u w:val="single"/>
-          </w:rPr>
-          <w:t>彼得後書一章16至18節</w:t>
-        </w:r>
-      </w:hyperlink>
+      <w:r>
+        <w:rPr>
+          <w:lang w:val="zh_TW" w:bidi="zh_TW"/>
+        </w:rPr>
+        <w:t>彼得後書一章16至18節</w:t>
+      </w:r>
       <w:r>
         <w:rPr>
           <w:lang w:val="zh_TW" w:bidi="zh_TW"/>
         </w:rPr>
         <w:t>中，作者回憶自己曾親眼目睹耶穌的變像。約翰似乎也在他的福音書序言中提到此事，說：「我們也見過他的榮光」（</w:t>
       </w:r>
-      <w:hyperlink r:id="rId70">
-        <w:r>
-          <w:rPr>
-            <w:lang w:val="zh_TW" w:bidi="zh_TW"/>
-          </w:rPr>
-          <w:rPr>
-            <w:color w:val="0000EE"/>
-            <w:u w:val="single"/>
-          </w:rPr>
-          <w:t>約1:14</w:t>
-        </w:r>
-      </w:hyperlink>
+      <w:r>
+        <w:rPr>
+          <w:lang w:val="zh_TW" w:bidi="zh_TW"/>
+        </w:rPr>
+        <w:t>約1:14</w:t>
+      </w:r>
       <w:r>
         <w:rPr>
           <w:lang w:val="zh_TW" w:bidi="zh_TW"/>
@@ -2445,48 +2055,30 @@
         </w:rPr>
         <w:t>當基督榮耀再來時，所有信徒都將被改變形像，並因此得到一個榮耀的復活身體。因此，基督的變像是每位信徒將來變像的預告（見</w:t>
       </w:r>
-      <w:hyperlink r:id="rId71">
-        <w:r>
-          <w:rPr>
-            <w:lang w:val="zh_TW" w:bidi="zh_TW"/>
-          </w:rPr>
-          <w:rPr>
-            <w:color w:val="0000EE"/>
-            <w:u w:val="single"/>
-          </w:rPr>
-          <w:t>林前15:42–45</w:t>
-        </w:r>
-      </w:hyperlink>
+      <w:r>
+        <w:rPr>
+          <w:lang w:val="zh_TW" w:bidi="zh_TW"/>
+        </w:rPr>
+        <w:t>林前15:42–45</w:t>
+      </w:r>
       <w:r>
         <w:rPr>
           <w:lang w:val="zh_TW" w:bidi="zh_TW"/>
         </w:rPr>
         <w:t>；</w:t>
       </w:r>
-      <w:hyperlink r:id="rId72">
-        <w:r>
-          <w:rPr>
-            <w:lang w:val="zh_TW" w:bidi="zh_TW"/>
-          </w:rPr>
-          <w:rPr>
-            <w:color w:val="0000EE"/>
-            <w:u w:val="single"/>
-          </w:rPr>
-          <w:t>腓3:20–21；</w:t>
-        </w:r>
-      </w:hyperlink>
-      <w:hyperlink r:id="rId73">
-        <w:r>
-          <w:rPr>
-            <w:lang w:val="zh_TW" w:bidi="zh_TW"/>
-          </w:rPr>
-          <w:rPr>
-            <w:color w:val="0000EE"/>
-            <w:u w:val="single"/>
-          </w:rPr>
-          <w:t>西3:4</w:t>
-        </w:r>
-      </w:hyperlink>
+      <w:r>
+        <w:rPr>
+          <w:lang w:val="zh_TW" w:bidi="zh_TW"/>
+        </w:rPr>
+        <w:t>腓3:20–21；</w:t>
+      </w:r>
+      <w:r>
+        <w:rPr>
+          <w:lang w:val="zh_TW" w:bidi="zh_TW"/>
+        </w:rPr>
+        <w:t>西3:4</w:t>
+      </w:r>
       <w:r>
         <w:rPr>
           <w:lang w:val="zh_TW" w:bidi="zh_TW"/>
